--- a/docs/芃远PIMS系统操作手册.docx
+++ b/docs/芃远PIMS系统操作手册.docx
@@ -160,7 +160,7 @@
           <w:sz w:val="28"/>
           <w:szCs w:val="28"/>
         </w:rPr>
-        <w:t xml:space="preserve">适用系统版本：v7.5</w:t>
+        <w:t xml:space="preserve">适用系统版本：v8.10</w:t>
       </w:r>
     </w:p>
     <w:p>
@@ -229,6 +229,7 @@
         <w:sectPr>
           <w:pgSz w:w="11906" w:h="16838" w:orient="portrait"/>
           <w:pgMar w:top="0" w:right="0" w:bottom="0" w:left="0" w:header="708" w:footer="708" w:gutter="0"/>
+          <w:pgNumType/>
           <w:docGrid w:linePitch="360"/>
         </w:sectPr>
       </w:pPr>
@@ -258,3488 +259,9 @@
         <w:p>
           <w:r>
             <w:fldChar w:fldCharType="begin" w:dirty="true"/>
-          </w:r>
-          <w:r>
             <w:instrText xml:space="preserve">TOC \h \o "1-2"</w:instrText>
-          </w:r>
-          <w:r>
             <w:fldChar w:fldCharType="separate"/>
           </w:r>
-        </w:p>
-        <w:p>
-          <w:pPr>
-            <w:pStyle w:val="9"/>
-            <w:tabs>
-              <w:tab w:val="right" w:leader="dot" w:pos="9026"/>
-            </w:tabs>
-            <w:spacing w:before="120" w:after="60"/>
-          </w:pPr>
-          <w:hyperlink w:anchor="_Toc100000" w:history="1">
-            <w:r>
-              <w:rPr>
-                <w:rStyle w:val="Hyperlink"/>
-              </w:rPr>
-              <w:t>第一章  上手准备：第一次使用本系统</w:t>
-            </w:r>
-            <w:r>
-              <w:tab/>
-            </w:r>
-            <w:r>
-              <w:fldChar w:fldCharType="begin"/>
-            </w:r>
-            <w:r>
-              <w:instrText xml:space="preserve"> PAGEREF _Toc100000 \h </w:instrText>
-            </w:r>
-            <w:r>
-              <w:fldChar w:fldCharType="separate"/>
-            </w:r>
-            <w:r>
-              <w:t>2</w:t>
-            </w:r>
-            <w:r>
-              <w:fldChar w:fldCharType="end"/>
-            </w:r>
-          </w:hyperlink>
-        </w:p>
-        <w:p>
-          <w:pPr>
-            <w:pStyle w:val="11"/>
-            <w:ind w:left="360"/>
-            <w:tabs>
-              <w:tab w:val="right" w:leader="dot" w:pos="9026"/>
-            </w:tabs>
-            <w:spacing w:before="120" w:after="60"/>
-          </w:pPr>
-          <w:hyperlink w:anchor="_Toc100001" w:history="1">
-            <w:r>
-              <w:rPr>
-                <w:rStyle w:val="Hyperlink"/>
-              </w:rPr>
-              <w:t>1.1  使用前需要准备什么</w:t>
-            </w:r>
-            <w:r>
-              <w:tab/>
-            </w:r>
-            <w:r>
-              <w:fldChar w:fldCharType="begin"/>
-            </w:r>
-            <w:r>
-              <w:instrText xml:space="preserve"> PAGEREF _Toc100001 \h </w:instrText>
-            </w:r>
-            <w:r>
-              <w:fldChar w:fldCharType="separate"/>
-            </w:r>
-            <w:r>
-              <w:t>2</w:t>
-            </w:r>
-            <w:r>
-              <w:fldChar w:fldCharType="end"/>
-            </w:r>
-          </w:hyperlink>
-        </w:p>
-        <w:p>
-          <w:pPr>
-            <w:pStyle w:val="11"/>
-            <w:ind w:left="360"/>
-            <w:tabs>
-              <w:tab w:val="right" w:leader="dot" w:pos="9026"/>
-            </w:tabs>
-            <w:spacing w:before="120" w:after="60"/>
-          </w:pPr>
-          <w:hyperlink w:anchor="_Toc100002" w:history="1">
-            <w:r>
-              <w:rPr>
-                <w:rStyle w:val="Hyperlink"/>
-              </w:rPr>
-              <w:t>1.2  登录系统</w:t>
-            </w:r>
-            <w:r>
-              <w:tab/>
-            </w:r>
-            <w:r>
-              <w:fldChar w:fldCharType="begin"/>
-            </w:r>
-            <w:r>
-              <w:instrText xml:space="preserve"> PAGEREF _Toc100002 \h </w:instrText>
-            </w:r>
-            <w:r>
-              <w:fldChar w:fldCharType="separate"/>
-            </w:r>
-            <w:r>
-              <w:t>3</w:t>
-            </w:r>
-            <w:r>
-              <w:fldChar w:fldCharType="end"/>
-            </w:r>
-          </w:hyperlink>
-        </w:p>
-        <w:p>
-          <w:pPr>
-            <w:pStyle w:val="11"/>
-            <w:ind w:left="360"/>
-            <w:tabs>
-              <w:tab w:val="right" w:leader="dot" w:pos="9026"/>
-            </w:tabs>
-            <w:spacing w:before="120" w:after="60"/>
-          </w:pPr>
-          <w:hyperlink w:anchor="_Toc100003" w:history="1">
-            <w:r>
-              <w:rPr>
-                <w:rStyle w:val="Hyperlink"/>
-              </w:rPr>
-              <w:t>1.3  系统里都有什么（业务全景）</w:t>
-            </w:r>
-            <w:r>
-              <w:tab/>
-            </w:r>
-            <w:r>
-              <w:fldChar w:fldCharType="begin"/>
-            </w:r>
-            <w:r>
-              <w:instrText xml:space="preserve"> PAGEREF _Toc100003 \h </w:instrText>
-            </w:r>
-            <w:r>
-              <w:fldChar w:fldCharType="separate"/>
-            </w:r>
-            <w:r>
-              <w:t>3</w:t>
-            </w:r>
-            <w:r>
-              <w:fldChar w:fldCharType="end"/>
-            </w:r>
-          </w:hyperlink>
-        </w:p>
-        <w:p>
-          <w:pPr>
-            <w:pStyle w:val="9"/>
-            <w:tabs>
-              <w:tab w:val="right" w:leader="dot" w:pos="9026"/>
-            </w:tabs>
-            <w:spacing w:before="120" w:after="60"/>
-          </w:pPr>
-          <w:hyperlink w:anchor="_Toc100004" w:history="1">
-            <w:r>
-              <w:rPr>
-                <w:rStyle w:val="Hyperlink"/>
-              </w:rPr>
-              <w:t>第二章  界面与通用操作（全系统通用）</w:t>
-            </w:r>
-            <w:r>
-              <w:tab/>
-            </w:r>
-            <w:r>
-              <w:fldChar w:fldCharType="begin"/>
-            </w:r>
-            <w:r>
-              <w:instrText xml:space="preserve"> PAGEREF _Toc100004 \h </w:instrText>
-            </w:r>
-            <w:r>
-              <w:fldChar w:fldCharType="separate"/>
-            </w:r>
-            <w:r>
-              <w:t>3</w:t>
-            </w:r>
-            <w:r>
-              <w:fldChar w:fldCharType="end"/>
-            </w:r>
-          </w:hyperlink>
-        </w:p>
-        <w:p>
-          <w:pPr>
-            <w:pStyle w:val="11"/>
-            <w:ind w:left="360"/>
-            <w:tabs>
-              <w:tab w:val="right" w:leader="dot" w:pos="9026"/>
-            </w:tabs>
-            <w:spacing w:before="120" w:after="60"/>
-          </w:pPr>
-          <w:hyperlink w:anchor="_Toc100005" w:history="1">
-            <w:r>
-              <w:rPr>
-                <w:rStyle w:val="Hyperlink"/>
-              </w:rPr>
-              <w:t>2.1  页面布局</w:t>
-            </w:r>
-            <w:r>
-              <w:tab/>
-            </w:r>
-            <w:r>
-              <w:fldChar w:fldCharType="begin"/>
-            </w:r>
-            <w:r>
-              <w:instrText xml:space="preserve"> PAGEREF _Toc100005 \h </w:instrText>
-            </w:r>
-            <w:r>
-              <w:fldChar w:fldCharType="separate"/>
-            </w:r>
-            <w:r>
-              <w:t>4</w:t>
-            </w:r>
-            <w:r>
-              <w:fldChar w:fldCharType="end"/>
-            </w:r>
-          </w:hyperlink>
-        </w:p>
-        <w:p>
-          <w:pPr>
-            <w:pStyle w:val="11"/>
-            <w:ind w:left="360"/>
-            <w:tabs>
-              <w:tab w:val="right" w:leader="dot" w:pos="9026"/>
-            </w:tabs>
-            <w:spacing w:before="120" w:after="60"/>
-          </w:pPr>
-          <w:hyperlink w:anchor="_Toc100006" w:history="1">
-            <w:r>
-              <w:rPr>
-                <w:rStyle w:val="Hyperlink"/>
-              </w:rPr>
-              <w:t>2.2  菜单太多找不到？用菜单搜索</w:t>
-            </w:r>
-            <w:r>
-              <w:tab/>
-            </w:r>
-            <w:r>
-              <w:fldChar w:fldCharType="begin"/>
-            </w:r>
-            <w:r>
-              <w:instrText xml:space="preserve"> PAGEREF _Toc100006 \h </w:instrText>
-            </w:r>
-            <w:r>
-              <w:fldChar w:fldCharType="separate"/>
-            </w:r>
-            <w:r>
-              <w:t>4</w:t>
-            </w:r>
-            <w:r>
-              <w:fldChar w:fldCharType="end"/>
-            </w:r>
-          </w:hyperlink>
-        </w:p>
-        <w:p>
-          <w:pPr>
-            <w:pStyle w:val="11"/>
-            <w:ind w:left="360"/>
-            <w:tabs>
-              <w:tab w:val="right" w:leader="dot" w:pos="9026"/>
-            </w:tabs>
-            <w:spacing w:before="120" w:after="60"/>
-          </w:pPr>
-          <w:hyperlink w:anchor="_Toc100007" w:history="1">
-            <w:r>
-              <w:rPr>
-                <w:rStyle w:val="Hyperlink"/>
-              </w:rPr>
-              <w:t>2.3  列表页通用操作</w:t>
-            </w:r>
-            <w:r>
-              <w:tab/>
-            </w:r>
-            <w:r>
-              <w:fldChar w:fldCharType="begin"/>
-            </w:r>
-            <w:r>
-              <w:instrText xml:space="preserve"> PAGEREF _Toc100007 \h </w:instrText>
-            </w:r>
-            <w:r>
-              <w:fldChar w:fldCharType="separate"/>
-            </w:r>
-            <w:r>
-              <w:t>5</w:t>
-            </w:r>
-            <w:r>
-              <w:fldChar w:fldCharType="end"/>
-            </w:r>
-          </w:hyperlink>
-        </w:p>
-        <w:p>
-          <w:pPr>
-            <w:pStyle w:val="11"/>
-            <w:ind w:left="360"/>
-            <w:tabs>
-              <w:tab w:val="right" w:leader="dot" w:pos="9026"/>
-            </w:tabs>
-            <w:spacing w:before="120" w:after="60"/>
-          </w:pPr>
-          <w:hyperlink w:anchor="_Toc100008" w:history="1">
-            <w:r>
-              <w:rPr>
-                <w:rStyle w:val="Hyperlink"/>
-              </w:rPr>
-              <w:t>2.4  单据的通用规律（重要）</w:t>
-            </w:r>
-            <w:r>
-              <w:tab/>
-            </w:r>
-            <w:r>
-              <w:fldChar w:fldCharType="begin"/>
-            </w:r>
-            <w:r>
-              <w:instrText xml:space="preserve"> PAGEREF _Toc100008 \h </w:instrText>
-            </w:r>
-            <w:r>
-              <w:fldChar w:fldCharType="separate"/>
-            </w:r>
-            <w:r>
-              <w:t>5</w:t>
-            </w:r>
-            <w:r>
-              <w:fldChar w:fldCharType="end"/>
-            </w:r>
-          </w:hyperlink>
-        </w:p>
-        <w:p>
-          <w:pPr>
-            <w:pStyle w:val="11"/>
-            <w:ind w:left="360"/>
-            <w:tabs>
-              <w:tab w:val="right" w:leader="dot" w:pos="9026"/>
-            </w:tabs>
-            <w:spacing w:before="120" w:after="60"/>
-          </w:pPr>
-          <w:hyperlink w:anchor="_Toc100009" w:history="1">
-            <w:r>
-              <w:rPr>
-                <w:rStyle w:val="Hyperlink"/>
-              </w:rPr>
-              <w:t>2.5  权限：为什么我看不到某个菜单/按钮</w:t>
-            </w:r>
-            <w:r>
-              <w:tab/>
-            </w:r>
-            <w:r>
-              <w:fldChar w:fldCharType="begin"/>
-            </w:r>
-            <w:r>
-              <w:instrText xml:space="preserve"> PAGEREF _Toc100009 \h </w:instrText>
-            </w:r>
-            <w:r>
-              <w:fldChar w:fldCharType="separate"/>
-            </w:r>
-            <w:r>
-              <w:t>6</w:t>
-            </w:r>
-            <w:r>
-              <w:fldChar w:fldCharType="end"/>
-            </w:r>
-          </w:hyperlink>
-        </w:p>
-        <w:p>
-          <w:pPr>
-            <w:pStyle w:val="9"/>
-            <w:tabs>
-              <w:tab w:val="right" w:leader="dot" w:pos="9026"/>
-            </w:tabs>
-            <w:spacing w:before="120" w:after="60"/>
-          </w:pPr>
-          <w:hyperlink w:anchor="_Toc100010" w:history="1">
-            <w:r>
-              <w:rPr>
-                <w:rStyle w:val="Hyperlink"/>
-              </w:rPr>
-              <w:t>第三章  干活之前：基础数据准备</w:t>
-            </w:r>
-            <w:r>
-              <w:tab/>
-            </w:r>
-            <w:r>
-              <w:fldChar w:fldCharType="begin"/>
-            </w:r>
-            <w:r>
-              <w:instrText xml:space="preserve"> PAGEREF _Toc100010 \h </w:instrText>
-            </w:r>
-            <w:r>
-              <w:fldChar w:fldCharType="separate"/>
-            </w:r>
-            <w:r>
-              <w:t>6</w:t>
-            </w:r>
-            <w:r>
-              <w:fldChar w:fldCharType="end"/>
-            </w:r>
-          </w:hyperlink>
-        </w:p>
-        <w:p>
-          <w:pPr>
-            <w:pStyle w:val="11"/>
-            <w:ind w:left="360"/>
-            <w:tabs>
-              <w:tab w:val="right" w:leader="dot" w:pos="9026"/>
-            </w:tabs>
-            <w:spacing w:before="120" w:after="60"/>
-          </w:pPr>
-          <w:hyperlink w:anchor="_Toc100011" w:history="1">
-            <w:r>
-              <w:rPr>
-                <w:rStyle w:val="Hyperlink"/>
-              </w:rPr>
-              <w:t>3.1  物料档案（基础数据 → 物料）</w:t>
-            </w:r>
-            <w:r>
-              <w:tab/>
-            </w:r>
-            <w:r>
-              <w:fldChar w:fldCharType="begin"/>
-            </w:r>
-            <w:r>
-              <w:instrText xml:space="preserve"> PAGEREF _Toc100011 \h </w:instrText>
-            </w:r>
-            <w:r>
-              <w:fldChar w:fldCharType="separate"/>
-            </w:r>
-            <w:r>
-              <w:t>7</w:t>
-            </w:r>
-            <w:r>
-              <w:fldChar w:fldCharType="end"/>
-            </w:r>
-          </w:hyperlink>
-        </w:p>
-        <w:p>
-          <w:pPr>
-            <w:pStyle w:val="12"/>
-            <w:ind w:left="720"/>
-            <w:tabs>
-              <w:tab w:val="right" w:leader="dot" w:pos="9026"/>
-            </w:tabs>
-            <w:spacing w:before="120" w:after="60"/>
-          </w:pPr>
-          <w:hyperlink w:anchor="_Toc100012" w:history="1">
-            <w:r>
-              <w:rPr>
-                <w:rStyle w:val="Hyperlink"/>
-              </w:rPr>
-              <w:t>3.1.1  物料怎么分类</w:t>
-            </w:r>
-            <w:r>
-              <w:tab/>
-            </w:r>
-            <w:r>
-              <w:fldChar w:fldCharType="begin"/>
-            </w:r>
-            <w:r>
-              <w:instrText xml:space="preserve"> PAGEREF _Toc100012 \h </w:instrText>
-            </w:r>
-            <w:r>
-              <w:fldChar w:fldCharType="separate"/>
-            </w:r>
-            <w:r>
-              <w:t>7</w:t>
-            </w:r>
-            <w:r>
-              <w:fldChar w:fldCharType="end"/>
-            </w:r>
-          </w:hyperlink>
-        </w:p>
-        <w:p>
-          <w:pPr>
-            <w:pStyle w:val="12"/>
-            <w:ind w:left="720"/>
-            <w:tabs>
-              <w:tab w:val="right" w:leader="dot" w:pos="9026"/>
-            </w:tabs>
-            <w:spacing w:before="120" w:after="60"/>
-          </w:pPr>
-          <w:hyperlink w:anchor="_Toc100013" w:history="1">
-            <w:r>
-              <w:rPr>
-                <w:rStyle w:val="Hyperlink"/>
-              </w:rPr>
-              <w:t>3.1.2  新建物料</w:t>
-            </w:r>
-            <w:r>
-              <w:tab/>
-            </w:r>
-            <w:r>
-              <w:fldChar w:fldCharType="begin"/>
-            </w:r>
-            <w:r>
-              <w:instrText xml:space="preserve"> PAGEREF _Toc100013 \h </w:instrText>
-            </w:r>
-            <w:r>
-              <w:fldChar w:fldCharType="separate"/>
-            </w:r>
-            <w:r>
-              <w:t>7</w:t>
-            </w:r>
-            <w:r>
-              <w:fldChar w:fldCharType="end"/>
-            </w:r>
-          </w:hyperlink>
-        </w:p>
-        <w:p>
-          <w:pPr>
-            <w:pStyle w:val="11"/>
-            <w:ind w:left="360"/>
-            <w:tabs>
-              <w:tab w:val="right" w:leader="dot" w:pos="9026"/>
-            </w:tabs>
-            <w:spacing w:before="120" w:after="60"/>
-          </w:pPr>
-          <w:hyperlink w:anchor="_Toc100014" w:history="1">
-            <w:r>
-              <w:rPr>
-                <w:rStyle w:val="Hyperlink"/>
-              </w:rPr>
-              <w:t>3.2  供应商与客户档案（基础数据）</w:t>
-            </w:r>
-            <w:r>
-              <w:tab/>
-            </w:r>
-            <w:r>
-              <w:fldChar w:fldCharType="begin"/>
-            </w:r>
-            <w:r>
-              <w:instrText xml:space="preserve"> PAGEREF _Toc100014 \h </w:instrText>
-            </w:r>
-            <w:r>
-              <w:fldChar w:fldCharType="separate"/>
-            </w:r>
-            <w:r>
-              <w:t>8</w:t>
-            </w:r>
-            <w:r>
-              <w:fldChar w:fldCharType="end"/>
-            </w:r>
-          </w:hyperlink>
-        </w:p>
-        <w:p>
-          <w:pPr>
-            <w:pStyle w:val="11"/>
-            <w:ind w:left="360"/>
-            <w:tabs>
-              <w:tab w:val="right" w:leader="dot" w:pos="9026"/>
-            </w:tabs>
-            <w:spacing w:before="120" w:after="60"/>
-          </w:pPr>
-          <w:hyperlink w:anchor="_Toc100015" w:history="1">
-            <w:r>
-              <w:rPr>
-                <w:rStyle w:val="Hyperlink"/>
-              </w:rPr>
-              <w:t>3.3  仓库结构：仓库 → 分库 → 库位（基础数据 → 仓库）</w:t>
-            </w:r>
-            <w:r>
-              <w:tab/>
-            </w:r>
-            <w:r>
-              <w:fldChar w:fldCharType="begin"/>
-            </w:r>
-            <w:r>
-              <w:instrText xml:space="preserve"> PAGEREF _Toc100015 \h </w:instrText>
-            </w:r>
-            <w:r>
-              <w:fldChar w:fldCharType="separate"/>
-            </w:r>
-            <w:r>
-              <w:t>9</w:t>
-            </w:r>
-            <w:r>
-              <w:fldChar w:fldCharType="end"/>
-            </w:r>
-          </w:hyperlink>
-        </w:p>
-        <w:p>
-          <w:pPr>
-            <w:pStyle w:val="11"/>
-            <w:ind w:left="360"/>
-            <w:tabs>
-              <w:tab w:val="right" w:leader="dot" w:pos="9026"/>
-            </w:tabs>
-            <w:spacing w:before="120" w:after="60"/>
-          </w:pPr>
-          <w:hyperlink w:anchor="_Toc100016" w:history="1">
-            <w:r>
-              <w:rPr>
-                <w:rStyle w:val="Hyperlink"/>
-              </w:rPr>
-              <w:t>3.4  配方管理与工艺路线（生产管理）</w:t>
-            </w:r>
-            <w:r>
-              <w:tab/>
-            </w:r>
-            <w:r>
-              <w:fldChar w:fldCharType="begin"/>
-            </w:r>
-            <w:r>
-              <w:instrText xml:space="preserve"> PAGEREF _Toc100016 \h </w:instrText>
-            </w:r>
-            <w:r>
-              <w:fldChar w:fldCharType="separate"/>
-            </w:r>
-            <w:r>
-              <w:t>9</w:t>
-            </w:r>
-            <w:r>
-              <w:fldChar w:fldCharType="end"/>
-            </w:r>
-          </w:hyperlink>
-        </w:p>
-        <w:p>
-          <w:pPr>
-            <w:pStyle w:val="11"/>
-            <w:ind w:left="360"/>
-            <w:tabs>
-              <w:tab w:val="right" w:leader="dot" w:pos="9026"/>
-            </w:tabs>
-            <w:spacing w:before="120" w:after="60"/>
-          </w:pPr>
-          <w:hyperlink w:anchor="_Toc100017" w:history="1">
-            <w:r>
-              <w:rPr>
-                <w:rStyle w:val="Hyperlink"/>
-              </w:rPr>
-              <w:t>3.5  员工档案（财务管理 → 员工档案）</w:t>
-            </w:r>
-            <w:r>
-              <w:tab/>
-            </w:r>
-            <w:r>
-              <w:fldChar w:fldCharType="begin"/>
-            </w:r>
-            <w:r>
-              <w:instrText xml:space="preserve"> PAGEREF _Toc100017 \h </w:instrText>
-            </w:r>
-            <w:r>
-              <w:fldChar w:fldCharType="separate"/>
-            </w:r>
-            <w:r>
-              <w:t>10</w:t>
-            </w:r>
-            <w:r>
-              <w:fldChar w:fldCharType="end"/>
-            </w:r>
-          </w:hyperlink>
-        </w:p>
-        <w:p>
-          <w:pPr>
-            <w:pStyle w:val="11"/>
-            <w:ind w:left="360"/>
-            <w:tabs>
-              <w:tab w:val="right" w:leader="dot" w:pos="9026"/>
-            </w:tabs>
-            <w:spacing w:before="120" w:after="60"/>
-          </w:pPr>
-          <w:hyperlink w:anchor="_Toc100018" w:history="1">
-            <w:r>
-              <w:rPr>
-                <w:rStyle w:val="Hyperlink"/>
-              </w:rPr>
-              <w:t>3.6  用户账号与角色权限（系统设置）</w:t>
-            </w:r>
-            <w:r>
-              <w:tab/>
-            </w:r>
-            <w:r>
-              <w:fldChar w:fldCharType="begin"/>
-            </w:r>
-            <w:r>
-              <w:instrText xml:space="preserve"> PAGEREF _Toc100018 \h </w:instrText>
-            </w:r>
-            <w:r>
-              <w:fldChar w:fldCharType="separate"/>
-            </w:r>
-            <w:r>
-              <w:t>10</w:t>
-            </w:r>
-            <w:r>
-              <w:fldChar w:fldCharType="end"/>
-            </w:r>
-          </w:hyperlink>
-        </w:p>
-        <w:p>
-          <w:pPr>
-            <w:pStyle w:val="9"/>
-            <w:tabs>
-              <w:tab w:val="right" w:leader="dot" w:pos="9026"/>
-            </w:tabs>
-            <w:spacing w:before="120" w:after="60"/>
-          </w:pPr>
-          <w:hyperlink w:anchor="_Toc100019" w:history="1">
-            <w:r>
-              <w:rPr>
-                <w:rStyle w:val="Hyperlink"/>
-              </w:rPr>
-              <w:t>第四章  采购管理</w:t>
-            </w:r>
-            <w:r>
-              <w:tab/>
-            </w:r>
-            <w:r>
-              <w:fldChar w:fldCharType="begin"/>
-            </w:r>
-            <w:r>
-              <w:instrText xml:space="preserve"> PAGEREF _Toc100019 \h </w:instrText>
-            </w:r>
-            <w:r>
-              <w:fldChar w:fldCharType="separate"/>
-            </w:r>
-            <w:r>
-              <w:t>10</w:t>
-            </w:r>
-            <w:r>
-              <w:fldChar w:fldCharType="end"/>
-            </w:r>
-          </w:hyperlink>
-        </w:p>
-        <w:p>
-          <w:pPr>
-            <w:pStyle w:val="11"/>
-            <w:ind w:left="360"/>
-            <w:tabs>
-              <w:tab w:val="right" w:leader="dot" w:pos="9026"/>
-            </w:tabs>
-            <w:spacing w:before="120" w:after="60"/>
-          </w:pPr>
-          <w:hyperlink w:anchor="_Toc100020" w:history="1">
-            <w:r>
-              <w:rPr>
-                <w:rStyle w:val="Hyperlink"/>
-              </w:rPr>
-              <w:t>4.1  采购全流程一览</w:t>
-            </w:r>
-            <w:r>
-              <w:tab/>
-            </w:r>
-            <w:r>
-              <w:fldChar w:fldCharType="begin"/>
-            </w:r>
-            <w:r>
-              <w:instrText xml:space="preserve"> PAGEREF _Toc100020 \h </w:instrText>
-            </w:r>
-            <w:r>
-              <w:fldChar w:fldCharType="separate"/>
-            </w:r>
-            <w:r>
-              <w:t>11</w:t>
-            </w:r>
-            <w:r>
-              <w:fldChar w:fldCharType="end"/>
-            </w:r>
-          </w:hyperlink>
-        </w:p>
-        <w:p>
-          <w:pPr>
-            <w:pStyle w:val="11"/>
-            <w:ind w:left="360"/>
-            <w:tabs>
-              <w:tab w:val="right" w:leader="dot" w:pos="9026"/>
-            </w:tabs>
-            <w:spacing w:before="120" w:after="60"/>
-          </w:pPr>
-          <w:hyperlink w:anchor="_Toc100021" w:history="1">
-            <w:r>
-              <w:rPr>
-                <w:rStyle w:val="Hyperlink"/>
-              </w:rPr>
-              <w:t>4.2  请购单（采购管理 → 请购单）</w:t>
-            </w:r>
-            <w:r>
-              <w:tab/>
-            </w:r>
-            <w:r>
-              <w:fldChar w:fldCharType="begin"/>
-            </w:r>
-            <w:r>
-              <w:instrText xml:space="preserve"> PAGEREF _Toc100021 \h </w:instrText>
-            </w:r>
-            <w:r>
-              <w:fldChar w:fldCharType="separate"/>
-            </w:r>
-            <w:r>
-              <w:t>11</w:t>
-            </w:r>
-            <w:r>
-              <w:fldChar w:fldCharType="end"/>
-            </w:r>
-          </w:hyperlink>
-        </w:p>
-        <w:p>
-          <w:pPr>
-            <w:pStyle w:val="11"/>
-            <w:ind w:left="360"/>
-            <w:tabs>
-              <w:tab w:val="right" w:leader="dot" w:pos="9026"/>
-            </w:tabs>
-            <w:spacing w:before="120" w:after="60"/>
-          </w:pPr>
-          <w:hyperlink w:anchor="_Toc100022" w:history="1">
-            <w:r>
-              <w:rPr>
-                <w:rStyle w:val="Hyperlink"/>
-              </w:rPr>
-              <w:t>4.3  采购订单（原料采购 / 成品采购）</w:t>
-            </w:r>
-            <w:r>
-              <w:tab/>
-            </w:r>
-            <w:r>
-              <w:fldChar w:fldCharType="begin"/>
-            </w:r>
-            <w:r>
-              <w:instrText xml:space="preserve"> PAGEREF _Toc100022 \h </w:instrText>
-            </w:r>
-            <w:r>
-              <w:fldChar w:fldCharType="separate"/>
-            </w:r>
-            <w:r>
-              <w:t>12</w:t>
-            </w:r>
-            <w:r>
-              <w:fldChar w:fldCharType="end"/>
-            </w:r>
-          </w:hyperlink>
-        </w:p>
-        <w:p>
-          <w:pPr>
-            <w:pStyle w:val="11"/>
-            <w:ind w:left="360"/>
-            <w:tabs>
-              <w:tab w:val="right" w:leader="dot" w:pos="9026"/>
-            </w:tabs>
-            <w:spacing w:before="120" w:after="60"/>
-          </w:pPr>
-          <w:hyperlink w:anchor="_Toc100023" w:history="1">
-            <w:r>
-              <w:rPr>
-                <w:rStyle w:val="Hyperlink"/>
-              </w:rPr>
-              <w:t>4.4  采购到货与质检</w:t>
-            </w:r>
-            <w:r>
-              <w:tab/>
-            </w:r>
-            <w:r>
-              <w:fldChar w:fldCharType="begin"/>
-            </w:r>
-            <w:r>
-              <w:instrText xml:space="preserve"> PAGEREF _Toc100023 \h </w:instrText>
-            </w:r>
-            <w:r>
-              <w:fldChar w:fldCharType="separate"/>
-            </w:r>
-            <w:r>
-              <w:t>12</w:t>
-            </w:r>
-            <w:r>
-              <w:fldChar w:fldCharType="end"/>
-            </w:r>
-          </w:hyperlink>
-        </w:p>
-        <w:p>
-          <w:pPr>
-            <w:pStyle w:val="11"/>
-            <w:ind w:left="360"/>
-            <w:tabs>
-              <w:tab w:val="right" w:leader="dot" w:pos="9026"/>
-            </w:tabs>
-            <w:spacing w:before="120" w:after="60"/>
-          </w:pPr>
-          <w:hyperlink w:anchor="_Toc100024" w:history="1">
-            <w:r>
-              <w:rPr>
-                <w:rStyle w:val="Hyperlink"/>
-              </w:rPr>
-              <w:t>4.5  质检判定后的三种去向</w:t>
-            </w:r>
-            <w:r>
-              <w:tab/>
-            </w:r>
-            <w:r>
-              <w:fldChar w:fldCharType="begin"/>
-            </w:r>
-            <w:r>
-              <w:instrText xml:space="preserve"> PAGEREF _Toc100024 \h </w:instrText>
-            </w:r>
-            <w:r>
-              <w:fldChar w:fldCharType="separate"/>
-            </w:r>
-            <w:r>
-              <w:t>13</w:t>
-            </w:r>
-            <w:r>
-              <w:fldChar w:fldCharType="end"/>
-            </w:r>
-          </w:hyperlink>
-        </w:p>
-        <w:p>
-          <w:pPr>
-            <w:pStyle w:val="11"/>
-            <w:ind w:left="360"/>
-            <w:tabs>
-              <w:tab w:val="right" w:leader="dot" w:pos="9026"/>
-            </w:tabs>
-            <w:spacing w:before="120" w:after="60"/>
-          </w:pPr>
-          <w:hyperlink w:anchor="_Toc100025" w:history="1">
-            <w:r>
-              <w:rPr>
-                <w:rStyle w:val="Hyperlink"/>
-              </w:rPr>
-              <w:t>4.6  入库与标签打印（分桶标签）</w:t>
-            </w:r>
-            <w:r>
-              <w:tab/>
-            </w:r>
-            <w:r>
-              <w:fldChar w:fldCharType="begin"/>
-            </w:r>
-            <w:r>
-              <w:instrText xml:space="preserve"> PAGEREF _Toc100025 \h </w:instrText>
-            </w:r>
-            <w:r>
-              <w:fldChar w:fldCharType="separate"/>
-            </w:r>
-            <w:r>
-              <w:t>13</w:t>
-            </w:r>
-            <w:r>
-              <w:fldChar w:fldCharType="end"/>
-            </w:r>
-          </w:hyperlink>
-        </w:p>
-        <w:p>
-          <w:pPr>
-            <w:pStyle w:val="11"/>
-            <w:ind w:left="360"/>
-            <w:tabs>
-              <w:tab w:val="right" w:leader="dot" w:pos="9026"/>
-            </w:tabs>
-            <w:spacing w:before="120" w:after="60"/>
-          </w:pPr>
-          <w:hyperlink w:anchor="_Toc100026" w:history="1">
-            <w:r>
-              <w:rPr>
-                <w:rStyle w:val="Hyperlink"/>
-              </w:rPr>
-              <w:t>4.7  采购退货（采购管理 → 采购退货单）</w:t>
-            </w:r>
-            <w:r>
-              <w:tab/>
-            </w:r>
-            <w:r>
-              <w:fldChar w:fldCharType="begin"/>
-            </w:r>
-            <w:r>
-              <w:instrText xml:space="preserve"> PAGEREF _Toc100026 \h </w:instrText>
-            </w:r>
-            <w:r>
-              <w:fldChar w:fldCharType="separate"/>
-            </w:r>
-            <w:r>
-              <w:t>14</w:t>
-            </w:r>
-            <w:r>
-              <w:fldChar w:fldCharType="end"/>
-            </w:r>
-          </w:hyperlink>
-        </w:p>
-        <w:p>
-          <w:pPr>
-            <w:pStyle w:val="11"/>
-            <w:ind w:left="360"/>
-            <w:tabs>
-              <w:tab w:val="right" w:leader="dot" w:pos="9026"/>
-            </w:tabs>
-            <w:spacing w:before="120" w:after="60"/>
-          </w:pPr>
-          <w:hyperlink w:anchor="_Toc100027" w:history="1">
-            <w:r>
-              <w:rPr>
-                <w:rStyle w:val="Hyperlink"/>
-              </w:rPr>
-              <w:t>4.8  供应商质量追溯（采购管理 → 质量追溯）</w:t>
-            </w:r>
-            <w:r>
-              <w:tab/>
-            </w:r>
-            <w:r>
-              <w:fldChar w:fldCharType="begin"/>
-            </w:r>
-            <w:r>
-              <w:instrText xml:space="preserve"> PAGEREF _Toc100027 \h </w:instrText>
-            </w:r>
-            <w:r>
-              <w:fldChar w:fldCharType="separate"/>
-            </w:r>
-            <w:r>
-              <w:t>15</w:t>
-            </w:r>
-            <w:r>
-              <w:fldChar w:fldCharType="end"/>
-            </w:r>
-          </w:hyperlink>
-        </w:p>
-        <w:p>
-          <w:pPr>
-            <w:pStyle w:val="9"/>
-            <w:tabs>
-              <w:tab w:val="right" w:leader="dot" w:pos="9026"/>
-            </w:tabs>
-            <w:spacing w:before="120" w:after="60"/>
-          </w:pPr>
-          <w:hyperlink w:anchor="_Toc100028" w:history="1">
-            <w:r>
-              <w:rPr>
-                <w:rStyle w:val="Hyperlink"/>
-              </w:rPr>
-              <w:t>第五章  生产管理</w:t>
-            </w:r>
-            <w:r>
-              <w:tab/>
-            </w:r>
-            <w:r>
-              <w:fldChar w:fldCharType="begin"/>
-            </w:r>
-            <w:r>
-              <w:instrText xml:space="preserve"> PAGEREF _Toc100028 \h </w:instrText>
-            </w:r>
-            <w:r>
-              <w:fldChar w:fldCharType="separate"/>
-            </w:r>
-            <w:r>
-              <w:t>15</w:t>
-            </w:r>
-            <w:r>
-              <w:fldChar w:fldCharType="end"/>
-            </w:r>
-          </w:hyperlink>
-        </w:p>
-        <w:p>
-          <w:pPr>
-            <w:pStyle w:val="11"/>
-            <w:ind w:left="360"/>
-            <w:tabs>
-              <w:tab w:val="right" w:leader="dot" w:pos="9026"/>
-            </w:tabs>
-            <w:spacing w:before="120" w:after="60"/>
-          </w:pPr>
-          <w:hyperlink w:anchor="_Toc100029" w:history="1">
-            <w:r>
-              <w:rPr>
-                <w:rStyle w:val="Hyperlink"/>
-              </w:rPr>
-              <w:t>5.1  生产全流程一览</w:t>
-            </w:r>
-            <w:r>
-              <w:tab/>
-            </w:r>
-            <w:r>
-              <w:fldChar w:fldCharType="begin"/>
-            </w:r>
-            <w:r>
-              <w:instrText xml:space="preserve"> PAGEREF _Toc100029 \h </w:instrText>
-            </w:r>
-            <w:r>
-              <w:fldChar w:fldCharType="separate"/>
-            </w:r>
-            <w:r>
-              <w:t>15</w:t>
-            </w:r>
-            <w:r>
-              <w:fldChar w:fldCharType="end"/>
-            </w:r>
-          </w:hyperlink>
-        </w:p>
-        <w:p>
-          <w:pPr>
-            <w:pStyle w:val="11"/>
-            <w:ind w:left="360"/>
-            <w:tabs>
-              <w:tab w:val="right" w:leader="dot" w:pos="9026"/>
-            </w:tabs>
-            <w:spacing w:before="120" w:after="60"/>
-          </w:pPr>
-          <w:hyperlink w:anchor="_Toc100030" w:history="1">
-            <w:r>
-              <w:rPr>
-                <w:rStyle w:val="Hyperlink"/>
-              </w:rPr>
-              <w:t>5.2  生产订单</w:t>
-            </w:r>
-            <w:r>
-              <w:tab/>
-            </w:r>
-            <w:r>
-              <w:fldChar w:fldCharType="begin"/>
-            </w:r>
-            <w:r>
-              <w:instrText xml:space="preserve"> PAGEREF _Toc100030 \h </w:instrText>
-            </w:r>
-            <w:r>
-              <w:fldChar w:fldCharType="separate"/>
-            </w:r>
-            <w:r>
-              <w:t>15</w:t>
-            </w:r>
-            <w:r>
-              <w:fldChar w:fldCharType="end"/>
-            </w:r>
-          </w:hyperlink>
-        </w:p>
-        <w:p>
-          <w:pPr>
-            <w:pStyle w:val="11"/>
-            <w:ind w:left="360"/>
-            <w:tabs>
-              <w:tab w:val="right" w:leader="dot" w:pos="9026"/>
-            </w:tabs>
-            <w:spacing w:before="120" w:after="60"/>
-          </w:pPr>
-          <w:hyperlink w:anchor="_Toc100031" w:history="1">
-            <w:r>
-              <w:rPr>
-                <w:rStyle w:val="Hyperlink"/>
-              </w:rPr>
-              <w:t>5.3  领料、退料与补领</w:t>
-            </w:r>
-            <w:r>
-              <w:tab/>
-            </w:r>
-            <w:r>
-              <w:fldChar w:fldCharType="begin"/>
-            </w:r>
-            <w:r>
-              <w:instrText xml:space="preserve"> PAGEREF _Toc100031 \h </w:instrText>
-            </w:r>
-            <w:r>
-              <w:fldChar w:fldCharType="separate"/>
-            </w:r>
-            <w:r>
-              <w:t>16</w:t>
-            </w:r>
-            <w:r>
-              <w:fldChar w:fldCharType="end"/>
-            </w:r>
-          </w:hyperlink>
-        </w:p>
-        <w:p>
-          <w:pPr>
-            <w:pStyle w:val="11"/>
-            <w:ind w:left="360"/>
-            <w:tabs>
-              <w:tab w:val="right" w:leader="dot" w:pos="9026"/>
-            </w:tabs>
-            <w:spacing w:before="120" w:after="60"/>
-          </w:pPr>
-          <w:hyperlink w:anchor="_Toc100032" w:history="1">
-            <w:r>
-              <w:rPr>
-                <w:rStyle w:val="Hyperlink"/>
-              </w:rPr>
-              <w:t>5.4  生产入库</w:t>
-            </w:r>
-            <w:r>
-              <w:tab/>
-            </w:r>
-            <w:r>
-              <w:fldChar w:fldCharType="begin"/>
-            </w:r>
-            <w:r>
-              <w:instrText xml:space="preserve"> PAGEREF _Toc100032 \h </w:instrText>
-            </w:r>
-            <w:r>
-              <w:fldChar w:fldCharType="separate"/>
-            </w:r>
-            <w:r>
-              <w:t>17</w:t>
-            </w:r>
-            <w:r>
-              <w:fldChar w:fldCharType="end"/>
-            </w:r>
-          </w:hyperlink>
-        </w:p>
-        <w:p>
-          <w:pPr>
-            <w:pStyle w:val="11"/>
-            <w:ind w:left="360"/>
-            <w:tabs>
-              <w:tab w:val="right" w:leader="dot" w:pos="9026"/>
-            </w:tabs>
-            <w:spacing w:before="120" w:after="60"/>
-          </w:pPr>
-          <w:hyperlink w:anchor="_Toc100033" w:history="1">
-            <w:r>
-              <w:rPr>
-                <w:rStyle w:val="Hyperlink"/>
-              </w:rPr>
-              <w:t>5.5  领料差异怎么看</w:t>
-            </w:r>
-            <w:r>
-              <w:tab/>
-            </w:r>
-            <w:r>
-              <w:fldChar w:fldCharType="begin"/>
-            </w:r>
-            <w:r>
-              <w:instrText xml:space="preserve"> PAGEREF _Toc100033 \h </w:instrText>
-            </w:r>
-            <w:r>
-              <w:fldChar w:fldCharType="separate"/>
-            </w:r>
-            <w:r>
-              <w:t>17</w:t>
-            </w:r>
-            <w:r>
-              <w:fldChar w:fldCharType="end"/>
-            </w:r>
-          </w:hyperlink>
-        </w:p>
-        <w:p>
-          <w:pPr>
-            <w:pStyle w:val="9"/>
-            <w:tabs>
-              <w:tab w:val="right" w:leader="dot" w:pos="9026"/>
-            </w:tabs>
-            <w:spacing w:before="120" w:after="60"/>
-          </w:pPr>
-          <w:hyperlink w:anchor="_Toc100034" w:history="1">
-            <w:r>
-              <w:rPr>
-                <w:rStyle w:val="Hyperlink"/>
-              </w:rPr>
-              <w:t>第六章  委外管理</w:t>
-            </w:r>
-            <w:r>
-              <w:tab/>
-            </w:r>
-            <w:r>
-              <w:fldChar w:fldCharType="begin"/>
-            </w:r>
-            <w:r>
-              <w:instrText xml:space="preserve"> PAGEREF _Toc100034 \h </w:instrText>
-            </w:r>
-            <w:r>
-              <w:fldChar w:fldCharType="separate"/>
-            </w:r>
-            <w:r>
-              <w:t>18</w:t>
-            </w:r>
-            <w:r>
-              <w:fldChar w:fldCharType="end"/>
-            </w:r>
-          </w:hyperlink>
-        </w:p>
-        <w:p>
-          <w:pPr>
-            <w:pStyle w:val="9"/>
-            <w:tabs>
-              <w:tab w:val="right" w:leader="dot" w:pos="9026"/>
-            </w:tabs>
-            <w:spacing w:before="120" w:after="60"/>
-          </w:pPr>
-          <w:hyperlink w:anchor="_Toc100035" w:history="1">
-            <w:r>
-              <w:rPr>
-                <w:rStyle w:val="Hyperlink"/>
-              </w:rPr>
-              <w:t>第七章  销售管理</w:t>
-            </w:r>
-            <w:r>
-              <w:tab/>
-            </w:r>
-            <w:r>
-              <w:fldChar w:fldCharType="begin"/>
-            </w:r>
-            <w:r>
-              <w:instrText xml:space="preserve"> PAGEREF _Toc100035 \h </w:instrText>
-            </w:r>
-            <w:r>
-              <w:fldChar w:fldCharType="separate"/>
-            </w:r>
-            <w:r>
-              <w:t>18</w:t>
-            </w:r>
-            <w:r>
-              <w:fldChar w:fldCharType="end"/>
-            </w:r>
-          </w:hyperlink>
-        </w:p>
-        <w:p>
-          <w:pPr>
-            <w:pStyle w:val="11"/>
-            <w:ind w:left="360"/>
-            <w:tabs>
-              <w:tab w:val="right" w:leader="dot" w:pos="9026"/>
-            </w:tabs>
-            <w:spacing w:before="120" w:after="60"/>
-          </w:pPr>
-          <w:hyperlink w:anchor="_Toc100036" w:history="1">
-            <w:r>
-              <w:rPr>
-                <w:rStyle w:val="Hyperlink"/>
-              </w:rPr>
-              <w:t>7.1  销售全流程一览</w:t>
-            </w:r>
-            <w:r>
-              <w:tab/>
-            </w:r>
-            <w:r>
-              <w:fldChar w:fldCharType="begin"/>
-            </w:r>
-            <w:r>
-              <w:instrText xml:space="preserve"> PAGEREF _Toc100036 \h </w:instrText>
-            </w:r>
-            <w:r>
-              <w:fldChar w:fldCharType="separate"/>
-            </w:r>
-            <w:r>
-              <w:t>19</w:t>
-            </w:r>
-            <w:r>
-              <w:fldChar w:fldCharType="end"/>
-            </w:r>
-          </w:hyperlink>
-        </w:p>
-        <w:p>
-          <w:pPr>
-            <w:pStyle w:val="11"/>
-            <w:ind w:left="360"/>
-            <w:tabs>
-              <w:tab w:val="right" w:leader="dot" w:pos="9026"/>
-            </w:tabs>
-            <w:spacing w:before="120" w:after="60"/>
-          </w:pPr>
-          <w:hyperlink w:anchor="_Toc100037" w:history="1">
-            <w:r>
-              <w:rPr>
-                <w:rStyle w:val="Hyperlink"/>
-              </w:rPr>
-              <w:t>7.2  报价单</w:t>
-            </w:r>
-            <w:r>
-              <w:tab/>
-            </w:r>
-            <w:r>
-              <w:fldChar w:fldCharType="begin"/>
-            </w:r>
-            <w:r>
-              <w:instrText xml:space="preserve"> PAGEREF _Toc100037 \h </w:instrText>
-            </w:r>
-            <w:r>
-              <w:fldChar w:fldCharType="separate"/>
-            </w:r>
-            <w:r>
-              <w:t>19</w:t>
-            </w:r>
-            <w:r>
-              <w:fldChar w:fldCharType="end"/>
-            </w:r>
-          </w:hyperlink>
-        </w:p>
-        <w:p>
-          <w:pPr>
-            <w:pStyle w:val="11"/>
-            <w:ind w:left="360"/>
-            <w:tabs>
-              <w:tab w:val="right" w:leader="dot" w:pos="9026"/>
-            </w:tabs>
-            <w:spacing w:before="120" w:after="60"/>
-          </w:pPr>
-          <w:hyperlink w:anchor="_Toc100038" w:history="1">
-            <w:r>
-              <w:rPr>
-                <w:rStyle w:val="Hyperlink"/>
-              </w:rPr>
-              <w:t>7.3  销售订单（两步式录入，新人最常卡的地方）</w:t>
-            </w:r>
-            <w:r>
-              <w:tab/>
-            </w:r>
-            <w:r>
-              <w:fldChar w:fldCharType="begin"/>
-            </w:r>
-            <w:r>
-              <w:instrText xml:space="preserve"> PAGEREF _Toc100038 \h </w:instrText>
-            </w:r>
-            <w:r>
-              <w:fldChar w:fldCharType="separate"/>
-            </w:r>
-            <w:r>
-              <w:t>19</w:t>
-            </w:r>
-            <w:r>
-              <w:fldChar w:fldCharType="end"/>
-            </w:r>
-          </w:hyperlink>
-        </w:p>
-        <w:p>
-          <w:pPr>
-            <w:pStyle w:val="11"/>
-            <w:ind w:left="360"/>
-            <w:tabs>
-              <w:tab w:val="right" w:leader="dot" w:pos="9026"/>
-            </w:tabs>
-            <w:spacing w:before="120" w:after="60"/>
-          </w:pPr>
-          <w:hyperlink w:anchor="_Toc100039" w:history="1">
-            <w:r>
-              <w:rPr>
-                <w:rStyle w:val="Hyperlink"/>
-              </w:rPr>
-              <w:t>7.4  送货单与销售出库</w:t>
-            </w:r>
-            <w:r>
-              <w:tab/>
-            </w:r>
-            <w:r>
-              <w:fldChar w:fldCharType="begin"/>
-            </w:r>
-            <w:r>
-              <w:instrText xml:space="preserve"> PAGEREF _Toc100039 \h </w:instrText>
-            </w:r>
-            <w:r>
-              <w:fldChar w:fldCharType="separate"/>
-            </w:r>
-            <w:r>
-              <w:t>20</w:t>
-            </w:r>
-            <w:r>
-              <w:fldChar w:fldCharType="end"/>
-            </w:r>
-          </w:hyperlink>
-        </w:p>
-        <w:p>
-          <w:pPr>
-            <w:pStyle w:val="11"/>
-            <w:ind w:left="360"/>
-            <w:tabs>
-              <w:tab w:val="right" w:leader="dot" w:pos="9026"/>
-            </w:tabs>
-            <w:spacing w:before="120" w:after="60"/>
-          </w:pPr>
-          <w:hyperlink w:anchor="_Toc100040" w:history="1">
-            <w:r>
-              <w:rPr>
-                <w:rStyle w:val="Hyperlink"/>
-              </w:rPr>
-              <w:t>7.5  销售退货与油尾退回</w:t>
-            </w:r>
-            <w:r>
-              <w:tab/>
-            </w:r>
-            <w:r>
-              <w:fldChar w:fldCharType="begin"/>
-            </w:r>
-            <w:r>
-              <w:instrText xml:space="preserve"> PAGEREF _Toc100040 \h </w:instrText>
-            </w:r>
-            <w:r>
-              <w:fldChar w:fldCharType="separate"/>
-            </w:r>
-            <w:r>
-              <w:t>21</w:t>
-            </w:r>
-            <w:r>
-              <w:fldChar w:fldCharType="end"/>
-            </w:r>
-          </w:hyperlink>
-        </w:p>
-        <w:p>
-          <w:pPr>
-            <w:pStyle w:val="11"/>
-            <w:ind w:left="360"/>
-            <w:tabs>
-              <w:tab w:val="right" w:leader="dot" w:pos="9026"/>
-            </w:tabs>
-            <w:spacing w:before="120" w:after="60"/>
-          </w:pPr>
-          <w:hyperlink w:anchor="_Toc100041" w:history="1">
-            <w:r>
-              <w:rPr>
-                <w:rStyle w:val="Hyperlink"/>
-              </w:rPr>
-              <w:t>7.6  打样、投诉与客户管理</w:t>
-            </w:r>
-            <w:r>
-              <w:tab/>
-            </w:r>
-            <w:r>
-              <w:fldChar w:fldCharType="begin"/>
-            </w:r>
-            <w:r>
-              <w:instrText xml:space="preserve"> PAGEREF _Toc100041 \h </w:instrText>
-            </w:r>
-            <w:r>
-              <w:fldChar w:fldCharType="separate"/>
-            </w:r>
-            <w:r>
-              <w:t>21</w:t>
-            </w:r>
-            <w:r>
-              <w:fldChar w:fldCharType="end"/>
-            </w:r>
-          </w:hyperlink>
-        </w:p>
-        <w:p>
-          <w:pPr>
-            <w:pStyle w:val="9"/>
-            <w:tabs>
-              <w:tab w:val="right" w:leader="dot" w:pos="9026"/>
-            </w:tabs>
-            <w:spacing w:before="120" w:after="60"/>
-          </w:pPr>
-          <w:hyperlink w:anchor="_Toc100042" w:history="1">
-            <w:r>
-              <w:rPr>
-                <w:rStyle w:val="Hyperlink"/>
-              </w:rPr>
-              <w:t>第八章  库存中心</w:t>
-            </w:r>
-            <w:r>
-              <w:tab/>
-            </w:r>
-            <w:r>
-              <w:fldChar w:fldCharType="begin"/>
-            </w:r>
-            <w:r>
-              <w:instrText xml:space="preserve"> PAGEREF _Toc100042 \h </w:instrText>
-            </w:r>
-            <w:r>
-              <w:fldChar w:fldCharType="separate"/>
-            </w:r>
-            <w:r>
-              <w:t>21</w:t>
-            </w:r>
-            <w:r>
-              <w:fldChar w:fldCharType="end"/>
-            </w:r>
-          </w:hyperlink>
-        </w:p>
-        <w:p>
-          <w:pPr>
-            <w:pStyle w:val="11"/>
-            <w:ind w:left="360"/>
-            <w:tabs>
-              <w:tab w:val="right" w:leader="dot" w:pos="9026"/>
-            </w:tabs>
-            <w:spacing w:before="120" w:after="60"/>
-          </w:pPr>
-          <w:hyperlink w:anchor="_Toc100043" w:history="1">
-            <w:r>
-              <w:rPr>
-                <w:rStyle w:val="Hyperlink"/>
-              </w:rPr>
-              <w:t>8.1  库存查询（库存中心 → 库存查询）</w:t>
-            </w:r>
-            <w:r>
-              <w:tab/>
-            </w:r>
-            <w:r>
-              <w:fldChar w:fldCharType="begin"/>
-            </w:r>
-            <w:r>
-              <w:instrText xml:space="preserve"> PAGEREF _Toc100043 \h </w:instrText>
-            </w:r>
-            <w:r>
-              <w:fldChar w:fldCharType="separate"/>
-            </w:r>
-            <w:r>
-              <w:t>22</w:t>
-            </w:r>
-            <w:r>
-              <w:fldChar w:fldCharType="end"/>
-            </w:r>
-          </w:hyperlink>
-        </w:p>
-        <w:p>
-          <w:pPr>
-            <w:pStyle w:val="12"/>
-            <w:ind w:left="720"/>
-            <w:tabs>
-              <w:tab w:val="right" w:leader="dot" w:pos="9026"/>
-            </w:tabs>
-            <w:spacing w:before="120" w:after="60"/>
-          </w:pPr>
-          <w:hyperlink w:anchor="_Toc100044" w:history="1">
-            <w:r>
-              <w:rPr>
-                <w:rStyle w:val="Hyperlink"/>
-              </w:rPr>
-              <w:t>8.1.1  两种视图</w:t>
-            </w:r>
-            <w:r>
-              <w:tab/>
-            </w:r>
-            <w:r>
-              <w:fldChar w:fldCharType="begin"/>
-            </w:r>
-            <w:r>
-              <w:instrText xml:space="preserve"> PAGEREF _Toc100044 \h </w:instrText>
-            </w:r>
-            <w:r>
-              <w:fldChar w:fldCharType="separate"/>
-            </w:r>
-            <w:r>
-              <w:t>22</w:t>
-            </w:r>
-            <w:r>
-              <w:fldChar w:fldCharType="end"/>
-            </w:r>
-          </w:hyperlink>
-        </w:p>
-        <w:p>
-          <w:pPr>
-            <w:pStyle w:val="12"/>
-            <w:ind w:left="720"/>
-            <w:tabs>
-              <w:tab w:val="right" w:leader="dot" w:pos="9026"/>
-            </w:tabs>
-            <w:spacing w:before="120" w:after="60"/>
-          </w:pPr>
-          <w:hyperlink w:anchor="_Toc100045" w:history="1">
-            <w:r>
-              <w:rPr>
-                <w:rStyle w:val="Hyperlink"/>
-              </w:rPr>
-              <w:t>8.1.2  仓库与分库两级筛选</w:t>
-            </w:r>
-            <w:r>
-              <w:tab/>
-            </w:r>
-            <w:r>
-              <w:fldChar w:fldCharType="begin"/>
-            </w:r>
-            <w:r>
-              <w:instrText xml:space="preserve"> PAGEREF _Toc100045 \h </w:instrText>
-            </w:r>
-            <w:r>
-              <w:fldChar w:fldCharType="separate"/>
-            </w:r>
-            <w:r>
-              <w:t>22</w:t>
-            </w:r>
-            <w:r>
-              <w:fldChar w:fldCharType="end"/>
-            </w:r>
-          </w:hyperlink>
-        </w:p>
-        <w:p>
-          <w:pPr>
-            <w:pStyle w:val="12"/>
-            <w:ind w:left="720"/>
-            <w:tabs>
-              <w:tab w:val="right" w:leader="dot" w:pos="9026"/>
-            </w:tabs>
-            <w:spacing w:before="120" w:after="60"/>
-          </w:pPr>
-          <w:hyperlink w:anchor="_Toc100046" w:history="1">
-            <w:r>
-              <w:rPr>
-                <w:rStyle w:val="Hyperlink"/>
-              </w:rPr>
-              <w:t>8.1.3  重要列的含义</w:t>
-            </w:r>
-            <w:r>
-              <w:tab/>
-            </w:r>
-            <w:r>
-              <w:fldChar w:fldCharType="begin"/>
-            </w:r>
-            <w:r>
-              <w:instrText xml:space="preserve"> PAGEREF _Toc100046 \h </w:instrText>
-            </w:r>
-            <w:r>
-              <w:fldChar w:fldCharType="separate"/>
-            </w:r>
-            <w:r>
-              <w:t>23</w:t>
-            </w:r>
-            <w:r>
-              <w:fldChar w:fldCharType="end"/>
-            </w:r>
-          </w:hyperlink>
-        </w:p>
-        <w:p>
-          <w:pPr>
-            <w:pStyle w:val="11"/>
-            <w:ind w:left="360"/>
-            <w:tabs>
-              <w:tab w:val="right" w:leader="dot" w:pos="9026"/>
-            </w:tabs>
-            <w:spacing w:before="120" w:after="60"/>
-          </w:pPr>
-          <w:hyperlink w:anchor="_Toc100047" w:history="1">
-            <w:r>
-              <w:rPr>
-                <w:rStyle w:val="Hyperlink"/>
-              </w:rPr>
-              <w:t>8.2  盘库管理（账实核对）</w:t>
-            </w:r>
-            <w:r>
-              <w:tab/>
-            </w:r>
-            <w:r>
-              <w:fldChar w:fldCharType="begin"/>
-            </w:r>
-            <w:r>
-              <w:instrText xml:space="preserve"> PAGEREF _Toc100047 \h </w:instrText>
-            </w:r>
-            <w:r>
-              <w:fldChar w:fldCharType="separate"/>
-            </w:r>
-            <w:r>
-              <w:t>23</w:t>
-            </w:r>
-            <w:r>
-              <w:fldChar w:fldCharType="end"/>
-            </w:r>
-          </w:hyperlink>
-        </w:p>
-        <w:p>
-          <w:pPr>
-            <w:pStyle w:val="11"/>
-            <w:ind w:left="360"/>
-            <w:tabs>
-              <w:tab w:val="right" w:leader="dot" w:pos="9026"/>
-            </w:tabs>
-            <w:spacing w:before="120" w:after="60"/>
-          </w:pPr>
-          <w:hyperlink w:anchor="_Toc100048" w:history="1">
-            <w:r>
-              <w:rPr>
-                <w:rStyle w:val="Hyperlink"/>
-              </w:rPr>
-              <w:t>8.3  其他入库 / 其他出库（非业务单据的进出）</w:t>
-            </w:r>
-            <w:r>
-              <w:tab/>
-            </w:r>
-            <w:r>
-              <w:fldChar w:fldCharType="begin"/>
-            </w:r>
-            <w:r>
-              <w:instrText xml:space="preserve"> PAGEREF _Toc100048 \h </w:instrText>
-            </w:r>
-            <w:r>
-              <w:fldChar w:fldCharType="separate"/>
-            </w:r>
-            <w:r>
-              <w:t>23</w:t>
-            </w:r>
-            <w:r>
-              <w:fldChar w:fldCharType="end"/>
-            </w:r>
-          </w:hyperlink>
-        </w:p>
-        <w:p>
-          <w:pPr>
-            <w:pStyle w:val="11"/>
-            <w:ind w:left="360"/>
-            <w:tabs>
-              <w:tab w:val="right" w:leader="dot" w:pos="9026"/>
-            </w:tabs>
-            <w:spacing w:before="120" w:after="60"/>
-          </w:pPr>
-          <w:hyperlink w:anchor="_Toc100049" w:history="1">
-            <w:r>
-              <w:rPr>
-                <w:rStyle w:val="Hyperlink"/>
-              </w:rPr>
-              <w:t>8.4  期初数据导入</w:t>
-            </w:r>
-            <w:r>
-              <w:tab/>
-            </w:r>
-            <w:r>
-              <w:fldChar w:fldCharType="begin"/>
-            </w:r>
-            <w:r>
-              <w:instrText xml:space="preserve"> PAGEREF _Toc100049 \h </w:instrText>
-            </w:r>
-            <w:r>
-              <w:fldChar w:fldCharType="separate"/>
-            </w:r>
-            <w:r>
-              <w:t>24</w:t>
-            </w:r>
-            <w:r>
-              <w:fldChar w:fldCharType="end"/>
-            </w:r>
-          </w:hyperlink>
-        </w:p>
-        <w:p>
-          <w:pPr>
-            <w:pStyle w:val="11"/>
-            <w:ind w:left="360"/>
-            <w:tabs>
-              <w:tab w:val="right" w:leader="dot" w:pos="9026"/>
-            </w:tabs>
-            <w:spacing w:before="120" w:after="60"/>
-          </w:pPr>
-          <w:hyperlink w:anchor="_Toc100050" w:history="1">
-            <w:r>
-              <w:rPr>
-                <w:rStyle w:val="Hyperlink"/>
-              </w:rPr>
-              <w:t>8.5  库存预警</w:t>
-            </w:r>
-            <w:r>
-              <w:tab/>
-            </w:r>
-            <w:r>
-              <w:fldChar w:fldCharType="begin"/>
-            </w:r>
-            <w:r>
-              <w:instrText xml:space="preserve"> PAGEREF _Toc100050 \h </w:instrText>
-            </w:r>
-            <w:r>
-              <w:fldChar w:fldCharType="separate"/>
-            </w:r>
-            <w:r>
-              <w:t>24</w:t>
-            </w:r>
-            <w:r>
-              <w:fldChar w:fldCharType="end"/>
-            </w:r>
-          </w:hyperlink>
-        </w:p>
-        <w:p>
-          <w:pPr>
-            <w:pStyle w:val="9"/>
-            <w:tabs>
-              <w:tab w:val="right" w:leader="dot" w:pos="9026"/>
-            </w:tabs>
-            <w:spacing w:before="120" w:after="60"/>
-          </w:pPr>
-          <w:hyperlink w:anchor="_Toc100051" w:history="1">
-            <w:r>
-              <w:rPr>
-                <w:rStyle w:val="Hyperlink"/>
-              </w:rPr>
-              <w:t>第九章  质量管理</w:t>
-            </w:r>
-            <w:r>
-              <w:tab/>
-            </w:r>
-            <w:r>
-              <w:fldChar w:fldCharType="begin"/>
-            </w:r>
-            <w:r>
-              <w:instrText xml:space="preserve"> PAGEREF _Toc100051 \h </w:instrText>
-            </w:r>
-            <w:r>
-              <w:fldChar w:fldCharType="separate"/>
-            </w:r>
-            <w:r>
-              <w:t>25</w:t>
-            </w:r>
-            <w:r>
-              <w:fldChar w:fldCharType="end"/>
-            </w:r>
-          </w:hyperlink>
-        </w:p>
-        <w:p>
-          <w:pPr>
-            <w:pStyle w:val="11"/>
-            <w:ind w:left="360"/>
-            <w:tabs>
-              <w:tab w:val="right" w:leader="dot" w:pos="9026"/>
-            </w:tabs>
-            <w:spacing w:before="120" w:after="60"/>
-          </w:pPr>
-          <w:hyperlink w:anchor="_Toc100052" w:history="1">
-            <w:r>
-              <w:rPr>
-                <w:rStyle w:val="Hyperlink"/>
-              </w:rPr>
-              <w:t>9.1  质检模板（生产管理 → 质检模板）</w:t>
-            </w:r>
-            <w:r>
-              <w:tab/>
-            </w:r>
-            <w:r>
-              <w:fldChar w:fldCharType="begin"/>
-            </w:r>
-            <w:r>
-              <w:instrText xml:space="preserve"> PAGEREF _Toc100052 \h </w:instrText>
-            </w:r>
-            <w:r>
-              <w:fldChar w:fldCharType="separate"/>
-            </w:r>
-            <w:r>
-              <w:t>25</w:t>
-            </w:r>
-            <w:r>
-              <w:fldChar w:fldCharType="end"/>
-            </w:r>
-          </w:hyperlink>
-        </w:p>
-        <w:p>
-          <w:pPr>
-            <w:pStyle w:val="11"/>
-            <w:ind w:left="360"/>
-            <w:tabs>
-              <w:tab w:val="right" w:leader="dot" w:pos="9026"/>
-            </w:tabs>
-            <w:spacing w:before="120" w:after="60"/>
-          </w:pPr>
-          <w:hyperlink w:anchor="_Toc100053" w:history="1">
-            <w:r>
-              <w:rPr>
-                <w:rStyle w:val="Hyperlink"/>
-              </w:rPr>
-              <w:t>9.2  质检单操作（生产管理 → 质检管理）</w:t>
-            </w:r>
-            <w:r>
-              <w:tab/>
-            </w:r>
-            <w:r>
-              <w:fldChar w:fldCharType="begin"/>
-            </w:r>
-            <w:r>
-              <w:instrText xml:space="preserve"> PAGEREF _Toc100053 \h </w:instrText>
-            </w:r>
-            <w:r>
-              <w:fldChar w:fldCharType="separate"/>
-            </w:r>
-            <w:r>
-              <w:t>25</w:t>
-            </w:r>
-            <w:r>
-              <w:fldChar w:fldCharType="end"/>
-            </w:r>
-          </w:hyperlink>
-        </w:p>
-        <w:p>
-          <w:pPr>
-            <w:pStyle w:val="11"/>
-            <w:ind w:left="360"/>
-            <w:tabs>
-              <w:tab w:val="right" w:leader="dot" w:pos="9026"/>
-            </w:tabs>
-            <w:spacing w:before="120" w:after="60"/>
-          </w:pPr>
-          <w:hyperlink w:anchor="_Toc100054" w:history="1">
-            <w:r>
-              <w:rPr>
-                <w:rStyle w:val="Hyperlink"/>
-              </w:rPr>
-              <w:t>9.3  判定结果与货物落点</w:t>
-            </w:r>
-            <w:r>
-              <w:tab/>
-            </w:r>
-            <w:r>
-              <w:fldChar w:fldCharType="begin"/>
-            </w:r>
-            <w:r>
-              <w:instrText xml:space="preserve"> PAGEREF _Toc100054 \h </w:instrText>
-            </w:r>
-            <w:r>
-              <w:fldChar w:fldCharType="separate"/>
-            </w:r>
-            <w:r>
-              <w:t>26</w:t>
-            </w:r>
-            <w:r>
-              <w:fldChar w:fldCharType="end"/>
-            </w:r>
-          </w:hyperlink>
-        </w:p>
-        <w:p>
-          <w:pPr>
-            <w:pStyle w:val="11"/>
-            <w:ind w:left="360"/>
-            <w:tabs>
-              <w:tab w:val="right" w:leader="dot" w:pos="9026"/>
-            </w:tabs>
-            <w:spacing w:before="120" w:after="60"/>
-          </w:pPr>
-          <w:hyperlink w:anchor="_Toc100055" w:history="1">
-            <w:r>
-              <w:rPr>
-                <w:rStyle w:val="Hyperlink"/>
-              </w:rPr>
-              <w:t>9.4  质量追溯与统计</w:t>
-            </w:r>
-            <w:r>
-              <w:tab/>
-            </w:r>
-            <w:r>
-              <w:fldChar w:fldCharType="begin"/>
-            </w:r>
-            <w:r>
-              <w:instrText xml:space="preserve"> PAGEREF _Toc100055 \h </w:instrText>
-            </w:r>
-            <w:r>
-              <w:fldChar w:fldCharType="separate"/>
-            </w:r>
-            <w:r>
-              <w:t>26</w:t>
-            </w:r>
-            <w:r>
-              <w:fldChar w:fldCharType="end"/>
-            </w:r>
-          </w:hyperlink>
-        </w:p>
-        <w:p>
-          <w:pPr>
-            <w:pStyle w:val="9"/>
-            <w:tabs>
-              <w:tab w:val="right" w:leader="dot" w:pos="9026"/>
-            </w:tabs>
-            <w:spacing w:before="120" w:after="60"/>
-          </w:pPr>
-          <w:hyperlink w:anchor="_Toc100056" w:history="1">
-            <w:r>
-              <w:rPr>
-                <w:rStyle w:val="Hyperlink"/>
-              </w:rPr>
-              <w:t>第十章  财务管理（重点章）</w:t>
-            </w:r>
-            <w:r>
-              <w:tab/>
-            </w:r>
-            <w:r>
-              <w:fldChar w:fldCharType="begin"/>
-            </w:r>
-            <w:r>
-              <w:instrText xml:space="preserve"> PAGEREF _Toc100056 \h </w:instrText>
-            </w:r>
-            <w:r>
-              <w:fldChar w:fldCharType="separate"/>
-            </w:r>
-            <w:r>
-              <w:t>27</w:t>
-            </w:r>
-            <w:r>
-              <w:fldChar w:fldCharType="end"/>
-            </w:r>
-          </w:hyperlink>
-        </w:p>
-        <w:p>
-          <w:pPr>
-            <w:pStyle w:val="11"/>
-            <w:ind w:left="360"/>
-            <w:tabs>
-              <w:tab w:val="right" w:leader="dot" w:pos="9026"/>
-            </w:tabs>
-            <w:spacing w:before="120" w:after="60"/>
-          </w:pPr>
-          <w:hyperlink w:anchor="_Toc100057" w:history="1">
-            <w:r>
-              <w:rPr>
-                <w:rStyle w:val="Hyperlink"/>
-              </w:rPr>
-              <w:t>10.1  财务新手入门：一图看懂整套账</w:t>
-            </w:r>
-            <w:r>
-              <w:tab/>
-            </w:r>
-            <w:r>
-              <w:fldChar w:fldCharType="begin"/>
-            </w:r>
-            <w:r>
-              <w:instrText xml:space="preserve"> PAGEREF _Toc100057 \h </w:instrText>
-            </w:r>
-            <w:r>
-              <w:fldChar w:fldCharType="separate"/>
-            </w:r>
-            <w:r>
-              <w:t>27</w:t>
-            </w:r>
-            <w:r>
-              <w:fldChar w:fldCharType="end"/>
-            </w:r>
-          </w:hyperlink>
-        </w:p>
-        <w:p>
-          <w:pPr>
-            <w:pStyle w:val="11"/>
-            <w:ind w:left="360"/>
-            <w:tabs>
-              <w:tab w:val="right" w:leader="dot" w:pos="9026"/>
-            </w:tabs>
-            <w:spacing w:before="120" w:after="60"/>
-          </w:pPr>
-          <w:hyperlink w:anchor="_Toc100058" w:history="1">
-            <w:r>
-              <w:rPr>
-                <w:rStyle w:val="Hyperlink"/>
-              </w:rPr>
-              <w:t>10.2  应收应付是怎么来的（不用财务操心）</w:t>
-            </w:r>
-            <w:r>
-              <w:tab/>
-            </w:r>
-            <w:r>
-              <w:fldChar w:fldCharType="begin"/>
-            </w:r>
-            <w:r>
-              <w:instrText xml:space="preserve"> PAGEREF _Toc100058 \h </w:instrText>
-            </w:r>
-            <w:r>
-              <w:fldChar w:fldCharType="separate"/>
-            </w:r>
-            <w:r>
-              <w:t>28</w:t>
-            </w:r>
-            <w:r>
-              <w:fldChar w:fldCharType="end"/>
-            </w:r>
-          </w:hyperlink>
-        </w:p>
-        <w:p>
-          <w:pPr>
-            <w:pStyle w:val="11"/>
-            <w:ind w:left="360"/>
-            <w:tabs>
-              <w:tab w:val="right" w:leader="dot" w:pos="9026"/>
-            </w:tabs>
-            <w:spacing w:before="120" w:after="60"/>
-          </w:pPr>
-          <w:hyperlink w:anchor="_Toc100059" w:history="1">
-            <w:r>
-              <w:rPr>
-                <w:rStyle w:val="Hyperlink"/>
-              </w:rPr>
-              <w:t>10.3  收款单与付款单（出纳日常）</w:t>
-            </w:r>
-            <w:r>
-              <w:tab/>
-            </w:r>
-            <w:r>
-              <w:fldChar w:fldCharType="begin"/>
-            </w:r>
-            <w:r>
-              <w:instrText xml:space="preserve"> PAGEREF _Toc100059 \h </w:instrText>
-            </w:r>
-            <w:r>
-              <w:fldChar w:fldCharType="separate"/>
-            </w:r>
-            <w:r>
-              <w:t>28</w:t>
-            </w:r>
-            <w:r>
-              <w:fldChar w:fldCharType="end"/>
-            </w:r>
-          </w:hyperlink>
-        </w:p>
-        <w:p>
-          <w:pPr>
-            <w:pStyle w:val="12"/>
-            <w:ind w:left="720"/>
-            <w:tabs>
-              <w:tab w:val="right" w:leader="dot" w:pos="9026"/>
-            </w:tabs>
-            <w:spacing w:before="120" w:after="60"/>
-          </w:pPr>
-          <w:hyperlink w:anchor="_Toc100060" w:history="1">
-            <w:r>
-              <w:rPr>
-                <w:rStyle w:val="Hyperlink"/>
-              </w:rPr>
-              <w:t>10.3.1  收一笔货款</w:t>
-            </w:r>
-            <w:r>
-              <w:tab/>
-            </w:r>
-            <w:r>
-              <w:fldChar w:fldCharType="begin"/>
-            </w:r>
-            <w:r>
-              <w:instrText xml:space="preserve"> PAGEREF _Toc100060 \h </w:instrText>
-            </w:r>
-            <w:r>
-              <w:fldChar w:fldCharType="separate"/>
-            </w:r>
-            <w:r>
-              <w:t>28</w:t>
-            </w:r>
-            <w:r>
-              <w:fldChar w:fldCharType="end"/>
-            </w:r>
-          </w:hyperlink>
-        </w:p>
-        <w:p>
-          <w:pPr>
-            <w:pStyle w:val="12"/>
-            <w:ind w:left="720"/>
-            <w:tabs>
-              <w:tab w:val="right" w:leader="dot" w:pos="9026"/>
-            </w:tabs>
-            <w:spacing w:before="120" w:after="60"/>
-          </w:pPr>
-          <w:hyperlink w:anchor="_Toc100061" w:history="1">
-            <w:r>
-              <w:rPr>
-                <w:rStyle w:val="Hyperlink"/>
-              </w:rPr>
-              <w:t>10.3.2  付一笔货款</w:t>
-            </w:r>
-            <w:r>
-              <w:tab/>
-            </w:r>
-            <w:r>
-              <w:fldChar w:fldCharType="begin"/>
-            </w:r>
-            <w:r>
-              <w:instrText xml:space="preserve"> PAGEREF _Toc100061 \h </w:instrText>
-            </w:r>
-            <w:r>
-              <w:fldChar w:fldCharType="separate"/>
-            </w:r>
-            <w:r>
-              <w:t>29</w:t>
-            </w:r>
-            <w:r>
-              <w:fldChar w:fldCharType="end"/>
-            </w:r>
-          </w:hyperlink>
-        </w:p>
-        <w:p>
-          <w:pPr>
-            <w:pStyle w:val="11"/>
-            <w:ind w:left="360"/>
-            <w:tabs>
-              <w:tab w:val="right" w:leader="dot" w:pos="9026"/>
-            </w:tabs>
-            <w:spacing w:before="120" w:after="60"/>
-          </w:pPr>
-          <w:hyperlink w:anchor="_Toc100062" w:history="1">
-            <w:r>
-              <w:rPr>
-                <w:rStyle w:val="Hyperlink"/>
-              </w:rPr>
-              <w:t>10.4  银行对账（出纳月度必做）</w:t>
-            </w:r>
-            <w:r>
-              <w:tab/>
-            </w:r>
-            <w:r>
-              <w:fldChar w:fldCharType="begin"/>
-            </w:r>
-            <w:r>
-              <w:instrText xml:space="preserve"> PAGEREF _Toc100062 \h </w:instrText>
-            </w:r>
-            <w:r>
-              <w:fldChar w:fldCharType="separate"/>
-            </w:r>
-            <w:r>
-              <w:t>29</w:t>
-            </w:r>
-            <w:r>
-              <w:fldChar w:fldCharType="end"/>
-            </w:r>
-          </w:hyperlink>
-        </w:p>
-        <w:p>
-          <w:pPr>
-            <w:pStyle w:val="11"/>
-            <w:ind w:left="360"/>
-            <w:tabs>
-              <w:tab w:val="right" w:leader="dot" w:pos="9026"/>
-            </w:tabs>
-            <w:spacing w:before="120" w:after="60"/>
-          </w:pPr>
-          <w:hyperlink w:anchor="_Toc100063" w:history="1">
-            <w:r>
-              <w:rPr>
-                <w:rStyle w:val="Hyperlink"/>
-              </w:rPr>
-              <w:t>10.5  客户对账单 / 供应商对账单</w:t>
-            </w:r>
-            <w:r>
-              <w:tab/>
-            </w:r>
-            <w:r>
-              <w:fldChar w:fldCharType="begin"/>
-            </w:r>
-            <w:r>
-              <w:instrText xml:space="preserve"> PAGEREF _Toc100063 \h </w:instrText>
-            </w:r>
-            <w:r>
-              <w:fldChar w:fldCharType="separate"/>
-            </w:r>
-            <w:r>
-              <w:t>31</w:t>
-            </w:r>
-            <w:r>
-              <w:fldChar w:fldCharType="end"/>
-            </w:r>
-          </w:hyperlink>
-        </w:p>
-        <w:p>
-          <w:pPr>
-            <w:pStyle w:val="11"/>
-            <w:ind w:left="360"/>
-            <w:tabs>
-              <w:tab w:val="right" w:leader="dot" w:pos="9026"/>
-            </w:tabs>
-            <w:spacing w:before="120" w:after="60"/>
-          </w:pPr>
-          <w:hyperlink w:anchor="_Toc100064" w:history="1">
-            <w:r>
-              <w:rPr>
-                <w:rStyle w:val="Hyperlink"/>
-              </w:rPr>
-              <w:t>10.6  发票管理与红冲</w:t>
-            </w:r>
-            <w:r>
-              <w:tab/>
-            </w:r>
-            <w:r>
-              <w:fldChar w:fldCharType="begin"/>
-            </w:r>
-            <w:r>
-              <w:instrText xml:space="preserve"> PAGEREF _Toc100064 \h </w:instrText>
-            </w:r>
-            <w:r>
-              <w:fldChar w:fldCharType="separate"/>
-            </w:r>
-            <w:r>
-              <w:t>31</w:t>
-            </w:r>
-            <w:r>
-              <w:fldChar w:fldCharType="end"/>
-            </w:r>
-          </w:hyperlink>
-        </w:p>
-        <w:p>
-          <w:pPr>
-            <w:pStyle w:val="11"/>
-            <w:ind w:left="360"/>
-            <w:tabs>
-              <w:tab w:val="right" w:leader="dot" w:pos="9026"/>
-            </w:tabs>
-            <w:spacing w:before="120" w:after="60"/>
-          </w:pPr>
-          <w:hyperlink w:anchor="_Toc100065" w:history="1">
-            <w:r>
-              <w:rPr>
-                <w:rStyle w:val="Hyperlink"/>
-              </w:rPr>
-              <w:t>10.7  费用管理与预收预付</w:t>
-            </w:r>
-            <w:r>
-              <w:tab/>
-            </w:r>
-            <w:r>
-              <w:fldChar w:fldCharType="begin"/>
-            </w:r>
-            <w:r>
-              <w:instrText xml:space="preserve"> PAGEREF _Toc100065 \h </w:instrText>
-            </w:r>
-            <w:r>
-              <w:fldChar w:fldCharType="separate"/>
-            </w:r>
-            <w:r>
-              <w:t>31</w:t>
-            </w:r>
-            <w:r>
-              <w:fldChar w:fldCharType="end"/>
-            </w:r>
-          </w:hyperlink>
-        </w:p>
-        <w:p>
-          <w:pPr>
-            <w:pStyle w:val="11"/>
-            <w:ind w:left="360"/>
-            <w:tabs>
-              <w:tab w:val="right" w:leader="dot" w:pos="9026"/>
-            </w:tabs>
-            <w:spacing w:before="120" w:after="60"/>
-          </w:pPr>
-          <w:hyperlink w:anchor="_Toc100066" w:history="1">
-            <w:r>
-              <w:rPr>
-                <w:rStyle w:val="Hyperlink"/>
-              </w:rPr>
-              <w:t>10.8  工资管理</w:t>
-            </w:r>
-            <w:r>
-              <w:tab/>
-            </w:r>
-            <w:r>
-              <w:fldChar w:fldCharType="begin"/>
-            </w:r>
-            <w:r>
-              <w:instrText xml:space="preserve"> PAGEREF _Toc100066 \h </w:instrText>
-            </w:r>
-            <w:r>
-              <w:fldChar w:fldCharType="separate"/>
-            </w:r>
-            <w:r>
-              <w:t>32</w:t>
-            </w:r>
-            <w:r>
-              <w:fldChar w:fldCharType="end"/>
-            </w:r>
-          </w:hyperlink>
-        </w:p>
-        <w:p>
-          <w:pPr>
-            <w:pStyle w:val="11"/>
-            <w:ind w:left="360"/>
-            <w:tabs>
-              <w:tab w:val="right" w:leader="dot" w:pos="9026"/>
-            </w:tabs>
-            <w:spacing w:before="120" w:after="60"/>
-          </w:pPr>
-          <w:hyperlink w:anchor="_Toc100067" w:history="1">
-            <w:r>
-              <w:rPr>
-                <w:rStyle w:val="Hyperlink"/>
-              </w:rPr>
-              <w:t>10.9  固定资产</w:t>
-            </w:r>
-            <w:r>
-              <w:tab/>
-            </w:r>
-            <w:r>
-              <w:fldChar w:fldCharType="begin"/>
-            </w:r>
-            <w:r>
-              <w:instrText xml:space="preserve"> PAGEREF _Toc100067 \h </w:instrText>
-            </w:r>
-            <w:r>
-              <w:fldChar w:fldCharType="separate"/>
-            </w:r>
-            <w:r>
-              <w:t>33</w:t>
-            </w:r>
-            <w:r>
-              <w:fldChar w:fldCharType="end"/>
-            </w:r>
-          </w:hyperlink>
-        </w:p>
-        <w:p>
-          <w:pPr>
-            <w:pStyle w:val="11"/>
-            <w:ind w:left="360"/>
-            <w:tabs>
-              <w:tab w:val="right" w:leader="dot" w:pos="9026"/>
-            </w:tabs>
-            <w:spacing w:before="120" w:after="60"/>
-          </w:pPr>
-          <w:hyperlink w:anchor="_Toc100068" w:history="1">
-            <w:r>
-              <w:rPr>
-                <w:rStyle w:val="Hyperlink"/>
-              </w:rPr>
-              <w:t>10.10  会计凭证</w:t>
-            </w:r>
-            <w:r>
-              <w:tab/>
-            </w:r>
-            <w:r>
-              <w:fldChar w:fldCharType="begin"/>
-            </w:r>
-            <w:r>
-              <w:instrText xml:space="preserve"> PAGEREF _Toc100068 \h </w:instrText>
-            </w:r>
-            <w:r>
-              <w:fldChar w:fldCharType="separate"/>
-            </w:r>
-            <w:r>
-              <w:t>33</w:t>
-            </w:r>
-            <w:r>
-              <w:fldChar w:fldCharType="end"/>
-            </w:r>
-          </w:hyperlink>
-        </w:p>
-        <w:p>
-          <w:pPr>
-            <w:pStyle w:val="12"/>
-            <w:ind w:left="720"/>
-            <w:tabs>
-              <w:tab w:val="right" w:leader="dot" w:pos="9026"/>
-            </w:tabs>
-            <w:spacing w:before="120" w:after="60"/>
-          </w:pPr>
-          <w:hyperlink w:anchor="_Toc100069" w:history="1">
-            <w:r>
-              <w:rPr>
-                <w:rStyle w:val="Hyperlink"/>
-              </w:rPr>
-              <w:t>10.10.1  凭证从哪来（三个来源）</w:t>
-            </w:r>
-            <w:r>
-              <w:tab/>
-            </w:r>
-            <w:r>
-              <w:fldChar w:fldCharType="begin"/>
-            </w:r>
-            <w:r>
-              <w:instrText xml:space="preserve"> PAGEREF _Toc100069 \h </w:instrText>
-            </w:r>
-            <w:r>
-              <w:fldChar w:fldCharType="separate"/>
-            </w:r>
-            <w:r>
-              <w:t>33</w:t>
-            </w:r>
-            <w:r>
-              <w:fldChar w:fldCharType="end"/>
-            </w:r>
-          </w:hyperlink>
-        </w:p>
-        <w:p>
-          <w:pPr>
-            <w:pStyle w:val="12"/>
-            <w:ind w:left="720"/>
-            <w:tabs>
-              <w:tab w:val="right" w:leader="dot" w:pos="9026"/>
-            </w:tabs>
-            <w:spacing w:before="120" w:after="60"/>
-          </w:pPr>
-          <w:hyperlink w:anchor="_Toc100070" w:history="1">
-            <w:r>
-              <w:rPr>
-                <w:rStyle w:val="Hyperlink"/>
-              </w:rPr>
-              <w:t>10.10.2  记账与反记账</w:t>
-            </w:r>
-            <w:r>
-              <w:tab/>
-            </w:r>
-            <w:r>
-              <w:fldChar w:fldCharType="begin"/>
-            </w:r>
-            <w:r>
-              <w:instrText xml:space="preserve"> PAGEREF _Toc100070 \h </w:instrText>
-            </w:r>
-            <w:r>
-              <w:fldChar w:fldCharType="separate"/>
-            </w:r>
-            <w:r>
-              <w:t>34</w:t>
-            </w:r>
-            <w:r>
-              <w:fldChar w:fldCharType="end"/>
-            </w:r>
-          </w:hyperlink>
-        </w:p>
-        <w:p>
-          <w:pPr>
-            <w:pStyle w:val="11"/>
-            <w:ind w:left="360"/>
-            <w:tabs>
-              <w:tab w:val="right" w:leader="dot" w:pos="9026"/>
-            </w:tabs>
-            <w:spacing w:before="120" w:after="60"/>
-          </w:pPr>
-          <w:hyperlink w:anchor="_Toc100071" w:history="1">
-            <w:r>
-              <w:rPr>
-                <w:rStyle w:val="Hyperlink"/>
-              </w:rPr>
-              <w:t>10.11  科目设置与期初建账</w:t>
-            </w:r>
-            <w:r>
-              <w:tab/>
-            </w:r>
-            <w:r>
-              <w:fldChar w:fldCharType="begin"/>
-            </w:r>
-            <w:r>
-              <w:instrText xml:space="preserve"> PAGEREF _Toc100071 \h </w:instrText>
-            </w:r>
-            <w:r>
-              <w:fldChar w:fldCharType="separate"/>
-            </w:r>
-            <w:r>
-              <w:t>34</w:t>
-            </w:r>
-            <w:r>
-              <w:fldChar w:fldCharType="end"/>
-            </w:r>
-          </w:hyperlink>
-        </w:p>
-        <w:p>
-          <w:pPr>
-            <w:pStyle w:val="11"/>
-            <w:ind w:left="360"/>
-            <w:tabs>
-              <w:tab w:val="right" w:leader="dot" w:pos="9026"/>
-            </w:tabs>
-            <w:spacing w:before="120" w:after="60"/>
-          </w:pPr>
-          <w:hyperlink w:anchor="_Toc100072" w:history="1">
-            <w:r>
-              <w:rPr>
-                <w:rStyle w:val="Hyperlink"/>
-              </w:rPr>
-              <w:t>10.12  期末结账（每月例行，务必按顺序）</w:t>
-            </w:r>
-            <w:r>
-              <w:tab/>
-            </w:r>
-            <w:r>
-              <w:fldChar w:fldCharType="begin"/>
-            </w:r>
-            <w:r>
-              <w:instrText xml:space="preserve"> PAGEREF _Toc100072 \h </w:instrText>
-            </w:r>
-            <w:r>
-              <w:fldChar w:fldCharType="separate"/>
-            </w:r>
-            <w:r>
-              <w:t>35</w:t>
-            </w:r>
-            <w:r>
-              <w:fldChar w:fldCharType="end"/>
-            </w:r>
-          </w:hyperlink>
-        </w:p>
-        <w:p>
-          <w:pPr>
-            <w:pStyle w:val="11"/>
-            <w:ind w:left="360"/>
-            <w:tabs>
-              <w:tab w:val="right" w:leader="dot" w:pos="9026"/>
-            </w:tabs>
-            <w:spacing w:before="120" w:after="60"/>
-          </w:pPr>
-          <w:hyperlink w:anchor="_Toc100073" w:history="1">
-            <w:r>
-              <w:rPr>
-                <w:rStyle w:val="Hyperlink"/>
-              </w:rPr>
-              <w:t>10.13  三大报表怎么看</w:t>
-            </w:r>
-            <w:r>
-              <w:tab/>
-            </w:r>
-            <w:r>
-              <w:fldChar w:fldCharType="begin"/>
-            </w:r>
-            <w:r>
-              <w:instrText xml:space="preserve"> PAGEREF _Toc100073 \h </w:instrText>
-            </w:r>
-            <w:r>
-              <w:fldChar w:fldCharType="separate"/>
-            </w:r>
-            <w:r>
-              <w:t>36</w:t>
-            </w:r>
-            <w:r>
-              <w:fldChar w:fldCharType="end"/>
-            </w:r>
-          </w:hyperlink>
-        </w:p>
-        <w:p>
-          <w:pPr>
-            <w:pStyle w:val="11"/>
-            <w:ind w:left="360"/>
-            <w:tabs>
-              <w:tab w:val="right" w:leader="dot" w:pos="9026"/>
-            </w:tabs>
-            <w:spacing w:before="120" w:after="60"/>
-          </w:pPr>
-          <w:hyperlink w:anchor="_Toc100074" w:history="1">
-            <w:r>
-              <w:rPr>
-                <w:rStyle w:val="Hyperlink"/>
-              </w:rPr>
-              <w:t>10.14  成本核算与计价设置</w:t>
-            </w:r>
-            <w:r>
-              <w:tab/>
-            </w:r>
-            <w:r>
-              <w:fldChar w:fldCharType="begin"/>
-            </w:r>
-            <w:r>
-              <w:instrText xml:space="preserve"> PAGEREF _Toc100074 \h </w:instrText>
-            </w:r>
-            <w:r>
-              <w:fldChar w:fldCharType="separate"/>
-            </w:r>
-            <w:r>
-              <w:t>36</w:t>
-            </w:r>
-            <w:r>
-              <w:fldChar w:fldCharType="end"/>
-            </w:r>
-          </w:hyperlink>
-        </w:p>
-        <w:p>
-          <w:pPr>
-            <w:pStyle w:val="12"/>
-            <w:ind w:left="720"/>
-            <w:tabs>
-              <w:tab w:val="right" w:leader="dot" w:pos="9026"/>
-            </w:tabs>
-            <w:spacing w:before="120" w:after="60"/>
-          </w:pPr>
-          <w:hyperlink w:anchor="_Toc100075" w:history="1">
-            <w:r>
-              <w:rPr>
-                <w:rStyle w:val="Hyperlink"/>
-              </w:rPr>
-              <w:t>10.14.1  计价方式（财务管理 → 计价设置）</w:t>
-            </w:r>
-            <w:r>
-              <w:tab/>
-            </w:r>
-            <w:r>
-              <w:fldChar w:fldCharType="begin"/>
-            </w:r>
-            <w:r>
-              <w:instrText xml:space="preserve"> PAGEREF _Toc100075 \h </w:instrText>
-            </w:r>
-            <w:r>
-              <w:fldChar w:fldCharType="separate"/>
-            </w:r>
-            <w:r>
-              <w:t>36</w:t>
-            </w:r>
-            <w:r>
-              <w:fldChar w:fldCharType="end"/>
-            </w:r>
-          </w:hyperlink>
-        </w:p>
-        <w:p>
-          <w:pPr>
-            <w:pStyle w:val="12"/>
-            <w:ind w:left="720"/>
-            <w:tabs>
-              <w:tab w:val="right" w:leader="dot" w:pos="9026"/>
-            </w:tabs>
-            <w:spacing w:before="120" w:after="60"/>
-          </w:pPr>
-          <w:hyperlink w:anchor="_Toc100076" w:history="1">
-            <w:r>
-              <w:rPr>
-                <w:rStyle w:val="Hyperlink"/>
-              </w:rPr>
-              <w:t>10.14.2  成本核算页（财务管理 → 成本核算）</w:t>
-            </w:r>
-            <w:r>
-              <w:tab/>
-            </w:r>
-            <w:r>
-              <w:fldChar w:fldCharType="begin"/>
-            </w:r>
-            <w:r>
-              <w:instrText xml:space="preserve"> PAGEREF _Toc100076 \h </w:instrText>
-            </w:r>
-            <w:r>
-              <w:fldChar w:fldCharType="separate"/>
-            </w:r>
-            <w:r>
-              <w:t>37</w:t>
-            </w:r>
-            <w:r>
-              <w:fldChar w:fldCharType="end"/>
-            </w:r>
-          </w:hyperlink>
-        </w:p>
-        <w:p>
-          <w:pPr>
-            <w:pStyle w:val="11"/>
-            <w:ind w:left="360"/>
-            <w:tabs>
-              <w:tab w:val="right" w:leader="dot" w:pos="9026"/>
-            </w:tabs>
-            <w:spacing w:before="120" w:after="60"/>
-          </w:pPr>
-          <w:hyperlink w:anchor="_Toc100077" w:history="1">
-            <w:r>
-              <w:rPr>
-                <w:rStyle w:val="Hyperlink"/>
-              </w:rPr>
-              <w:t>10.15  利润试算（报表中心 → 利润试算）</w:t>
-            </w:r>
-            <w:r>
-              <w:tab/>
-            </w:r>
-            <w:r>
-              <w:fldChar w:fldCharType="begin"/>
-            </w:r>
-            <w:r>
-              <w:instrText xml:space="preserve"> PAGEREF _Toc100077 \h </w:instrText>
-            </w:r>
-            <w:r>
-              <w:fldChar w:fldCharType="separate"/>
-            </w:r>
-            <w:r>
-              <w:t>37</w:t>
-            </w:r>
-            <w:r>
-              <w:fldChar w:fldCharType="end"/>
-            </w:r>
-          </w:hyperlink>
-        </w:p>
-        <w:p>
-          <w:pPr>
-            <w:pStyle w:val="11"/>
-            <w:ind w:left="360"/>
-            <w:tabs>
-              <w:tab w:val="right" w:leader="dot" w:pos="9026"/>
-            </w:tabs>
-            <w:spacing w:before="120" w:after="60"/>
-          </w:pPr>
-          <w:hyperlink w:anchor="_Toc100078" w:history="1">
-            <w:r>
-              <w:rPr>
-                <w:rStyle w:val="Hyperlink"/>
-              </w:rPr>
-              <w:t>10.16  财务常见问题大全</w:t>
-            </w:r>
-            <w:r>
-              <w:tab/>
-            </w:r>
-            <w:r>
-              <w:fldChar w:fldCharType="begin"/>
-            </w:r>
-            <w:r>
-              <w:instrText xml:space="preserve"> PAGEREF _Toc100078 \h </w:instrText>
-            </w:r>
-            <w:r>
-              <w:fldChar w:fldCharType="separate"/>
-            </w:r>
-            <w:r>
-              <w:t>37</w:t>
-            </w:r>
-            <w:r>
-              <w:fldChar w:fldCharType="end"/>
-            </w:r>
-          </w:hyperlink>
-        </w:p>
-        <w:p>
-          <w:pPr>
-            <w:pStyle w:val="11"/>
-            <w:ind w:left="360"/>
-            <w:tabs>
-              <w:tab w:val="right" w:leader="dot" w:pos="9026"/>
-            </w:tabs>
-            <w:spacing w:before="120" w:after="60"/>
-          </w:pPr>
-          <w:hyperlink w:anchor="_Toc100079" w:history="1">
-            <w:r>
-              <w:rPr>
-                <w:rStyle w:val="Hyperlink"/>
-              </w:rPr>
-              <w:t>10.17  财务月度工作日历（建议贴在工位）</w:t>
-            </w:r>
-            <w:r>
-              <w:tab/>
-            </w:r>
-            <w:r>
-              <w:fldChar w:fldCharType="begin"/>
-            </w:r>
-            <w:r>
-              <w:instrText xml:space="preserve"> PAGEREF _Toc100079 \h </w:instrText>
-            </w:r>
-            <w:r>
-              <w:fldChar w:fldCharType="separate"/>
-            </w:r>
-            <w:r>
-              <w:t>38</w:t>
-            </w:r>
-            <w:r>
-              <w:fldChar w:fldCharType="end"/>
-            </w:r>
-          </w:hyperlink>
-        </w:p>
-        <w:p>
-          <w:pPr>
-            <w:pStyle w:val="9"/>
-            <w:tabs>
-              <w:tab w:val="right" w:leader="dot" w:pos="9026"/>
-            </w:tabs>
-            <w:spacing w:before="120" w:after="60"/>
-          </w:pPr>
-          <w:hyperlink w:anchor="_Toc100080" w:history="1">
-            <w:r>
-              <w:rPr>
-                <w:rStyle w:val="Hyperlink"/>
-              </w:rPr>
-              <w:t>第十一章  报表中心（数据查询一站入口）</w:t>
-            </w:r>
-            <w:r>
-              <w:tab/>
-            </w:r>
-            <w:r>
-              <w:fldChar w:fldCharType="begin"/>
-            </w:r>
-            <w:r>
-              <w:instrText xml:space="preserve"> PAGEREF _Toc100080 \h </w:instrText>
-            </w:r>
-            <w:r>
-              <w:fldChar w:fldCharType="separate"/>
-            </w:r>
-            <w:r>
-              <w:t>38</w:t>
-            </w:r>
-            <w:r>
-              <w:fldChar w:fldCharType="end"/>
-            </w:r>
-          </w:hyperlink>
-        </w:p>
-        <w:p>
-          <w:pPr>
-            <w:pStyle w:val="11"/>
-            <w:ind w:left="360"/>
-            <w:tabs>
-              <w:tab w:val="right" w:leader="dot" w:pos="9026"/>
-            </w:tabs>
-            <w:spacing w:before="120" w:after="60"/>
-          </w:pPr>
-          <w:hyperlink w:anchor="_Toc100081" w:history="1">
-            <w:r>
-              <w:rPr>
-                <w:rStyle w:val="Hyperlink"/>
-              </w:rPr>
-              <w:t>11.1  报表速查表</w:t>
-            </w:r>
-            <w:r>
-              <w:tab/>
-            </w:r>
-            <w:r>
-              <w:fldChar w:fldCharType="begin"/>
-            </w:r>
-            <w:r>
-              <w:instrText xml:space="preserve"> PAGEREF _Toc100081 \h </w:instrText>
-            </w:r>
-            <w:r>
-              <w:fldChar w:fldCharType="separate"/>
-            </w:r>
-            <w:r>
-              <w:t>38</w:t>
-            </w:r>
-            <w:r>
-              <w:fldChar w:fldCharType="end"/>
-            </w:r>
-          </w:hyperlink>
-        </w:p>
-        <w:p>
-          <w:pPr>
-            <w:pStyle w:val="9"/>
-            <w:tabs>
-              <w:tab w:val="right" w:leader="dot" w:pos="9026"/>
-            </w:tabs>
-            <w:spacing w:before="120" w:after="60"/>
-          </w:pPr>
-          <w:hyperlink w:anchor="_Toc100082" w:history="1">
-            <w:r>
-              <w:rPr>
-                <w:rStyle w:val="Hyperlink"/>
-              </w:rPr>
-              <w:t>第十二章  协同办公</w:t>
-            </w:r>
-            <w:r>
-              <w:tab/>
-            </w:r>
-            <w:r>
-              <w:fldChar w:fldCharType="begin"/>
-            </w:r>
-            <w:r>
-              <w:instrText xml:space="preserve"> PAGEREF _Toc100082 \h </w:instrText>
-            </w:r>
-            <w:r>
-              <w:fldChar w:fldCharType="separate"/>
-            </w:r>
-            <w:r>
-              <w:t>38</w:t>
-            </w:r>
-            <w:r>
-              <w:fldChar w:fldCharType="end"/>
-            </w:r>
-          </w:hyperlink>
-        </w:p>
-        <w:p>
-          <w:pPr>
-            <w:pStyle w:val="11"/>
-            <w:ind w:left="360"/>
-            <w:tabs>
-              <w:tab w:val="right" w:leader="dot" w:pos="9026"/>
-            </w:tabs>
-            <w:spacing w:before="120" w:after="60"/>
-          </w:pPr>
-          <w:hyperlink w:anchor="_Toc100083" w:history="1">
-            <w:r>
-              <w:rPr>
-                <w:rStyle w:val="Hyperlink"/>
-              </w:rPr>
-              <w:t>12.1  任务督办（领导安排工作 → 员工汇报进度）</w:t>
-            </w:r>
-            <w:r>
-              <w:tab/>
-            </w:r>
-            <w:r>
-              <w:fldChar w:fldCharType="begin"/>
-            </w:r>
-            <w:r>
-              <w:instrText xml:space="preserve"> PAGEREF _Toc100083 \h </w:instrText>
-            </w:r>
-            <w:r>
-              <w:fldChar w:fldCharType="separate"/>
-            </w:r>
-            <w:r>
-              <w:t>38</w:t>
-            </w:r>
-            <w:r>
-              <w:fldChar w:fldCharType="end"/>
-            </w:r>
-          </w:hyperlink>
-        </w:p>
-        <w:p>
-          <w:pPr>
-            <w:pStyle w:val="11"/>
-            <w:ind w:left="360"/>
-            <w:tabs>
-              <w:tab w:val="right" w:leader="dot" w:pos="9026"/>
-            </w:tabs>
-            <w:spacing w:before="120" w:after="60"/>
-          </w:pPr>
-          <w:hyperlink w:anchor="_Toc100084" w:history="1">
-            <w:r>
-              <w:rPr>
-                <w:rStyle w:val="Hyperlink"/>
-              </w:rPr>
-              <w:t>12.2  每周议题与研发进度</w:t>
-            </w:r>
-            <w:r>
-              <w:tab/>
-            </w:r>
-            <w:r>
-              <w:fldChar w:fldCharType="begin"/>
-            </w:r>
-            <w:r>
-              <w:instrText xml:space="preserve"> PAGEREF _Toc100084 \h </w:instrText>
-            </w:r>
-            <w:r>
-              <w:fldChar w:fldCharType="separate"/>
-            </w:r>
-            <w:r>
-              <w:t>39</w:t>
-            </w:r>
-            <w:r>
-              <w:fldChar w:fldCharType="end"/>
-            </w:r>
-          </w:hyperlink>
-        </w:p>
-        <w:p>
-          <w:pPr>
-            <w:pStyle w:val="11"/>
-            <w:ind w:left="360"/>
-            <w:tabs>
-              <w:tab w:val="right" w:leader="dot" w:pos="9026"/>
-            </w:tabs>
-            <w:spacing w:before="120" w:after="60"/>
-          </w:pPr>
-          <w:hyperlink w:anchor="_Toc100085" w:history="1">
-            <w:r>
-              <w:rPr>
-                <w:rStyle w:val="Hyperlink"/>
-              </w:rPr>
-              <w:t>12.3  AI 智能助手</w:t>
-            </w:r>
-            <w:r>
-              <w:tab/>
-            </w:r>
-            <w:r>
-              <w:fldChar w:fldCharType="begin"/>
-            </w:r>
-            <w:r>
-              <w:instrText xml:space="preserve"> PAGEREF _Toc100085 \h </w:instrText>
-            </w:r>
-            <w:r>
-              <w:fldChar w:fldCharType="separate"/>
-            </w:r>
-            <w:r>
-              <w:t>40</w:t>
-            </w:r>
-            <w:r>
-              <w:fldChar w:fldCharType="end"/>
-            </w:r>
-          </w:hyperlink>
-        </w:p>
-        <w:p>
-          <w:pPr>
-            <w:pStyle w:val="11"/>
-            <w:ind w:left="360"/>
-            <w:tabs>
-              <w:tab w:val="right" w:leader="dot" w:pos="9026"/>
-            </w:tabs>
-            <w:spacing w:before="120" w:after="60"/>
-          </w:pPr>
-          <w:hyperlink w:anchor="_Toc100086" w:history="1">
-            <w:r>
-              <w:rPr>
-                <w:rStyle w:val="Hyperlink"/>
-              </w:rPr>
-              <w:t>12.4  操作日志</w:t>
-            </w:r>
-            <w:r>
-              <w:tab/>
-            </w:r>
-            <w:r>
-              <w:fldChar w:fldCharType="begin"/>
-            </w:r>
-            <w:r>
-              <w:instrText xml:space="preserve"> PAGEREF _Toc100086 \h </w:instrText>
-            </w:r>
-            <w:r>
-              <w:fldChar w:fldCharType="separate"/>
-            </w:r>
-            <w:r>
-              <w:t>40</w:t>
-            </w:r>
-            <w:r>
-              <w:fldChar w:fldCharType="end"/>
-            </w:r>
-          </w:hyperlink>
-        </w:p>
-        <w:p>
-          <w:pPr>
-            <w:pStyle w:val="9"/>
-            <w:tabs>
-              <w:tab w:val="right" w:leader="dot" w:pos="9026"/>
-            </w:tabs>
-            <w:spacing w:before="120" w:after="60"/>
-          </w:pPr>
-          <w:hyperlink w:anchor="_Toc100087" w:history="1">
-            <w:r>
-              <w:rPr>
-                <w:rStyle w:val="Hyperlink"/>
-              </w:rPr>
-              <w:t>第十三章  数据安全与系统维护</w:t>
-            </w:r>
-            <w:r>
-              <w:tab/>
-            </w:r>
-            <w:r>
-              <w:fldChar w:fldCharType="begin"/>
-            </w:r>
-            <w:r>
-              <w:instrText xml:space="preserve"> PAGEREF _Toc100087 \h </w:instrText>
-            </w:r>
-            <w:r>
-              <w:fldChar w:fldCharType="separate"/>
-            </w:r>
-            <w:r>
-              <w:t>40</w:t>
-            </w:r>
-            <w:r>
-              <w:fldChar w:fldCharType="end"/>
-            </w:r>
-          </w:hyperlink>
-        </w:p>
-        <w:p>
-          <w:pPr>
-            <w:pStyle w:val="9"/>
-            <w:tabs>
-              <w:tab w:val="right" w:leader="dot" w:pos="9026"/>
-            </w:tabs>
-            <w:spacing w:before="120" w:after="60"/>
-          </w:pPr>
-          <w:hyperlink w:anchor="_Toc100088" w:history="1">
-            <w:r>
-              <w:rPr>
-                <w:rStyle w:val="Hyperlink"/>
-              </w:rPr>
-              <w:t>附录 A  常见问题总索引（按现象查）</w:t>
-            </w:r>
-            <w:r>
-              <w:tab/>
-            </w:r>
-            <w:r>
-              <w:fldChar w:fldCharType="begin"/>
-            </w:r>
-            <w:r>
-              <w:instrText xml:space="preserve"> PAGEREF _Toc100088 \h </w:instrText>
-            </w:r>
-            <w:r>
-              <w:fldChar w:fldCharType="separate"/>
-            </w:r>
-            <w:r>
-              <w:t>41</w:t>
-            </w:r>
-            <w:r>
-              <w:fldChar w:fldCharType="end"/>
-            </w:r>
-          </w:hyperlink>
-        </w:p>
-        <w:p>
-          <w:pPr>
-            <w:pStyle w:val="11"/>
-            <w:ind w:left="360"/>
-            <w:tabs>
-              <w:tab w:val="right" w:leader="dot" w:pos="9026"/>
-            </w:tabs>
-            <w:spacing w:before="120" w:after="60"/>
-          </w:pPr>
-          <w:hyperlink w:anchor="_Toc100089" w:history="1">
-            <w:r>
-              <w:rPr>
-                <w:rStyle w:val="Hyperlink"/>
-              </w:rPr>
-              <w:t>A.1  登录与页面</w:t>
-            </w:r>
-            <w:r>
-              <w:tab/>
-            </w:r>
-            <w:r>
-              <w:fldChar w:fldCharType="begin"/>
-            </w:r>
-            <w:r>
-              <w:instrText xml:space="preserve"> PAGEREF _Toc100089 \h </w:instrText>
-            </w:r>
-            <w:r>
-              <w:fldChar w:fldCharType="separate"/>
-            </w:r>
-            <w:r>
-              <w:t>41</w:t>
-            </w:r>
-            <w:r>
-              <w:fldChar w:fldCharType="end"/>
-            </w:r>
-          </w:hyperlink>
-        </w:p>
-        <w:p>
-          <w:pPr>
-            <w:pStyle w:val="11"/>
-            <w:ind w:left="360"/>
-            <w:tabs>
-              <w:tab w:val="right" w:leader="dot" w:pos="9026"/>
-            </w:tabs>
-            <w:spacing w:before="120" w:after="60"/>
-          </w:pPr>
-          <w:hyperlink w:anchor="_Toc100090" w:history="1">
-            <w:r>
-              <w:rPr>
-                <w:rStyle w:val="Hyperlink"/>
-              </w:rPr>
-              <w:t>A.2  单据与业务</w:t>
-            </w:r>
-            <w:r>
-              <w:tab/>
-            </w:r>
-            <w:r>
-              <w:fldChar w:fldCharType="begin"/>
-            </w:r>
-            <w:r>
-              <w:instrText xml:space="preserve"> PAGEREF _Toc100090 \h </w:instrText>
-            </w:r>
-            <w:r>
-              <w:fldChar w:fldCharType="separate"/>
-            </w:r>
-            <w:r>
-              <w:t>41</w:t>
-            </w:r>
-            <w:r>
-              <w:fldChar w:fldCharType="end"/>
-            </w:r>
-          </w:hyperlink>
-        </w:p>
-        <w:p>
-          <w:pPr>
-            <w:pStyle w:val="11"/>
-            <w:ind w:left="360"/>
-            <w:tabs>
-              <w:tab w:val="right" w:leader="dot" w:pos="9026"/>
-            </w:tabs>
-            <w:spacing w:before="120" w:after="60"/>
-          </w:pPr>
-          <w:hyperlink w:anchor="_Toc100091" w:history="1">
-            <w:r>
-              <w:rPr>
-                <w:rStyle w:val="Hyperlink"/>
-              </w:rPr>
-              <w:t>A.3  库存</w:t>
-            </w:r>
-            <w:r>
-              <w:tab/>
-            </w:r>
-            <w:r>
-              <w:fldChar w:fldCharType="begin"/>
-            </w:r>
-            <w:r>
-              <w:instrText xml:space="preserve"> PAGEREF _Toc100091 \h </w:instrText>
-            </w:r>
-            <w:r>
-              <w:fldChar w:fldCharType="separate"/>
-            </w:r>
-            <w:r>
-              <w:t>41</w:t>
-            </w:r>
-            <w:r>
-              <w:fldChar w:fldCharType="end"/>
-            </w:r>
-          </w:hyperlink>
-        </w:p>
-        <w:p>
-          <w:pPr>
-            <w:pStyle w:val="9"/>
-            <w:tabs>
-              <w:tab w:val="right" w:leader="dot" w:pos="9026"/>
-            </w:tabs>
-            <w:spacing w:before="120" w:after="60"/>
-          </w:pPr>
-          <w:hyperlink w:anchor="_Toc100092" w:history="1">
-            <w:r>
-              <w:rPr>
-                <w:rStyle w:val="Hyperlink"/>
-              </w:rPr>
-              <w:t>附录 B  状态颜色与单据状态速查</w:t>
-            </w:r>
-            <w:r>
-              <w:tab/>
-            </w:r>
-            <w:r>
-              <w:fldChar w:fldCharType="begin"/>
-            </w:r>
-            <w:r>
-              <w:instrText xml:space="preserve"> PAGEREF _Toc100092 \h </w:instrText>
-            </w:r>
-            <w:r>
-              <w:fldChar w:fldCharType="separate"/>
-            </w:r>
-            <w:r>
-              <w:t>42</w:t>
-            </w:r>
-            <w:r>
-              <w:fldChar w:fldCharType="end"/>
-            </w:r>
-          </w:hyperlink>
-        </w:p>
-        <w:p>
-          <w:pPr>
-            <w:pStyle w:val="11"/>
-            <w:ind w:left="360"/>
-            <w:tabs>
-              <w:tab w:val="right" w:leader="dot" w:pos="9026"/>
-            </w:tabs>
-            <w:spacing w:before="120" w:after="60"/>
-          </w:pPr>
-          <w:hyperlink w:anchor="_Toc100093" w:history="1">
-            <w:r>
-              <w:rPr>
-                <w:rStyle w:val="Hyperlink"/>
-              </w:rPr>
-              <w:t>B.1  全局状态颜色约定</w:t>
-            </w:r>
-            <w:r>
-              <w:tab/>
-            </w:r>
-            <w:r>
-              <w:fldChar w:fldCharType="begin"/>
-            </w:r>
-            <w:r>
-              <w:instrText xml:space="preserve"> PAGEREF _Toc100093 \h </w:instrText>
-            </w:r>
-            <w:r>
-              <w:fldChar w:fldCharType="separate"/>
-            </w:r>
-            <w:r>
-              <w:t>42</w:t>
-            </w:r>
-            <w:r>
-              <w:fldChar w:fldCharType="end"/>
-            </w:r>
-          </w:hyperlink>
-        </w:p>
-        <w:p>
-          <w:pPr>
-            <w:pStyle w:val="11"/>
-            <w:ind w:left="360"/>
-            <w:tabs>
-              <w:tab w:val="right" w:leader="dot" w:pos="9026"/>
-            </w:tabs>
-            <w:spacing w:before="120" w:after="60"/>
-          </w:pPr>
-          <w:hyperlink w:anchor="_Toc100094" w:history="1">
-            <w:r>
-              <w:rPr>
-                <w:rStyle w:val="Hyperlink"/>
-              </w:rPr>
-              <w:t>B.2  主要单据状态机</w:t>
-            </w:r>
-            <w:r>
-              <w:tab/>
-            </w:r>
-            <w:r>
-              <w:fldChar w:fldCharType="begin"/>
-            </w:r>
-            <w:r>
-              <w:instrText xml:space="preserve"> PAGEREF _Toc100094 \h </w:instrText>
-            </w:r>
-            <w:r>
-              <w:fldChar w:fldCharType="separate"/>
-            </w:r>
-            <w:r>
-              <w:t>42</w:t>
-            </w:r>
-            <w:r>
-              <w:fldChar w:fldCharType="end"/>
-            </w:r>
-          </w:hyperlink>
-        </w:p>
-        <w:p>
-          <w:pPr>
-            <w:pStyle w:val="9"/>
-            <w:tabs>
-              <w:tab w:val="right" w:leader="dot" w:pos="9026"/>
-            </w:tabs>
-            <w:spacing w:before="120" w:after="60"/>
-          </w:pPr>
-          <w:hyperlink w:anchor="_Toc100095" w:history="1">
-            <w:r>
-              <w:rPr>
-                <w:rStyle w:val="Hyperlink"/>
-              </w:rPr>
-              <w:t>附录 C  岗位与系统对应关系建议</w:t>
-            </w:r>
-            <w:r>
-              <w:tab/>
-            </w:r>
-            <w:r>
-              <w:fldChar w:fldCharType="begin"/>
-            </w:r>
-            <w:r>
-              <w:instrText xml:space="preserve"> PAGEREF _Toc100095 \h </w:instrText>
-            </w:r>
-            <w:r>
-              <w:fldChar w:fldCharType="separate"/>
-            </w:r>
-            <w:r>
-              <w:t>42</w:t>
-            </w:r>
-            <w:r>
-              <w:fldChar w:fldCharType="end"/>
-            </w:r>
-          </w:hyperlink>
-        </w:p>
-        <w:p>
-          <w:pPr>
-            <w:pStyle w:val="9"/>
-            <w:tabs>
-              <w:tab w:val="right" w:leader="dot" w:pos="9026"/>
-            </w:tabs>
-            <w:spacing w:before="120" w:after="60"/>
-          </w:pPr>
-          <w:hyperlink w:anchor="_Toc100096" w:history="1">
-            <w:r>
-              <w:rPr>
-                <w:rStyle w:val="Hyperlink"/>
-              </w:rPr>
-              <w:t>附录 D  单号规则说明</w:t>
-            </w:r>
-            <w:r>
-              <w:tab/>
-            </w:r>
-            <w:r>
-              <w:fldChar w:fldCharType="begin"/>
-            </w:r>
-            <w:r>
-              <w:instrText xml:space="preserve"> PAGEREF _Toc100096 \h </w:instrText>
-            </w:r>
-            <w:r>
-              <w:fldChar w:fldCharType="separate"/>
-            </w:r>
-            <w:r>
-              <w:t>43</w:t>
-            </w:r>
-            <w:r>
-              <w:fldChar w:fldCharType="end"/>
-            </w:r>
-          </w:hyperlink>
         </w:p>
         <w:p>
           <w:r>
@@ -3782,7 +304,6 @@
         <w:keepNext/>
         <w:spacing w:after="220" w:before="400" w:line="312"/>
       </w:pPr>
-      <w:bookmarkStart w:id="100000" w:name="_Toc100000"/>
       <w:r>
         <w:rPr>
           <w:rFonts w:ascii="Arial" w:eastAsia="Microsoft YaHei"/>
@@ -3794,7 +315,6 @@
         </w:rPr>
         <w:t xml:space="preserve">第一章  上手准备：第一次使用本系统</w:t>
       </w:r>
-      <w:bookmarkEnd w:id="100000"/>
     </w:p>
     <w:p>
       <w:pPr>
@@ -3874,7 +394,6 @@
         <w:keepNext/>
         <w:spacing w:after="160" w:before="300" w:line="312"/>
       </w:pPr>
-      <w:bookmarkStart w:id="100001" w:name="_Toc100001"/>
       <w:r>
         <w:rPr>
           <w:rFonts w:ascii="Arial" w:eastAsia="Microsoft YaHei"/>
@@ -3886,7 +405,6 @@
         </w:rPr>
         <w:t xml:space="preserve">1.1  使用前需要准备什么</w:t>
       </w:r>
-      <w:bookmarkEnd w:id="100001"/>
     </w:p>
     <w:tbl>
       <w:tblPr>
@@ -4441,7 +959,6 @@
         <w:keepNext/>
         <w:spacing w:after="160" w:before="300" w:line="312"/>
       </w:pPr>
-      <w:bookmarkStart w:id="100002" w:name="_Toc100002"/>
       <w:r>
         <w:rPr>
           <w:rFonts w:ascii="Arial" w:eastAsia="Microsoft YaHei"/>
@@ -4453,7 +970,6 @@
         </w:rPr>
         <w:t xml:space="preserve">1.2  登录系统</w:t>
       </w:r>
-      <w:bookmarkEnd w:id="100002"/>
     </w:p>
     <w:p>
       <w:pPr>
@@ -4666,7 +1182,6 @@
         <w:keepNext/>
         <w:spacing w:after="160" w:before="300" w:line="312"/>
       </w:pPr>
-      <w:bookmarkStart w:id="100003" w:name="_Toc100003"/>
       <w:r>
         <w:rPr>
           <w:rFonts w:ascii="Arial" w:eastAsia="Microsoft YaHei"/>
@@ -4678,7 +1193,6 @@
         </w:rPr>
         <w:t xml:space="preserve">1.3  系统里都有什么（业务全景）</w:t>
       </w:r>
-      <w:bookmarkEnd w:id="100003"/>
     </w:p>
     <w:p>
       <w:pPr>
@@ -5519,7 +2033,6 @@
         <w:keepNext/>
         <w:spacing w:after="220" w:before="400" w:line="312"/>
       </w:pPr>
-      <w:bookmarkStart w:id="100004" w:name="_Toc100004"/>
       <w:r>
         <w:rPr>
           <w:rFonts w:ascii="Arial" w:eastAsia="Microsoft YaHei"/>
@@ -5531,7 +2044,6 @@
         </w:rPr>
         <w:t xml:space="preserve">第二章  界面与通用操作（全系统通用）</w:t>
       </w:r>
-      <w:bookmarkEnd w:id="100004"/>
     </w:p>
     <w:p>
       <w:pPr>
@@ -5557,7 +2069,6 @@
         <w:keepNext/>
         <w:spacing w:after="160" w:before="300" w:line="312"/>
       </w:pPr>
-      <w:bookmarkStart w:id="100005" w:name="_Toc100005"/>
       <w:r>
         <w:rPr>
           <w:rFonts w:ascii="Arial" w:eastAsia="Microsoft YaHei"/>
@@ -5569,7 +2080,6 @@
         </w:rPr>
         <w:t xml:space="preserve">2.1  页面布局</w:t>
       </w:r>
-      <w:bookmarkEnd w:id="100005"/>
     </w:p>
     <w:p>
       <w:pPr>
@@ -5737,7 +2247,6 @@
         <w:keepNext/>
         <w:spacing w:after="160" w:before="300" w:line="312"/>
       </w:pPr>
-      <w:bookmarkStart w:id="100006" w:name="_Toc100006"/>
       <w:r>
         <w:rPr>
           <w:rFonts w:ascii="Arial" w:eastAsia="Microsoft YaHei"/>
@@ -5749,7 +2258,6 @@
         </w:rPr>
         <w:t xml:space="preserve">2.2  菜单太多找不到？用菜单搜索</w:t>
       </w:r>
-      <w:bookmarkEnd w:id="100006"/>
     </w:p>
     <w:p>
       <w:pPr>
@@ -5775,7 +2283,6 @@
         <w:keepNext/>
         <w:spacing w:after="160" w:before="300" w:line="312"/>
       </w:pPr>
-      <w:bookmarkStart w:id="100007" w:name="_Toc100007"/>
       <w:r>
         <w:rPr>
           <w:rFonts w:ascii="Arial" w:eastAsia="Microsoft YaHei"/>
@@ -5787,7 +2294,6 @@
         </w:rPr>
         <w:t xml:space="preserve">2.3  列表页通用操作</w:t>
       </w:r>
-      <w:bookmarkEnd w:id="100007"/>
     </w:p>
     <w:p>
       <w:pPr>
@@ -6094,7 +2600,6 @@
         <w:keepNext/>
         <w:spacing w:after="160" w:before="300" w:line="312"/>
       </w:pPr>
-      <w:bookmarkStart w:id="100008" w:name="_Toc100008"/>
       <w:r>
         <w:rPr>
           <w:rFonts w:ascii="Arial" w:eastAsia="Microsoft YaHei"/>
@@ -6106,7 +2611,6 @@
         </w:rPr>
         <w:t xml:space="preserve">2.4  单据的通用规律（重要）</w:t>
       </w:r>
-      <w:bookmarkEnd w:id="100008"/>
     </w:p>
     <w:p>
       <w:pPr>
@@ -6333,7 +2837,6 @@
         <w:keepNext/>
         <w:spacing w:after="160" w:before="300" w:line="312"/>
       </w:pPr>
-      <w:bookmarkStart w:id="100009" w:name="_Toc100009"/>
       <w:r>
         <w:rPr>
           <w:rFonts w:ascii="Arial" w:eastAsia="Microsoft YaHei"/>
@@ -6345,7 +2848,6 @@
         </w:rPr>
         <w:t xml:space="preserve">2.5  权限：为什么我看不到某个菜单/按钮</w:t>
       </w:r>
-      <w:bookmarkEnd w:id="100009"/>
     </w:p>
     <w:p>
       <w:pPr>
@@ -6371,7 +2873,6 @@
         <w:keepNext/>
         <w:spacing w:after="220" w:before="400" w:line="312"/>
       </w:pPr>
-      <w:bookmarkStart w:id="100010" w:name="_Toc100010"/>
       <w:r>
         <w:rPr>
           <w:rFonts w:ascii="Arial" w:eastAsia="Microsoft YaHei"/>
@@ -6383,7 +2884,6 @@
         </w:rPr>
         <w:t xml:space="preserve">第三章  干活之前：基础数据准备</w:t>
       </w:r>
-      <w:bookmarkEnd w:id="100010"/>
     </w:p>
     <w:p>
       <w:pPr>
@@ -6409,7 +2909,6 @@
         <w:keepNext/>
         <w:spacing w:after="160" w:before="300" w:line="312"/>
       </w:pPr>
-      <w:bookmarkStart w:id="100011" w:name="_Toc100011"/>
       <w:r>
         <w:rPr>
           <w:rFonts w:ascii="Arial" w:eastAsia="Microsoft YaHei"/>
@@ -6421,7 +2920,6 @@
         </w:rPr>
         <w:t xml:space="preserve">3.1  物料档案（基础数据 → 物料）</w:t>
       </w:r>
-      <w:bookmarkEnd w:id="100011"/>
     </w:p>
     <w:p>
       <w:pPr>
@@ -6429,7 +2927,6 @@
         <w:keepNext/>
         <w:spacing w:after="120" w:before="220" w:line="312"/>
       </w:pPr>
-      <w:bookmarkStart w:id="100012" w:name="_Toc100012"/>
       <w:r>
         <w:rPr>
           <w:rFonts w:ascii="Arial" w:eastAsia="Microsoft YaHei"/>
@@ -6441,7 +2938,6 @@
         </w:rPr>
         <w:t xml:space="preserve">3.1.1  物料怎么分类</w:t>
       </w:r>
-      <w:bookmarkEnd w:id="100012"/>
     </w:p>
     <w:p>
       <w:pPr>
@@ -6922,7 +3418,6 @@
         <w:keepNext/>
         <w:spacing w:after="120" w:before="220" w:line="312"/>
       </w:pPr>
-      <w:bookmarkStart w:id="100013" w:name="_Toc100013"/>
       <w:r>
         <w:rPr>
           <w:rFonts w:ascii="Arial" w:eastAsia="Microsoft YaHei"/>
@@ -6934,7 +3429,6 @@
         </w:rPr>
         <w:t xml:space="preserve">3.1.2  新建物料</w:t>
       </w:r>
-      <w:bookmarkEnd w:id="100013"/>
     </w:p>
     <w:p>
       <w:pPr>
@@ -7167,7 +3661,6 @@
         <w:keepNext/>
         <w:spacing w:after="160" w:before="300" w:line="312"/>
       </w:pPr>
-      <w:bookmarkStart w:id="100014" w:name="_Toc100014"/>
       <w:r>
         <w:rPr>
           <w:rFonts w:ascii="Arial" w:eastAsia="Microsoft YaHei"/>
@@ -7179,7 +3672,6 @@
         </w:rPr>
         <w:t xml:space="preserve">3.2  供应商与客户档案（基础数据）</w:t>
       </w:r>
-      <w:bookmarkEnd w:id="100014"/>
     </w:p>
     <w:p>
       <w:pPr>
@@ -7263,7 +3755,6 @@
         <w:keepNext/>
         <w:spacing w:after="160" w:before="300" w:line="312"/>
       </w:pPr>
-      <w:bookmarkStart w:id="100015" w:name="_Toc100015"/>
       <w:r>
         <w:rPr>
           <w:rFonts w:ascii="Arial" w:eastAsia="Microsoft YaHei"/>
@@ -7275,7 +3766,6 @@
         </w:rPr>
         <w:t xml:space="preserve">3.3  仓库结构：仓库 → 分库 → 库位（基础数据 → 仓库）</w:t>
       </w:r>
-      <w:bookmarkEnd w:id="100015"/>
     </w:p>
     <w:p>
       <w:pPr>
@@ -7756,7 +4246,6 @@
         <w:keepNext/>
         <w:spacing w:after="160" w:before="300" w:line="312"/>
       </w:pPr>
-      <w:bookmarkStart w:id="100016" w:name="_Toc100016"/>
       <w:r>
         <w:rPr>
           <w:rFonts w:ascii="Arial" w:eastAsia="Microsoft YaHei"/>
@@ -7768,7 +4257,6 @@
         </w:rPr>
         <w:t xml:space="preserve">3.4  配方管理与工艺路线（生产管理）</w:t>
       </w:r>
-      <w:bookmarkEnd w:id="100016"/>
     </w:p>
     <w:p>
       <w:pPr>
@@ -7936,7 +4424,6 @@
         <w:keepNext/>
         <w:spacing w:after="160" w:before="300" w:line="312"/>
       </w:pPr>
-      <w:bookmarkStart w:id="100017" w:name="_Toc100017"/>
       <w:r>
         <w:rPr>
           <w:rFonts w:ascii="Arial" w:eastAsia="Microsoft YaHei"/>
@@ -7948,7 +4435,6 @@
         </w:rPr>
         <w:t xml:space="preserve">3.5  员工档案（财务管理 → 员工档案）</w:t>
       </w:r>
-      <w:bookmarkEnd w:id="100017"/>
     </w:p>
     <w:p>
       <w:pPr>
@@ -7974,7 +4460,6 @@
         <w:keepNext/>
         <w:spacing w:after="160" w:before="300" w:line="312"/>
       </w:pPr>
-      <w:bookmarkStart w:id="100018" w:name="_Toc100018"/>
       <w:r>
         <w:rPr>
           <w:rFonts w:ascii="Arial" w:eastAsia="Microsoft YaHei"/>
@@ -7986,7 +4471,6 @@
         </w:rPr>
         <w:t xml:space="preserve">3.6  用户账号与角色权限（系统设置）</w:t>
       </w:r>
-      <w:bookmarkEnd w:id="100018"/>
     </w:p>
     <w:p>
       <w:pPr>
@@ -8199,7 +4683,6 @@
         <w:keepNext/>
         <w:spacing w:after="220" w:before="400" w:line="312"/>
       </w:pPr>
-      <w:bookmarkStart w:id="100019" w:name="_Toc100019"/>
       <w:r>
         <w:rPr>
           <w:rFonts w:ascii="Arial" w:eastAsia="Microsoft YaHei"/>
@@ -8211,7 +4694,6 @@
         </w:rPr>
         <w:t xml:space="preserve">第四章  采购管理</w:t>
       </w:r>
-      <w:bookmarkEnd w:id="100019"/>
     </w:p>
     <w:p>
       <w:pPr>
@@ -8237,7 +4719,6 @@
         <w:keepNext/>
         <w:spacing w:after="160" w:before="300" w:line="312"/>
       </w:pPr>
-      <w:bookmarkStart w:id="100020" w:name="_Toc100020"/>
       <w:r>
         <w:rPr>
           <w:rFonts w:ascii="Arial" w:eastAsia="Microsoft YaHei"/>
@@ -8249,7 +4730,6 @@
         </w:rPr>
         <w:t xml:space="preserve">4.1  采购全流程一览</w:t>
       </w:r>
-      <w:bookmarkEnd w:id="100020"/>
     </w:p>
     <w:tbl>
       <w:tblPr>
@@ -9134,7 +5614,6 @@
         <w:keepNext/>
         <w:spacing w:after="160" w:before="300" w:line="312"/>
       </w:pPr>
-      <w:bookmarkStart w:id="100021" w:name="_Toc100021"/>
       <w:r>
         <w:rPr>
           <w:rFonts w:ascii="Arial" w:eastAsia="Microsoft YaHei"/>
@@ -9146,7 +5625,6 @@
         </w:rPr>
         <w:t xml:space="preserve">4.2  请购单（采购管理 → 请购单）</w:t>
       </w:r>
-      <w:bookmarkEnd w:id="100021"/>
     </w:p>
     <w:p>
       <w:pPr>
@@ -9328,7 +5806,6 @@
         <w:keepNext/>
         <w:spacing w:after="160" w:before="300" w:line="312"/>
       </w:pPr>
-      <w:bookmarkStart w:id="100022" w:name="_Toc100022"/>
       <w:r>
         <w:rPr>
           <w:rFonts w:ascii="Arial" w:eastAsia="Microsoft YaHei"/>
@@ -9340,7 +5817,6 @@
         </w:rPr>
         <w:t xml:space="preserve">4.3  采购订单（原料采购 / 成品采购）</w:t>
       </w:r>
-      <w:bookmarkEnd w:id="100022"/>
     </w:p>
     <w:p>
       <w:pPr>
@@ -9541,7 +6017,6 @@
         <w:keepNext/>
         <w:spacing w:after="160" w:before="300" w:line="312"/>
       </w:pPr>
-      <w:bookmarkStart w:id="100023" w:name="_Toc100023"/>
       <w:r>
         <w:rPr>
           <w:rFonts w:ascii="Arial" w:eastAsia="Microsoft YaHei"/>
@@ -9553,7 +6028,6 @@
         </w:rPr>
         <w:t xml:space="preserve">4.4  采购到货与质检</w:t>
       </w:r>
-      <w:bookmarkEnd w:id="100023"/>
     </w:p>
     <w:p>
       <w:pPr>
@@ -9677,7 +6151,6 @@
         <w:keepNext/>
         <w:spacing w:after="160" w:before="300" w:line="312"/>
       </w:pPr>
-      <w:bookmarkStart w:id="100024" w:name="_Toc100024"/>
       <w:r>
         <w:rPr>
           <w:rFonts w:ascii="Arial" w:eastAsia="Microsoft YaHei"/>
@@ -9689,7 +6162,6 @@
         </w:rPr>
         <w:t xml:space="preserve">4.5  质检判定后的三种去向</w:t>
       </w:r>
-      <w:bookmarkEnd w:id="100024"/>
     </w:p>
     <w:tbl>
       <w:tblPr>
@@ -10152,7 +6624,6 @@
         <w:keepNext/>
         <w:spacing w:after="160" w:before="300" w:line="312"/>
       </w:pPr>
-      <w:bookmarkStart w:id="100025" w:name="_Toc100025"/>
       <w:r>
         <w:rPr>
           <w:rFonts w:ascii="Arial" w:eastAsia="Microsoft YaHei"/>
@@ -10164,7 +6635,6 @@
         </w:rPr>
         <w:t xml:space="preserve">4.6  入库与标签打印（分桶标签）</w:t>
       </w:r>
-      <w:bookmarkEnd w:id="100025"/>
     </w:p>
     <w:p>
       <w:pPr>
@@ -10364,7 +6834,6 @@
         <w:keepNext/>
         <w:spacing w:after="160" w:before="300" w:line="312"/>
       </w:pPr>
-      <w:bookmarkStart w:id="100026" w:name="_Toc100026"/>
       <w:r>
         <w:rPr>
           <w:rFonts w:ascii="Arial" w:eastAsia="Microsoft YaHei"/>
@@ -10376,7 +6845,6 @@
         </w:rPr>
         <w:t xml:space="preserve">4.7  采购退货（采购管理 → 采购退货单）</w:t>
       </w:r>
-      <w:bookmarkEnd w:id="100026"/>
     </w:p>
     <w:p>
       <w:pPr>
@@ -10523,7 +6991,6 @@
         <w:keepNext/>
         <w:spacing w:after="160" w:before="300" w:line="312"/>
       </w:pPr>
-      <w:bookmarkStart w:id="100027" w:name="_Toc100027"/>
       <w:r>
         <w:rPr>
           <w:rFonts w:ascii="Arial" w:eastAsia="Microsoft YaHei"/>
@@ -10535,7 +7002,6 @@
         </w:rPr>
         <w:t xml:space="preserve">4.8  供应商质量追溯（采购管理 → 质量追溯）</w:t>
       </w:r>
-      <w:bookmarkEnd w:id="100027"/>
     </w:p>
     <w:p>
       <w:pPr>
@@ -10561,7 +7027,6 @@
         <w:keepNext/>
         <w:spacing w:after="220" w:before="400" w:line="312"/>
       </w:pPr>
-      <w:bookmarkStart w:id="100028" w:name="_Toc100028"/>
       <w:r>
         <w:rPr>
           <w:rFonts w:ascii="Arial" w:eastAsia="Microsoft YaHei"/>
@@ -10573,7 +7038,6 @@
         </w:rPr>
         <w:t xml:space="preserve">第五章  生产管理</w:t>
       </w:r>
-      <w:bookmarkEnd w:id="100028"/>
     </w:p>
     <w:p>
       <w:pPr>
@@ -10599,7 +7063,6 @@
         <w:keepNext/>
         <w:spacing w:after="160" w:before="300" w:line="312"/>
       </w:pPr>
-      <w:bookmarkStart w:id="100029" w:name="_Toc100029"/>
       <w:r>
         <w:rPr>
           <w:rFonts w:ascii="Arial" w:eastAsia="Microsoft YaHei"/>
@@ -10611,7 +7074,6 @@
         </w:rPr>
         <w:t xml:space="preserve">5.1  生产全流程一览</w:t>
       </w:r>
-      <w:bookmarkEnd w:id="100029"/>
     </w:p>
     <w:tbl>
       <w:tblPr>
@@ -11291,7 +7753,6 @@
         <w:keepNext/>
         <w:spacing w:after="160" w:before="300" w:line="312"/>
       </w:pPr>
-      <w:bookmarkStart w:id="100030" w:name="_Toc100030"/>
       <w:r>
         <w:rPr>
           <w:rFonts w:ascii="Arial" w:eastAsia="Microsoft YaHei"/>
@@ -11303,7 +7764,6 @@
         </w:rPr>
         <w:t xml:space="preserve">5.2  生产订单</w:t>
       </w:r>
-      <w:bookmarkEnd w:id="100030"/>
     </w:p>
     <w:p>
       <w:pPr>
@@ -11518,7 +7978,6 @@
         <w:keepNext/>
         <w:spacing w:after="160" w:before="300" w:line="312"/>
       </w:pPr>
-      <w:bookmarkStart w:id="100031" w:name="_Toc100031"/>
       <w:r>
         <w:rPr>
           <w:rFonts w:ascii="Arial" w:eastAsia="Microsoft YaHei"/>
@@ -11530,7 +7989,6 @@
         </w:rPr>
         <w:t xml:space="preserve">5.3  领料、退料与补领</w:t>
       </w:r>
-      <w:bookmarkEnd w:id="100031"/>
     </w:p>
     <w:tbl>
       <w:tblPr>
@@ -12085,7 +8543,6 @@
         <w:keepNext/>
         <w:spacing w:after="160" w:before="300" w:line="312"/>
       </w:pPr>
-      <w:bookmarkStart w:id="100032" w:name="_Toc100032"/>
       <w:r>
         <w:rPr>
           <w:rFonts w:ascii="Arial" w:eastAsia="Microsoft YaHei"/>
@@ -12097,7 +8554,6 @@
         </w:rPr>
         <w:t xml:space="preserve">5.4  生产入库</w:t>
       </w:r>
-      <w:bookmarkEnd w:id="100032"/>
     </w:p>
     <w:p>
       <w:pPr>
@@ -12250,7 +8706,6 @@
         <w:keepNext/>
         <w:spacing w:after="160" w:before="300" w:line="312"/>
       </w:pPr>
-      <w:bookmarkStart w:id="100033" w:name="_Toc100033"/>
       <w:r>
         <w:rPr>
           <w:rFonts w:ascii="Arial" w:eastAsia="Microsoft YaHei"/>
@@ -12262,7 +8717,6 @@
         </w:rPr>
         <w:t xml:space="preserve">5.5  领料差异怎么看</w:t>
       </w:r>
-      <w:bookmarkEnd w:id="100033"/>
     </w:p>
     <w:p>
       <w:pPr>
@@ -12288,7 +8742,6 @@
         <w:keepNext/>
         <w:spacing w:after="220" w:before="400" w:line="312"/>
       </w:pPr>
-      <w:bookmarkStart w:id="100034" w:name="_Toc100034"/>
       <w:r>
         <w:rPr>
           <w:rFonts w:ascii="Arial" w:eastAsia="Microsoft YaHei"/>
@@ -12300,7 +8753,6 @@
         </w:rPr>
         <w:t xml:space="preserve">第六章  委外管理</w:t>
       </w:r>
-      <w:bookmarkEnd w:id="100034"/>
     </w:p>
     <w:p>
       <w:pPr>
@@ -12501,7 +8953,6 @@
         <w:keepNext/>
         <w:spacing w:after="220" w:before="400" w:line="312"/>
       </w:pPr>
-      <w:bookmarkStart w:id="100035" w:name="_Toc100035"/>
       <w:r>
         <w:rPr>
           <w:rFonts w:ascii="Arial" w:eastAsia="Microsoft YaHei"/>
@@ -12513,7 +8964,6 @@
         </w:rPr>
         <w:t xml:space="preserve">第七章  销售管理</w:t>
       </w:r>
-      <w:bookmarkEnd w:id="100035"/>
     </w:p>
     <w:p>
       <w:pPr>
@@ -12539,7 +8989,6 @@
         <w:keepNext/>
         <w:spacing w:after="160" w:before="300" w:line="312"/>
       </w:pPr>
-      <w:bookmarkStart w:id="100036" w:name="_Toc100036"/>
       <w:r>
         <w:rPr>
           <w:rFonts w:ascii="Arial" w:eastAsia="Microsoft YaHei"/>
@@ -12551,7 +9000,6 @@
         </w:rPr>
         <w:t xml:space="preserve">7.1  销售全流程一览</w:t>
       </w:r>
-      <w:bookmarkEnd w:id="100036"/>
     </w:p>
     <w:tbl>
       <w:tblPr>
@@ -13231,7 +9679,6 @@
         <w:keepNext/>
         <w:spacing w:after="160" w:before="300" w:line="312"/>
       </w:pPr>
-      <w:bookmarkStart w:id="100037" w:name="_Toc100037"/>
       <w:r>
         <w:rPr>
           <w:rFonts w:ascii="Arial" w:eastAsia="Microsoft YaHei"/>
@@ -13243,7 +9690,6 @@
         </w:rPr>
         <w:t xml:space="preserve">7.2  报价单</w:t>
       </w:r>
-      <w:bookmarkEnd w:id="100037"/>
     </w:p>
     <w:p>
       <w:pPr>
@@ -13309,7 +9755,6 @@
         <w:keepNext/>
         <w:spacing w:after="160" w:before="300" w:line="312"/>
       </w:pPr>
-      <w:bookmarkStart w:id="100038" w:name="_Toc100038"/>
       <w:r>
         <w:rPr>
           <w:rFonts w:ascii="Arial" w:eastAsia="Microsoft YaHei"/>
@@ -13321,7 +9766,6 @@
         </w:rPr>
         <w:t xml:space="preserve">7.3  销售订单（两步式录入，新人最常卡的地方）</w:t>
       </w:r>
-      <w:bookmarkEnd w:id="100038"/>
     </w:p>
     <w:p>
       <w:pPr>
@@ -13577,7 +10021,6 @@
         <w:keepNext/>
         <w:spacing w:after="160" w:before="300" w:line="312"/>
       </w:pPr>
-      <w:bookmarkStart w:id="100039" w:name="_Toc100039"/>
       <w:r>
         <w:rPr>
           <w:rFonts w:ascii="Arial" w:eastAsia="Microsoft YaHei"/>
@@ -13589,7 +10032,6 @@
         </w:rPr>
         <w:t xml:space="preserve">7.4  送货单与销售出库</w:t>
       </w:r>
-      <w:bookmarkEnd w:id="100039"/>
     </w:p>
     <w:p>
       <w:pPr>
@@ -13772,7 +10214,6 @@
         <w:keepNext/>
         <w:spacing w:after="160" w:before="300" w:line="312"/>
       </w:pPr>
-      <w:bookmarkStart w:id="100040" w:name="_Toc100040"/>
       <w:r>
         <w:rPr>
           <w:rFonts w:ascii="Arial" w:eastAsia="Microsoft YaHei"/>
@@ -13784,7 +10225,6 @@
         </w:rPr>
         <w:t xml:space="preserve">7.5  销售退货与油尾退回</w:t>
       </w:r>
-      <w:bookmarkEnd w:id="100040"/>
     </w:p>
     <w:tbl>
       <w:tblPr>
@@ -14247,7 +10687,6 @@
         <w:keepNext/>
         <w:spacing w:after="160" w:before="300" w:line="312"/>
       </w:pPr>
-      <w:bookmarkStart w:id="100041" w:name="_Toc100041"/>
       <w:r>
         <w:rPr>
           <w:rFonts w:ascii="Arial" w:eastAsia="Microsoft YaHei"/>
@@ -14259,7 +10698,6 @@
         </w:rPr>
         <w:t xml:space="preserve">7.6  打样、投诉与客户管理</w:t>
       </w:r>
-      <w:bookmarkEnd w:id="100041"/>
     </w:p>
     <w:p>
       <w:pPr>
@@ -14327,7 +10765,7 @@
           <w:sz w:val="21"/>
           <w:szCs w:val="21"/>
         </w:rPr>
-        <w:t xml:space="preserve">投诉（销售管理 → 客户投诉）：</w:t>
+        <w:t xml:space="preserve">打样任务（生产管理 → 打样任务）：</w:t>
       </w:r>
       <w:r>
         <w:rPr>
@@ -14338,7 +10776,7 @@
           <w:sz w:val="21"/>
           <w:szCs w:val="21"/>
         </w:rPr>
-        <w:t xml:space="preserve">登记质量投诉，凭批号自动追溯该批的生产、质检、用料全链路，闭环处理。</w:t>
+        <w:t xml:space="preserve">打样员的工作台——接收派发的任务、录入打样配方（选择用料+用量，自动算估算成本），保存后系统自动创建成品物料并生成 9 位编码，可打印打样配方单（带留样位置）。配方确认后可一键转制漆配方（用量自动折算成标准批量 100kg）。</w:t>
       </w:r>
     </w:p>
     <w:p>
@@ -14367,7 +10805,7 @@
           <w:sz w:val="21"/>
           <w:szCs w:val="21"/>
         </w:rPr>
-        <w:t xml:space="preserve">CRM（商机管道/联系人）：</w:t>
+        <w:t xml:space="preserve">打样任务流：</w:t>
       </w:r>
       <w:r>
         <w:rPr>
@@ -14378,7 +10816,7 @@
           <w:sz w:val="21"/>
           <w:szCs w:val="21"/>
         </w:rPr>
-        <w:t xml:space="preserve">维护潜在客户联系人、商机阶段（初步接触 → 报价 → 谈判 → 成交），跟进记录可转待办。</w:t>
+        <w:t xml:space="preserve">内勤在打样样品页【派发】选打样员 → 打样员工作台出现「待接收」提醒 → 【接收】开始打样 → 【录入配方】→ 客户需调整则回炉重录（每轮旧配方自动留档）。</w:t>
       </w:r>
     </w:p>
     <w:p>
@@ -14407,7 +10845,7 @@
           <w:sz w:val="21"/>
           <w:szCs w:val="21"/>
         </w:rPr>
-        <w:t xml:space="preserve">物流运费（销售管理 → 物流运费）：</w:t>
+        <w:t xml:space="preserve">投诉（销售管理 → 客户投诉）：</w:t>
       </w:r>
       <w:r>
         <w:rPr>
@@ -14418,35 +10856,37 @@
           <w:sz w:val="21"/>
           <w:szCs w:val="21"/>
         </w:rPr>
-        <w:t xml:space="preserve">登记每单运费和承担方（我方/客户），进入毛利核算和利润试算。</w:t>
-      </w:r>
-    </w:p>
-    <w:p>
-      <w:pPr>
-        <w:pStyle w:val="Heading1"/>
-        <w:keepNext/>
-        <w:spacing w:after="220" w:before="400" w:line="312"/>
-      </w:pPr>
-      <w:bookmarkStart w:id="100042" w:name="_Toc100042"/>
+        <w:t xml:space="preserve">登记质量投诉，凭批号自动追溯该批的生产、质检、用料全链路，闭环处理。</w:t>
+      </w:r>
+    </w:p>
+    <w:p>
+      <w:pPr>
+        <w:spacing w:after="60" w:line="312"/>
+        <w:ind w:left="640" w:hanging="220"/>
+        <w:jc w:val="both"/>
+      </w:pPr>
+      <w:r>
+        <w:rPr>
+          <w:rFonts w:ascii="Arial" w:eastAsia="Microsoft YaHei"/>
+          <w:b/>
+          <w:bCs/>
+          <w:color w:val="D4875A"/>
+          <w:sz w:val="21"/>
+          <w:szCs w:val="21"/>
+        </w:rPr>
+        <w:t xml:space="preserve">• </w:t>
+      </w:r>
       <w:r>
         <w:rPr>
           <w:rFonts w:ascii="Arial" w:eastAsia="Microsoft YaHei"/>
           <w:b/>
           <w:bCs/>
           <w:color w:val="1A2330"/>
-          <w:sz w:val="34"/>
-          <w:szCs w:val="34"/>
-        </w:rPr>
-        <w:t xml:space="preserve">第八章  库存中心</w:t>
-      </w:r>
-      <w:bookmarkEnd w:id="100042"/>
-    </w:p>
-    <w:p>
-      <w:pPr>
-        <w:spacing w:after="80" w:line="312"/>
-        <w:ind w:firstLine="480"/>
-        <w:jc w:val="both"/>
-      </w:pPr>
+          <w:sz w:val="21"/>
+          <w:szCs w:val="21"/>
+        </w:rPr>
+        <w:t xml:space="preserve">CRM（商机管道/联系人）：</w:t>
+      </w:r>
       <w:r>
         <w:rPr>
           <w:rFonts w:ascii="Times New Roman" w:eastAsia="SimSun"/>
@@ -14456,6 +10896,82 @@
           <w:sz w:val="21"/>
           <w:szCs w:val="21"/>
         </w:rPr>
+        <w:t xml:space="preserve">维护潜在客户联系人、商机阶段（初步接触 → 报价 → 谈判 → 成交），跟进记录可转待办。</w:t>
+      </w:r>
+    </w:p>
+    <w:p>
+      <w:pPr>
+        <w:spacing w:after="60" w:line="312"/>
+        <w:ind w:left="640" w:hanging="220"/>
+        <w:jc w:val="both"/>
+      </w:pPr>
+      <w:r>
+        <w:rPr>
+          <w:rFonts w:ascii="Arial" w:eastAsia="Microsoft YaHei"/>
+          <w:b/>
+          <w:bCs/>
+          <w:color w:val="D4875A"/>
+          <w:sz w:val="21"/>
+          <w:szCs w:val="21"/>
+        </w:rPr>
+        <w:t xml:space="preserve">• </w:t>
+      </w:r>
+      <w:r>
+        <w:rPr>
+          <w:rFonts w:ascii="Arial" w:eastAsia="Microsoft YaHei"/>
+          <w:b/>
+          <w:bCs/>
+          <w:color w:val="1A2330"/>
+          <w:sz w:val="21"/>
+          <w:szCs w:val="21"/>
+        </w:rPr>
+        <w:t xml:space="preserve">物流运费（销售管理 → 物流运费）：</w:t>
+      </w:r>
+      <w:r>
+        <w:rPr>
+          <w:rFonts w:ascii="Times New Roman" w:eastAsia="SimSun"/>
+          <w:b w:val="false"/>
+          <w:bCs w:val="false"/>
+          <w:color w:val="2A2F36"/>
+          <w:sz w:val="21"/>
+          <w:szCs w:val="21"/>
+        </w:rPr>
+        <w:t xml:space="preserve">登记每单运费和承担方（我方/客户），进入毛利核算和利润试算。</w:t>
+      </w:r>
+    </w:p>
+    <w:p>
+      <w:pPr>
+        <w:pStyle w:val="Heading1"/>
+        <w:keepNext/>
+        <w:spacing w:after="220" w:before="400" w:line="312"/>
+      </w:pPr>
+      <w:r>
+        <w:rPr>
+          <w:rFonts w:ascii="Arial" w:eastAsia="Microsoft YaHei"/>
+          <w:b/>
+          <w:bCs/>
+          <w:color w:val="1A2330"/>
+          <w:sz w:val="34"/>
+          <w:szCs w:val="34"/>
+        </w:rPr>
+        <w:t xml:space="preserve">第八章  库存中心</w:t>
+      </w:r>
+    </w:p>
+    <w:p>
+      <w:pPr>
+        <w:spacing w:after="80" w:line="312"/>
+        <w:ind w:firstLine="480"/>
+        <w:jc w:val="both"/>
+      </w:pPr>
+      <w:r>
+        <w:rPr>
+          <w:rFonts w:ascii="Times New Roman" w:eastAsia="SimSun"/>
+          <w:b w:val="false"/>
+          <w:bCs w:val="false"/>
+          <w:color w:val="2A2F36"/>
+          <w:sz w:val="21"/>
+          <w:szCs w:val="21"/>
+        </w:rPr>
         <w:t xml:space="preserve">库存的准确是全系统可信的基石。本章讲怎么查库存、怎么保证账实一致。使用角色：仓管为主，全员可查。</w:t>
       </w:r>
     </w:p>
@@ -14465,7 +10981,6 @@
         <w:keepNext/>
         <w:spacing w:after="160" w:before="300" w:line="312"/>
       </w:pPr>
-      <w:bookmarkStart w:id="100043" w:name="_Toc100043"/>
       <w:r>
         <w:rPr>
           <w:rFonts w:ascii="Arial" w:eastAsia="Microsoft YaHei"/>
@@ -14477,7 +10992,6 @@
         </w:rPr>
         <w:t xml:space="preserve">8.1  库存查询（库存中心 → 库存查询）</w:t>
       </w:r>
-      <w:bookmarkEnd w:id="100043"/>
     </w:p>
     <w:p>
       <w:pPr>
@@ -14485,7 +10999,6 @@
         <w:keepNext/>
         <w:spacing w:after="120" w:before="220" w:line="312"/>
       </w:pPr>
-      <w:bookmarkStart w:id="100044" w:name="_Toc100044"/>
       <w:r>
         <w:rPr>
           <w:rFonts w:ascii="Arial" w:eastAsia="Microsoft YaHei"/>
@@ -14497,7 +11010,6 @@
         </w:rPr>
         <w:t xml:space="preserve">8.1.1  两种视图</w:t>
       </w:r>
-      <w:bookmarkEnd w:id="100044"/>
     </w:p>
     <w:tbl>
       <w:tblPr>
@@ -14809,7 +11321,6 @@
         <w:keepNext/>
         <w:spacing w:after="120" w:before="220" w:line="312"/>
       </w:pPr>
-      <w:bookmarkStart w:id="100045" w:name="_Toc100045"/>
       <w:r>
         <w:rPr>
           <w:rFonts w:ascii="Arial" w:eastAsia="Microsoft YaHei"/>
@@ -14821,7 +11332,6 @@
         </w:rPr>
         <w:t xml:space="preserve">8.1.2  仓库与分库两级筛选</w:t>
       </w:r>
-      <w:bookmarkEnd w:id="100045"/>
     </w:p>
     <w:p>
       <w:pPr>
@@ -14916,7 +11426,6 @@
         <w:keepNext/>
         <w:spacing w:after="120" w:before="220" w:line="312"/>
       </w:pPr>
-      <w:bookmarkStart w:id="100046" w:name="_Toc100046"/>
       <w:r>
         <w:rPr>
           <w:rFonts w:ascii="Arial" w:eastAsia="Microsoft YaHei"/>
@@ -14928,7 +11437,6 @@
         </w:rPr>
         <w:t xml:space="preserve">8.1.3  重要列的含义</w:t>
       </w:r>
-      <w:bookmarkEnd w:id="100046"/>
     </w:p>
     <w:tbl>
       <w:tblPr>
@@ -15462,7 +11970,6 @@
         <w:keepNext/>
         <w:spacing w:after="160" w:before="300" w:line="312"/>
       </w:pPr>
-      <w:bookmarkStart w:id="100047" w:name="_Toc100047"/>
       <w:r>
         <w:rPr>
           <w:rFonts w:ascii="Arial" w:eastAsia="Microsoft YaHei"/>
@@ -15474,7 +11981,6 @@
         </w:rPr>
         <w:t xml:space="preserve">8.2  盘库管理（账实核对）</w:t>
       </w:r>
-      <w:bookmarkEnd w:id="100047"/>
     </w:p>
     <w:p>
       <w:pPr>
@@ -15628,7 +12134,6 @@
         <w:keepNext/>
         <w:spacing w:after="160" w:before="300" w:line="312"/>
       </w:pPr>
-      <w:bookmarkStart w:id="100048" w:name="_Toc100048"/>
       <w:r>
         <w:rPr>
           <w:rFonts w:ascii="Arial" w:eastAsia="Microsoft YaHei"/>
@@ -15640,7 +12145,6 @@
         </w:rPr>
         <w:t xml:space="preserve">8.3  其他入库 / 其他出库（非业务单据的进出）</w:t>
       </w:r>
-      <w:bookmarkEnd w:id="100048"/>
     </w:p>
     <w:p>
       <w:pPr>
@@ -15787,7 +12291,6 @@
         <w:keepNext/>
         <w:spacing w:after="160" w:before="300" w:line="312"/>
       </w:pPr>
-      <w:bookmarkStart w:id="100049" w:name="_Toc100049"/>
       <w:r>
         <w:rPr>
           <w:rFonts w:ascii="Arial" w:eastAsia="Microsoft YaHei"/>
@@ -15799,7 +12302,6 @@
         </w:rPr>
         <w:t xml:space="preserve">8.4  期初数据导入</w:t>
       </w:r>
-      <w:bookmarkEnd w:id="100049"/>
     </w:p>
     <w:p>
       <w:pPr>
@@ -15912,7 +12414,6 @@
         <w:keepNext/>
         <w:spacing w:after="160" w:before="300" w:line="312"/>
       </w:pPr>
-      <w:bookmarkStart w:id="100050" w:name="_Toc100050"/>
       <w:r>
         <w:rPr>
           <w:rFonts w:ascii="Arial" w:eastAsia="Microsoft YaHei"/>
@@ -15924,7 +12425,6 @@
         </w:rPr>
         <w:t xml:space="preserve">8.5  库存预警</w:t>
       </w:r>
-      <w:bookmarkEnd w:id="100050"/>
     </w:p>
     <w:p>
       <w:pPr>
@@ -16012,7 +12512,6 @@
         <w:keepNext/>
         <w:spacing w:after="220" w:before="400" w:line="312"/>
       </w:pPr>
-      <w:bookmarkStart w:id="100051" w:name="_Toc100051"/>
       <w:r>
         <w:rPr>
           <w:rFonts w:ascii="Arial" w:eastAsia="Microsoft YaHei"/>
@@ -16024,7 +12523,6 @@
         </w:rPr>
         <w:t xml:space="preserve">第九章  质量管理</w:t>
       </w:r>
-      <w:bookmarkEnd w:id="100051"/>
     </w:p>
     <w:p>
       <w:pPr>
@@ -16050,7 +12548,6 @@
         <w:keepNext/>
         <w:spacing w:after="160" w:before="300" w:line="312"/>
       </w:pPr>
-      <w:bookmarkStart w:id="100052" w:name="_Toc100052"/>
       <w:r>
         <w:rPr>
           <w:rFonts w:ascii="Arial" w:eastAsia="Microsoft YaHei"/>
@@ -16062,7 +12559,6 @@
         </w:rPr>
         <w:t xml:space="preserve">9.1  质检模板（生产管理 → 质检模板）</w:t>
       </w:r>
-      <w:bookmarkEnd w:id="100052"/>
     </w:p>
     <w:p>
       <w:pPr>
@@ -16146,7 +12642,6 @@
         <w:keepNext/>
         <w:spacing w:after="160" w:before="300" w:line="312"/>
       </w:pPr>
-      <w:bookmarkStart w:id="100053" w:name="_Toc100053"/>
       <w:r>
         <w:rPr>
           <w:rFonts w:ascii="Arial" w:eastAsia="Microsoft YaHei"/>
@@ -16158,7 +12653,6 @@
         </w:rPr>
         <w:t xml:space="preserve">9.2  质检单操作（生产管理 → 质检管理）</w:t>
       </w:r>
-      <w:bookmarkEnd w:id="100053"/>
     </w:p>
     <w:p>
       <w:pPr>
@@ -16282,7 +12776,6 @@
         <w:keepNext/>
         <w:spacing w:after="160" w:before="300" w:line="312"/>
       </w:pPr>
-      <w:bookmarkStart w:id="100054" w:name="_Toc100054"/>
       <w:r>
         <w:rPr>
           <w:rFonts w:ascii="Arial" w:eastAsia="Microsoft YaHei"/>
@@ -16294,7 +12787,6 @@
         </w:rPr>
         <w:t xml:space="preserve">9.3  判定结果与货物落点</w:t>
       </w:r>
-      <w:bookmarkEnd w:id="100054"/>
     </w:p>
     <w:tbl>
       <w:tblPr>
@@ -16875,7 +13367,6 @@
         <w:keepNext/>
         <w:spacing w:after="160" w:before="300" w:line="312"/>
       </w:pPr>
-      <w:bookmarkStart w:id="100055" w:name="_Toc100055"/>
       <w:r>
         <w:rPr>
           <w:rFonts w:ascii="Arial" w:eastAsia="Microsoft YaHei"/>
@@ -16887,7 +13378,6 @@
         </w:rPr>
         <w:t xml:space="preserve">9.4  质量追溯与统计</w:t>
       </w:r>
-      <w:bookmarkEnd w:id="100055"/>
     </w:p>
     <w:p>
       <w:pPr>
@@ -17074,7 +13564,6 @@
         <w:keepNext/>
         <w:spacing w:after="220" w:before="400" w:line="312"/>
       </w:pPr>
-      <w:bookmarkStart w:id="100056" w:name="_Toc100056"/>
       <w:r>
         <w:rPr>
           <w:rFonts w:ascii="Arial" w:eastAsia="Microsoft YaHei"/>
@@ -17086,7 +13575,6 @@
         </w:rPr>
         <w:t xml:space="preserve">第十章  财务管理（重点章）</w:t>
       </w:r>
-      <w:bookmarkEnd w:id="100056"/>
     </w:p>
     <w:p>
       <w:pPr>
@@ -17112,7 +13600,6 @@
         <w:keepNext/>
         <w:spacing w:after="160" w:before="300" w:line="312"/>
       </w:pPr>
-      <w:bookmarkStart w:id="100057" w:name="_Toc100057"/>
       <w:r>
         <w:rPr>
           <w:rFonts w:ascii="Arial" w:eastAsia="Microsoft YaHei"/>
@@ -17124,7 +13611,6 @@
         </w:rPr>
         <w:t xml:space="preserve">10.1  财务新手入门：一图看懂整套账</w:t>
       </w:r>
-      <w:bookmarkEnd w:id="100057"/>
     </w:p>
     <w:p>
       <w:pPr>
@@ -17812,7 +14298,6 @@
         <w:keepNext/>
         <w:spacing w:after="160" w:before="300" w:line="312"/>
       </w:pPr>
-      <w:bookmarkStart w:id="100058" w:name="_Toc100058"/>
       <w:r>
         <w:rPr>
           <w:rFonts w:ascii="Arial" w:eastAsia="Microsoft YaHei"/>
@@ -17824,7 +14309,6 @@
         </w:rPr>
         <w:t xml:space="preserve">10.2  应收应付是怎么来的（不用财务操心）</w:t>
       </w:r>
-      <w:bookmarkEnd w:id="100058"/>
     </w:p>
     <w:p>
       <w:pPr>
@@ -18323,7 +14807,6 @@
         <w:keepNext/>
         <w:spacing w:after="160" w:before="300" w:line="312"/>
       </w:pPr>
-      <w:bookmarkStart w:id="100059" w:name="_Toc100059"/>
       <w:r>
         <w:rPr>
           <w:rFonts w:ascii="Arial" w:eastAsia="Microsoft YaHei"/>
@@ -18335,7 +14818,6 @@
         </w:rPr>
         <w:t xml:space="preserve">10.3  收款单与付款单（出纳日常）</w:t>
       </w:r>
-      <w:bookmarkEnd w:id="100059"/>
     </w:p>
     <w:p>
       <w:pPr>
@@ -18343,7 +14825,6 @@
         <w:keepNext/>
         <w:spacing w:after="120" w:before="220" w:line="312"/>
       </w:pPr>
-      <w:bookmarkStart w:id="100060" w:name="_Toc100060"/>
       <w:r>
         <w:rPr>
           <w:rFonts w:ascii="Arial" w:eastAsia="Microsoft YaHei"/>
@@ -18355,7 +14836,6 @@
         </w:rPr>
         <w:t xml:space="preserve">10.3.1  收一笔货款</w:t>
       </w:r>
-      <w:bookmarkEnd w:id="100060"/>
     </w:p>
     <w:p>
       <w:pPr>
@@ -18479,7 +14959,6 @@
         <w:keepNext/>
         <w:spacing w:after="120" w:before="220" w:line="312"/>
       </w:pPr>
-      <w:bookmarkStart w:id="100061" w:name="_Toc100061"/>
       <w:r>
         <w:rPr>
           <w:rFonts w:ascii="Arial" w:eastAsia="Microsoft YaHei"/>
@@ -18491,7 +14970,6 @@
         </w:rPr>
         <w:t xml:space="preserve">10.3.2  付一笔货款</w:t>
       </w:r>
-      <w:bookmarkEnd w:id="100061"/>
     </w:p>
     <w:p>
       <w:pPr>
@@ -18663,7 +15141,6 @@
         <w:keepNext/>
         <w:spacing w:after="160" w:before="300" w:line="312"/>
       </w:pPr>
-      <w:bookmarkStart w:id="100062" w:name="_Toc100062"/>
       <w:r>
         <w:rPr>
           <w:rFonts w:ascii="Arial" w:eastAsia="Microsoft YaHei"/>
@@ -18675,7 +15152,6 @@
         </w:rPr>
         <w:t xml:space="preserve">10.4  银行对账（出纳月度必做）</w:t>
       </w:r>
-      <w:bookmarkEnd w:id="100062"/>
     </w:p>
     <w:p>
       <w:pPr>
@@ -18981,7 +15457,6 @@
         <w:keepNext/>
         <w:spacing w:after="160" w:before="300" w:line="312"/>
       </w:pPr>
-      <w:bookmarkStart w:id="100063" w:name="_Toc100063"/>
       <w:r>
         <w:rPr>
           <w:rFonts w:ascii="Arial" w:eastAsia="Microsoft YaHei"/>
@@ -18993,7 +15468,6 @@
         </w:rPr>
         <w:t xml:space="preserve">10.5  客户对账单 / 供应商对账单</w:t>
       </w:r>
-      <w:bookmarkEnd w:id="100063"/>
     </w:p>
     <w:p>
       <w:pPr>
@@ -19077,7 +15551,6 @@
         <w:keepNext/>
         <w:spacing w:after="160" w:before="300" w:line="312"/>
       </w:pPr>
-      <w:bookmarkStart w:id="100064" w:name="_Toc100064"/>
       <w:r>
         <w:rPr>
           <w:rFonts w:ascii="Arial" w:eastAsia="Microsoft YaHei"/>
@@ -19089,7 +15562,6 @@
         </w:rPr>
         <w:t xml:space="preserve">10.6  发票管理与红冲</w:t>
       </w:r>
-      <w:bookmarkEnd w:id="100064"/>
     </w:p>
     <w:p>
       <w:pPr>
@@ -19214,7 +15686,6 @@
         <w:keepNext/>
         <w:spacing w:after="160" w:before="300" w:line="312"/>
       </w:pPr>
-      <w:bookmarkStart w:id="100065" w:name="_Toc100065"/>
       <w:r>
         <w:rPr>
           <w:rFonts w:ascii="Arial" w:eastAsia="Microsoft YaHei"/>
@@ -19226,7 +15697,6 @@
         </w:rPr>
         <w:t xml:space="preserve">10.7  费用管理与预收预付</w:t>
       </w:r>
-      <w:bookmarkEnd w:id="100065"/>
     </w:p>
     <w:p>
       <w:pPr>
@@ -19314,7 +15784,6 @@
         <w:keepNext/>
         <w:spacing w:after="160" w:before="300" w:line="312"/>
       </w:pPr>
-      <w:bookmarkStart w:id="100066" w:name="_Toc100066"/>
       <w:r>
         <w:rPr>
           <w:rFonts w:ascii="Arial" w:eastAsia="Microsoft YaHei"/>
@@ -19326,7 +15795,6 @@
         </w:rPr>
         <w:t xml:space="preserve">10.8  工资管理</w:t>
       </w:r>
-      <w:bookmarkEnd w:id="100066"/>
     </w:p>
     <w:p>
       <w:pPr>
@@ -19538,7 +16006,6 @@
         <w:keepNext/>
         <w:spacing w:after="160" w:before="300" w:line="312"/>
       </w:pPr>
-      <w:bookmarkStart w:id="100067" w:name="_Toc100067"/>
       <w:r>
         <w:rPr>
           <w:rFonts w:ascii="Arial" w:eastAsia="Microsoft YaHei"/>
@@ -19550,7 +16017,6 @@
         </w:rPr>
         <w:t xml:space="preserve">10.9  固定资产</w:t>
       </w:r>
-      <w:bookmarkEnd w:id="100067"/>
     </w:p>
     <w:p>
       <w:pPr>
@@ -19703,7 +16169,6 @@
         <w:keepNext/>
         <w:spacing w:after="160" w:before="300" w:line="312"/>
       </w:pPr>
-      <w:bookmarkStart w:id="100068" w:name="_Toc100068"/>
       <w:r>
         <w:rPr>
           <w:rFonts w:ascii="Arial" w:eastAsia="Microsoft YaHei"/>
@@ -19715,7 +16180,6 @@
         </w:rPr>
         <w:t xml:space="preserve">10.10  会计凭证</w:t>
       </w:r>
-      <w:bookmarkEnd w:id="100068"/>
     </w:p>
     <w:p>
       <w:pPr>
@@ -19723,7 +16187,6 @@
         <w:keepNext/>
         <w:spacing w:after="120" w:before="220" w:line="312"/>
       </w:pPr>
-      <w:bookmarkStart w:id="100069" w:name="_Toc100069"/>
       <w:r>
         <w:rPr>
           <w:rFonts w:ascii="Arial" w:eastAsia="Microsoft YaHei"/>
@@ -19735,7 +16198,6 @@
         </w:rPr>
         <w:t xml:space="preserve">10.10.1  凭证从哪来（三个来源）</w:t>
       </w:r>
-      <w:bookmarkEnd w:id="100069"/>
     </w:p>
     <w:tbl>
       <w:tblPr>
@@ -20139,7 +16601,6 @@
         <w:keepNext/>
         <w:spacing w:after="120" w:before="220" w:line="312"/>
       </w:pPr>
-      <w:bookmarkStart w:id="100070" w:name="_Toc100070"/>
       <w:r>
         <w:rPr>
           <w:rFonts w:ascii="Arial" w:eastAsia="Microsoft YaHei"/>
@@ -20151,7 +16612,6 @@
         </w:rPr>
         <w:t xml:space="preserve">10.10.2  记账与反记账</w:t>
       </w:r>
-      <w:bookmarkEnd w:id="100070"/>
     </w:p>
     <w:p>
       <w:pPr>
@@ -20305,7 +16765,6 @@
         <w:keepNext/>
         <w:spacing w:after="160" w:before="300" w:line="312"/>
       </w:pPr>
-      <w:bookmarkStart w:id="100071" w:name="_Toc100071"/>
       <w:r>
         <w:rPr>
           <w:rFonts w:ascii="Arial" w:eastAsia="Microsoft YaHei"/>
@@ -20317,7 +16776,6 @@
         </w:rPr>
         <w:t xml:space="preserve">10.11  科目设置与期初建账</w:t>
       </w:r>
-      <w:bookmarkEnd w:id="100071"/>
     </w:p>
     <w:p>
       <w:pPr>
@@ -20464,7 +16922,6 @@
         <w:keepNext/>
         <w:spacing w:after="160" w:before="300" w:line="312"/>
       </w:pPr>
-      <w:bookmarkStart w:id="100072" w:name="_Toc100072"/>
       <w:r>
         <w:rPr>
           <w:rFonts w:ascii="Arial" w:eastAsia="Microsoft YaHei"/>
@@ -20476,7 +16933,6 @@
         </w:rPr>
         <w:t xml:space="preserve">10.12  期末结账（每月例行，务必按顺序）</w:t>
       </w:r>
-      <w:bookmarkEnd w:id="100072"/>
     </w:p>
     <w:p>
       <w:pPr>
@@ -20841,7 +17297,6 @@
         <w:keepNext/>
         <w:spacing w:after="160" w:before="300" w:line="312"/>
       </w:pPr>
-      <w:bookmarkStart w:id="100073" w:name="_Toc100073"/>
       <w:r>
         <w:rPr>
           <w:rFonts w:ascii="Arial" w:eastAsia="Microsoft YaHei"/>
@@ -20853,7 +17308,6 @@
         </w:rPr>
         <w:t xml:space="preserve">10.13  三大报表怎么看</w:t>
       </w:r>
-      <w:bookmarkEnd w:id="100073"/>
     </w:p>
     <w:tbl>
       <w:tblPr>
@@ -21334,7 +17788,6 @@
         <w:keepNext/>
         <w:spacing w:after="160" w:before="300" w:line="312"/>
       </w:pPr>
-      <w:bookmarkStart w:id="100074" w:name="_Toc100074"/>
       <w:r>
         <w:rPr>
           <w:rFonts w:ascii="Arial" w:eastAsia="Microsoft YaHei"/>
@@ -21346,7 +17799,6 @@
         </w:rPr>
         <w:t xml:space="preserve">10.14  成本核算与计价设置</w:t>
       </w:r>
-      <w:bookmarkEnd w:id="100074"/>
     </w:p>
     <w:p>
       <w:pPr>
@@ -21354,7 +17806,6 @@
         <w:keepNext/>
         <w:spacing w:after="120" w:before="220" w:line="312"/>
       </w:pPr>
-      <w:bookmarkStart w:id="100075" w:name="_Toc100075"/>
       <w:r>
         <w:rPr>
           <w:rFonts w:ascii="Arial" w:eastAsia="Microsoft YaHei"/>
@@ -21366,7 +17817,6 @@
         </w:rPr>
         <w:t xml:space="preserve">10.14.1  计价方式（财务管理 → 计价设置）</w:t>
       </w:r>
-      <w:bookmarkEnd w:id="100075"/>
     </w:p>
     <w:p>
       <w:pPr>
@@ -21939,7 +18389,6 @@
         <w:keepNext/>
         <w:spacing w:after="120" w:before="220" w:line="312"/>
       </w:pPr>
-      <w:bookmarkStart w:id="100076" w:name="_Toc100076"/>
       <w:r>
         <w:rPr>
           <w:rFonts w:ascii="Arial" w:eastAsia="Microsoft YaHei"/>
@@ -21951,7 +18400,6 @@
         </w:rPr>
         <w:t xml:space="preserve">10.14.2  成本核算页（财务管理 → 成本核算）</w:t>
       </w:r>
-      <w:bookmarkEnd w:id="100076"/>
     </w:p>
     <w:p>
       <w:pPr>
@@ -22046,7 +18494,6 @@
         <w:keepNext/>
         <w:spacing w:after="160" w:before="300" w:line="312"/>
       </w:pPr>
-      <w:bookmarkStart w:id="100077" w:name="_Toc100077"/>
       <w:r>
         <w:rPr>
           <w:rFonts w:ascii="Arial" w:eastAsia="Microsoft YaHei"/>
@@ -22058,7 +18505,6 @@
         </w:rPr>
         <w:t xml:space="preserve">10.15  利润试算（报表中心 → 利润试算）</w:t>
       </w:r>
-      <w:bookmarkEnd w:id="100077"/>
     </w:p>
     <w:p>
       <w:pPr>
@@ -22084,7 +18530,6 @@
         <w:keepNext/>
         <w:spacing w:after="160" w:before="300" w:line="312"/>
       </w:pPr>
-      <w:bookmarkStart w:id="100078" w:name="_Toc100078"/>
       <w:r>
         <w:rPr>
           <w:rFonts w:ascii="Arial" w:eastAsia="Microsoft YaHei"/>
@@ -22096,7 +18541,6 @@
         </w:rPr>
         <w:t xml:space="preserve">10.16  财务常见问题大全</w:t>
       </w:r>
-      <w:bookmarkEnd w:id="100078"/>
     </w:p>
     <w:tbl>
       <w:tblPr>
@@ -23264,7 +19708,6 @@
         <w:keepNext/>
         <w:spacing w:after="160" w:before="300" w:line="312"/>
       </w:pPr>
-      <w:bookmarkStart w:id="100079" w:name="_Toc100079"/>
       <w:r>
         <w:rPr>
           <w:rFonts w:ascii="Arial" w:eastAsia="Microsoft YaHei"/>
@@ -23276,7 +19719,6 @@
         </w:rPr>
         <w:t xml:space="preserve">10.17  财务月度工作日历（建议贴在工位）</w:t>
       </w:r>
-      <w:bookmarkEnd w:id="100079"/>
     </w:p>
     <w:tbl>
       <w:tblPr>
@@ -24043,7 +20485,6 @@
         <w:keepNext/>
         <w:spacing w:after="220" w:before="400" w:line="312"/>
       </w:pPr>
-      <w:bookmarkStart w:id="100080" w:name="_Toc100080"/>
       <w:r>
         <w:rPr>
           <w:rFonts w:ascii="Arial" w:eastAsia="Microsoft YaHei"/>
@@ -24055,7 +20496,6 @@
         </w:rPr>
         <w:t xml:space="preserve">第十一章  报表中心（数据查询一站入口）</w:t>
       </w:r>
-      <w:bookmarkEnd w:id="100080"/>
     </w:p>
     <w:p>
       <w:pPr>
@@ -24081,7 +20521,6 @@
         <w:keepNext/>
         <w:spacing w:after="160" w:before="300" w:line="312"/>
       </w:pPr>
-      <w:bookmarkStart w:id="100081" w:name="_Toc100081"/>
       <w:r>
         <w:rPr>
           <w:rFonts w:ascii="Arial" w:eastAsia="Microsoft YaHei"/>
@@ -24093,7 +20532,6 @@
         </w:rPr>
         <w:t xml:space="preserve">11.1  报表速查表</w:t>
       </w:r>
-      <w:bookmarkEnd w:id="100081"/>
     </w:p>
     <w:tbl>
       <w:tblPr>
@@ -25660,7 +22098,6 @@
         <w:keepNext/>
         <w:spacing w:after="220" w:before="400" w:line="312"/>
       </w:pPr>
-      <w:bookmarkStart w:id="100082" w:name="_Toc100082"/>
       <w:r>
         <w:rPr>
           <w:rFonts w:ascii="Arial" w:eastAsia="Microsoft YaHei"/>
@@ -25672,7 +22109,6 @@
         </w:rPr>
         <w:t xml:space="preserve">第十二章  协同办公</w:t>
       </w:r>
-      <w:bookmarkEnd w:id="100082"/>
     </w:p>
     <w:p>
       <w:pPr>
@@ -25680,7 +22116,6 @@
         <w:keepNext/>
         <w:spacing w:after="160" w:before="300" w:line="312"/>
       </w:pPr>
-      <w:bookmarkStart w:id="100083" w:name="_Toc100083"/>
       <w:r>
         <w:rPr>
           <w:rFonts w:ascii="Arial" w:eastAsia="Microsoft YaHei"/>
@@ -25692,7 +22127,6 @@
         </w:rPr>
         <w:t xml:space="preserve">12.1  任务督办（领导安排工作 → 员工汇报进度）</w:t>
       </w:r>
-      <w:bookmarkEnd w:id="100083"/>
     </w:p>
     <w:p>
       <w:pPr>
@@ -25874,7 +22308,6 @@
         <w:keepNext/>
         <w:spacing w:after="160" w:before="300" w:line="312"/>
       </w:pPr>
-      <w:bookmarkStart w:id="100084" w:name="_Toc100084"/>
       <w:r>
         <w:rPr>
           <w:rFonts w:ascii="Arial" w:eastAsia="Microsoft YaHei"/>
@@ -25886,7 +22319,6 @@
         </w:rPr>
         <w:t xml:space="preserve">12.2  每周议题与研发进度</w:t>
       </w:r>
-      <w:bookmarkEnd w:id="100084"/>
     </w:p>
     <w:p>
       <w:pPr>
@@ -25974,7 +22406,6 @@
         <w:keepNext/>
         <w:spacing w:after="160" w:before="300" w:line="312"/>
       </w:pPr>
-      <w:bookmarkStart w:id="100085" w:name="_Toc100085"/>
       <w:r>
         <w:rPr>
           <w:rFonts w:ascii="Arial" w:eastAsia="Microsoft YaHei"/>
@@ -25986,7 +22417,6 @@
         </w:rPr>
         <w:t xml:space="preserve">12.3  AI 智能助手</w:t>
       </w:r>
-      <w:bookmarkEnd w:id="100085"/>
     </w:p>
     <w:p>
       <w:pPr>
@@ -26012,7 +22442,6 @@
         <w:keepNext/>
         <w:spacing w:after="160" w:before="300" w:line="312"/>
       </w:pPr>
-      <w:bookmarkStart w:id="100086" w:name="_Toc100086"/>
       <w:r>
         <w:rPr>
           <w:rFonts w:ascii="Arial" w:eastAsia="Microsoft YaHei"/>
@@ -26024,7 +22453,6 @@
         </w:rPr>
         <w:t xml:space="preserve">12.4  操作日志</w:t>
       </w:r>
-      <w:bookmarkEnd w:id="100086"/>
     </w:p>
     <w:p>
       <w:pPr>
@@ -26050,7 +22478,6 @@
         <w:keepNext/>
         <w:spacing w:after="220" w:before="400" w:line="312"/>
       </w:pPr>
-      <w:bookmarkStart w:id="100087" w:name="_Toc100087"/>
       <w:r>
         <w:rPr>
           <w:rFonts w:ascii="Arial" w:eastAsia="Microsoft YaHei"/>
@@ -26062,7 +22489,6 @@
         </w:rPr>
         <w:t xml:space="preserve">第十三章  数据安全与系统维护</w:t>
       </w:r>
-      <w:bookmarkEnd w:id="100087"/>
     </w:p>
     <w:p>
       <w:pPr>
@@ -26270,7 +22696,6 @@
         <w:keepNext/>
         <w:spacing w:after="220" w:before="400" w:line="312"/>
       </w:pPr>
-      <w:bookmarkStart w:id="100088" w:name="_Toc100088"/>
       <w:r>
         <w:rPr>
           <w:rFonts w:ascii="Arial" w:eastAsia="Microsoft YaHei"/>
@@ -26282,7 +22707,6 @@
         </w:rPr>
         <w:t xml:space="preserve">附录 A  常见问题总索引（按现象查）</w:t>
       </w:r>
-      <w:bookmarkEnd w:id="100088"/>
     </w:p>
     <w:p>
       <w:pPr>
@@ -26290,7 +22714,6 @@
         <w:keepNext/>
         <w:spacing w:after="160" w:before="300" w:line="312"/>
       </w:pPr>
-      <w:bookmarkStart w:id="100089" w:name="_Toc100089"/>
       <w:r>
         <w:rPr>
           <w:rFonts w:ascii="Arial" w:eastAsia="Microsoft YaHei"/>
@@ -26302,7 +22725,6 @@
         </w:rPr>
         <w:t xml:space="preserve">A.1  登录与页面</w:t>
       </w:r>
-      <w:bookmarkEnd w:id="100089"/>
     </w:p>
     <w:tbl>
       <w:tblPr>
@@ -26840,7 +23262,6 @@
         <w:keepNext/>
         <w:spacing w:after="160" w:before="300" w:line="312"/>
       </w:pPr>
-      <w:bookmarkStart w:id="100090" w:name="_Toc100090"/>
       <w:r>
         <w:rPr>
           <w:rFonts w:ascii="Arial" w:eastAsia="Microsoft YaHei"/>
@@ -26852,7 +23273,6 @@
         </w:rPr>
         <w:t xml:space="preserve">A.2  单据与业务</w:t>
       </w:r>
-      <w:bookmarkEnd w:id="100090"/>
     </w:p>
     <w:tbl>
       <w:tblPr>
@@ -27579,7 +23999,6 @@
         <w:keepNext/>
         <w:spacing w:after="160" w:before="300" w:line="312"/>
       </w:pPr>
-      <w:bookmarkStart w:id="100091" w:name="_Toc100091"/>
       <w:r>
         <w:rPr>
           <w:rFonts w:ascii="Arial" w:eastAsia="Microsoft YaHei"/>
@@ -27591,7 +24010,6 @@
         </w:rPr>
         <w:t xml:space="preserve">A.3  库存</w:t>
       </w:r>
-      <w:bookmarkEnd w:id="100091"/>
     </w:p>
     <w:tbl>
       <w:tblPr>
@@ -28084,7 +24502,6 @@
         <w:keepNext/>
         <w:spacing w:after="220" w:before="400" w:line="312"/>
       </w:pPr>
-      <w:bookmarkStart w:id="100092" w:name="_Toc100092"/>
       <w:r>
         <w:rPr>
           <w:rFonts w:ascii="Arial" w:eastAsia="Microsoft YaHei"/>
@@ -28096,7 +24513,6 @@
         </w:rPr>
         <w:t xml:space="preserve">附录 B  状态颜色与单据状态速查</w:t>
       </w:r>
-      <w:bookmarkEnd w:id="100092"/>
     </w:p>
     <w:p>
       <w:pPr>
@@ -28104,7 +24520,6 @@
         <w:keepNext/>
         <w:spacing w:after="160" w:before="300" w:line="312"/>
       </w:pPr>
-      <w:bookmarkStart w:id="100093" w:name="_Toc100093"/>
       <w:r>
         <w:rPr>
           <w:rFonts w:ascii="Arial" w:eastAsia="Microsoft YaHei"/>
@@ -28116,7 +24531,6 @@
         </w:rPr>
         <w:t xml:space="preserve">B.1  全局状态颜色约定</w:t>
       </w:r>
-      <w:bookmarkEnd w:id="100093"/>
     </w:p>
     <w:tbl>
       <w:tblPr>
@@ -28612,7 +25026,6 @@
         <w:keepNext/>
         <w:spacing w:after="160" w:before="300" w:line="312"/>
       </w:pPr>
-      <w:bookmarkStart w:id="100094" w:name="_Toc100094"/>
       <w:r>
         <w:rPr>
           <w:rFonts w:ascii="Arial" w:eastAsia="Microsoft YaHei"/>
@@ -28624,7 +25037,6 @@
         </w:rPr>
         <w:t xml:space="preserve">B.2  主要单据状态机</w:t>
       </w:r>
-      <w:bookmarkEnd w:id="100094"/>
     </w:p>
     <w:tbl>
       <w:tblPr>
@@ -29672,7 +26084,6 @@
         <w:keepNext/>
         <w:spacing w:after="220" w:before="400" w:line="312"/>
       </w:pPr>
-      <w:bookmarkStart w:id="100095" w:name="_Toc100095"/>
       <w:r>
         <w:rPr>
           <w:rFonts w:ascii="Arial" w:eastAsia="Microsoft YaHei"/>
@@ -29684,7 +26095,6 @@
         </w:rPr>
         <w:t xml:space="preserve">附录 C  岗位与系统对应关系建议</w:t>
       </w:r>
-      <w:bookmarkEnd w:id="100095"/>
     </w:p>
     <w:tbl>
       <w:tblPr>
@@ -30381,7 +26791,7 @@
                 <w:sz w:val="19"/>
                 <w:szCs w:val="19"/>
               </w:rPr>
-              <w:t xml:space="preserve">出纳</w:t>
+              <w:t xml:space="preserve">打样员</w:t>
             </w:r>
           </w:p>
         </w:tc>
@@ -30410,7 +26820,7 @@
                 <w:sz w:val="19"/>
                 <w:szCs w:val="19"/>
               </w:rPr>
-              <w:t xml:space="preserve">收款单、付款单、银行对账</w:t>
+              <w:t xml:space="preserve">打样任务</w:t>
             </w:r>
           </w:p>
         </w:tc>
@@ -30439,7 +26849,7 @@
                 <w:sz w:val="19"/>
                 <w:szCs w:val="19"/>
               </w:rPr>
-              <w:t xml:space="preserve">日常收付、月度对账、余额调节表</w:t>
+              <w:t xml:space="preserve">接收任务、录配方、打印配方单</w:t>
             </w:r>
           </w:p>
         </w:tc>
@@ -30473,7 +26883,7 @@
                 <w:sz w:val="19"/>
                 <w:szCs w:val="19"/>
               </w:rPr>
-              <w:t xml:space="preserve">会计</w:t>
+              <w:t xml:space="preserve">出纳</w:t>
             </w:r>
           </w:p>
         </w:tc>
@@ -30502,7 +26912,7 @@
                 <w:sz w:val="19"/>
                 <w:szCs w:val="19"/>
               </w:rPr>
-              <w:t xml:space="preserve">凭证、工资、资产、结账、报表</w:t>
+              <w:t xml:space="preserve">收款单、付款单、银行对账</w:t>
             </w:r>
           </w:p>
         </w:tc>
@@ -30531,7 +26941,7 @@
                 <w:sz w:val="19"/>
                 <w:szCs w:val="19"/>
               </w:rPr>
-              <w:t xml:space="preserve">业务凭证、计提、结账、三大报表</w:t>
+              <w:t xml:space="preserve">日常收付、月度对账、余额调节表</w:t>
             </w:r>
           </w:p>
         </w:tc>
@@ -30565,6 +26975,98 @@
                 <w:sz w:val="19"/>
                 <w:szCs w:val="19"/>
               </w:rPr>
+              <w:t xml:space="preserve">会计</w:t>
+            </w:r>
+          </w:p>
+        </w:tc>
+        <w:tc>
+          <w:tcPr>
+            <w:tcW w:type="pct" w:w="40%"/>
+            <w:tcMar>
+              <w:top w:type="dxa" w:w="70"/>
+              <w:left w:type="dxa" w:w="110"/>
+              <w:bottom w:type="dxa" w:w="70"/>
+              <w:right w:type="dxa" w:w="110"/>
+            </w:tcMar>
+            <w:vAlign w:val="center"/>
+          </w:tcPr>
+          <w:p>
+            <w:pPr>
+              <w:spacing w:line="280"/>
+              <w:jc w:val="left"/>
+            </w:pPr>
+            <w:r>
+              <w:rPr>
+                <w:rFonts w:ascii="Times New Roman" w:eastAsia="SimSun"/>
+                <w:b w:val="false"/>
+                <w:bCs w:val="false"/>
+                <w:color w:val="2A2F36"/>
+                <w:sz w:val="19"/>
+                <w:szCs w:val="19"/>
+              </w:rPr>
+              <w:t xml:space="preserve">凭证、工资、资产、结账、报表</w:t>
+            </w:r>
+          </w:p>
+        </w:tc>
+        <w:tc>
+          <w:tcPr>
+            <w:tcW w:type="pct" w:w="46%"/>
+            <w:tcMar>
+              <w:top w:type="dxa" w:w="70"/>
+              <w:left w:type="dxa" w:w="110"/>
+              <w:bottom w:type="dxa" w:w="70"/>
+              <w:right w:type="dxa" w:w="110"/>
+            </w:tcMar>
+            <w:vAlign w:val="center"/>
+          </w:tcPr>
+          <w:p>
+            <w:pPr>
+              <w:spacing w:line="280"/>
+              <w:jc w:val="left"/>
+            </w:pPr>
+            <w:r>
+              <w:rPr>
+                <w:rFonts w:ascii="Times New Roman" w:eastAsia="SimSun"/>
+                <w:b w:val="false"/>
+                <w:bCs w:val="false"/>
+                <w:color w:val="2A2F36"/>
+                <w:sz w:val="19"/>
+                <w:szCs w:val="19"/>
+              </w:rPr>
+              <w:t xml:space="preserve">业务凭证、计提、结账、三大报表</w:t>
+            </w:r>
+          </w:p>
+        </w:tc>
+      </w:tr>
+      <w:tr>
+        <w:trPr>
+          <w:cantSplit/>
+        </w:trPr>
+        <w:tc>
+          <w:tcPr>
+            <w:tcW w:type="pct" w:w="14%"/>
+            <w:tcMar>
+              <w:top w:type="dxa" w:w="70"/>
+              <w:left w:type="dxa" w:w="110"/>
+              <w:bottom w:type="dxa" w:w="70"/>
+              <w:right w:type="dxa" w:w="110"/>
+            </w:tcMar>
+            <w:vAlign w:val="center"/>
+          </w:tcPr>
+          <w:p>
+            <w:pPr>
+              <w:spacing w:line="280"/>
+              <w:jc w:val="left"/>
+            </w:pPr>
+            <w:r>
+              <w:rPr>
+                <w:rFonts w:ascii="Times New Roman" w:eastAsia="SimSun"/>
+                <w:b w:val="false"/>
+                <w:bCs w:val="false"/>
+                <w:color w:val="2A2F36"/>
+                <w:sz w:val="19"/>
+                <w:szCs w:val="19"/>
+              </w:rPr>
               <w:t xml:space="preserve">管理层</w:t>
             </w:r>
           </w:p>
@@ -30640,7 +27142,6 @@
         <w:keepNext/>
         <w:spacing w:after="220" w:before="400" w:line="312"/>
       </w:pPr>
-      <w:bookmarkStart w:id="100096" w:name="_Toc100096"/>
       <w:r>
         <w:rPr>
           <w:rFonts w:ascii="Arial" w:eastAsia="Microsoft YaHei"/>
@@ -30652,7 +27153,6 @@
         </w:rPr>
         <w:t xml:space="preserve">附录 D  单号规则说明</w:t>
       </w:r>
-      <w:bookmarkEnd w:id="100096"/>
     </w:p>
     <w:p>
       <w:pPr>
@@ -30841,7 +27341,7 @@
                 <w:sz w:val="20"/>
                 <w:szCs w:val="20"/>
               </w:rPr>
-              <w:t xml:space="preserve">本手册随系统版本更新。若页面与本手册描述不一致，以系统实际界面为准，并请联系管理员更新手册。版本：V1.0（适用系统 v7.5）。</w:t>
+              <w:t xml:space="preserve">本手册随系统版本更新。若页面与本手册描述不一致，以系统实际界面为准，并请联系管理员更新手册。版本：V1.1（适用系统 v8.10；V1.0→V1.1 增补打样任务流、库存分库筛选、时区与日期修复说明）。</w:t>
             </w:r>
           </w:p>
         </w:tc>
@@ -30915,7 +27415,7 @@
         <w:szCs w:val="18"/>
       </w:rPr>
       <w:fldChar w:fldCharType="begin"/>
-      <w:instrText xml:space="preserve"> PAGE \* ROMAN \* MERGEFORMAT </w:instrText>
+      <w:instrText xml:space="preserve">PAGE</w:instrText>
       <w:fldChar w:fldCharType="separate"/>
       <w:fldChar w:fldCharType="end"/>
     </w:r>
@@ -30937,7 +27437,7 @@
         <w:szCs w:val="18"/>
       </w:rPr>
       <w:fldChar w:fldCharType="begin"/>
-      <w:instrText xml:space="preserve"> PAGE \* arabic \* MERGEFORMAT </w:instrText>
+      <w:instrText xml:space="preserve">PAGE</w:instrText>
       <w:fldChar w:fldCharType="separate"/>
       <w:fldChar w:fldCharType="end"/>
     </w:r>
@@ -31124,9 +27624,6 @@
     </w:rPr>
   </w:style>
   <w:style w:type="paragraph" w:styleId="Heading1">
-    <w:pPr>
-      <w:outlineLvl w:val="0"/>
-    </w:pPr>
     <w:name w:val="Heading 1"/>
     <w:basedOn w:val="Normal"/>
     <w:next w:val="Normal"/>
@@ -31138,9 +27635,6 @@
     </w:rPr>
   </w:style>
   <w:style w:type="paragraph" w:styleId="Heading2">
-    <w:pPr>
-      <w:outlineLvl w:val="1"/>
-    </w:pPr>
     <w:name w:val="Heading 2"/>
     <w:basedOn w:val="Normal"/>
     <w:next w:val="Normal"/>
@@ -31152,9 +27646,6 @@
     </w:rPr>
   </w:style>
   <w:style w:type="paragraph" w:styleId="Heading3">
-    <w:pPr>
-      <w:outlineLvl w:val="2"/>
-    </w:pPr>
     <w:name w:val="Heading 3"/>
     <w:basedOn w:val="Normal"/>
     <w:next w:val="Normal"/>
@@ -31166,9 +27657,6 @@
     </w:rPr>
   </w:style>
   <w:style w:type="paragraph" w:styleId="Heading4">
-    <w:pPr>
-      <w:outlineLvl w:val="3"/>
-    </w:pPr>
     <w:name w:val="Heading 4"/>
     <w:basedOn w:val="Normal"/>
     <w:next w:val="Normal"/>
@@ -31180,9 +27668,6 @@
     </w:rPr>
   </w:style>
   <w:style w:type="paragraph" w:styleId="Heading5">
-    <w:pPr>
-      <w:outlineLvl w:val="4"/>
-    </w:pPr>
     <w:name w:val="Heading 5"/>
     <w:basedOn w:val="Normal"/>
     <w:next w:val="Normal"/>
@@ -31192,9 +27677,6 @@
     </w:rPr>
   </w:style>
   <w:style w:type="paragraph" w:styleId="Heading6">
-    <w:pPr>
-      <w:outlineLvl w:val="5"/>
-    </w:pPr>
     <w:name w:val="Heading 6"/>
     <w:basedOn w:val="Normal"/>
     <w:next w:val="Normal"/>
@@ -31302,44 +27784,5 @@
       <w:szCs w:val="20"/>
     </w:rPr>
   </w:style>
-  <w:style xmlns:w="http://schemas.openxmlformats.org/wordprocessingml/2006/main" w:type="paragraph" w:styleId="9">
-    <w:name w:val="toc 1"/>
-    <w:basedOn w:val="Normal"/>
-    <w:uiPriority w:val="39"/>
-    <w:pPr>
-      <w:tabs>
-        <w:tab w:val="right" w:leader="dot" w:pos="9026"/>
-      </w:tabs>
-      <w:spacing w:before="120" w:after="60"/>
-    </w:pPr>
-    <w:rPr>
-      <w:b/>
-      <w:bCs/>
-    </w:rPr>
-  </w:style>
-  <w:style xmlns:w="http://schemas.openxmlformats.org/wordprocessingml/2006/main" w:type="paragraph" w:styleId="11">
-    <w:name w:val="toc 2"/>
-    <w:basedOn w:val="Normal"/>
-    <w:uiPriority w:val="39"/>
-    <w:pPr>
-      <w:tabs>
-        <w:tab w:val="right" w:leader="dot" w:pos="9026"/>
-      </w:tabs>
-      <w:ind w:left="360"/>
-      <w:spacing w:before="60" w:after="40"/>
-    </w:pPr>
-  </w:style>
-  <w:style xmlns:w="http://schemas.openxmlformats.org/wordprocessingml/2006/main" w:type="paragraph" w:styleId="12">
-    <w:name w:val="toc 3"/>
-    <w:basedOn w:val="Normal"/>
-    <w:uiPriority w:val="39"/>
-    <w:pPr>
-      <w:tabs>
-        <w:tab w:val="right" w:leader="dot" w:pos="9026"/>
-      </w:tabs>
-      <w:ind w:left="720"/>
-      <w:spacing w:before="40" w:after="20"/>
-    </w:pPr>
-  </w:style>
 </w:styles>
 </file>
--- a/docs/芃远PIMS系统操作手册.docx
+++ b/docs/芃远PIMS系统操作手册.docx
@@ -385,7 +385,7 @@
           <w:sz w:val="21"/>
           <w:szCs w:val="21"/>
         </w:rPr>
-        <w:t xml:space="preserve">先通读第一章、第二章（约 10 分钟），再直接翻到您岗位对应的章节边看边练。遇到问题时，翻到附录 A「常见问题总索引」按现象查找解决办法。</w:t>
+        <w:t xml:space="default"/>
       </w:r>
     </w:p>
     <w:p>
@@ -969,6 +969,67 @@
           <w:szCs w:val="27"/>
         </w:rPr>
         <w:t xml:space="preserve">1.2  登录系统</w:t>
+      </w:r>
+    </w:p>
+    <w:p>
+      <w:pPr>
+        <w:spacing w:after="40" w:before="120"/>
+        <w:jc w:val="center"/>
+      </w:pPr>
+      <w:r>
+        <w:drawing>
+          <wp:inline distT="0" distB="0" distL="0" distR="0">
+            <wp:extent cx="11715750" cy="6991350"/>
+            <wp:effectExtent t="0" r="0" b="0" l="0"/>
+            <wp:docPr id="1" name="" descr="" title=""/>
+            <wp:cNvGraphicFramePr>
+              <a:graphicFrameLocks xmlns:a="http://schemas.openxmlformats.org/drawingml/2006/main" noChangeAspect="1"/>
+            </wp:cNvGraphicFramePr>
+            <a:graphic xmlns:a="http://schemas.openxmlformats.org/drawingml/2006/main">
+              <a:graphicData uri="http://schemas.openxmlformats.org/drawingml/2006/picture">
+                <pic:pic xmlns:pic="http://schemas.openxmlformats.org/drawingml/2006/picture">
+                  <pic:nvPicPr>
+                    <pic:cNvPr id="0" name="" descr=""/>
+                    <pic:cNvPicPr>
+                      <a:picLocks noChangeAspect="1" noChangeArrowheads="1"/>
+                    </pic:cNvPicPr>
+                  </pic:nvPicPr>
+                  <pic:blipFill>
+                    <a:blip r:embed="rId10" cstate="none"/>
+                    <a:srcRect/>
+                    <a:stretch>
+                      <a:fillRect/>
+                    </a:stretch>
+                  </pic:blipFill>
+                  <pic:spPr bwMode="auto">
+                    <a:xfrm>
+                      <a:off x="0" y="0"/>
+                      <a:ext cx="11715750" cy="6991350"/>
+                    </a:xfrm>
+                    <a:prstGeom prst="rect">
+                      <a:avLst/>
+                    </a:prstGeom>
+                  </pic:spPr>
+                </pic:pic>
+              </a:graphicData>
+            </a:graphic>
+          </wp:inline>
+        </w:drawing>
+      </w:r>
+    </w:p>
+    <w:p>
+      <w:pPr>
+        <w:spacing w:after="120"/>
+        <w:jc w:val="center"/>
+      </w:pPr>
+      <w:r>
+        <w:rPr>
+          <w:rFonts w:ascii="Arial" w:eastAsia="Microsoft YaHei"/>
+          <w:color w:val="6B7280"/>
+          <w:sz w:val="18"/>
+          <w:szCs w:val="18"/>
+        </w:rPr>
+        <w:t xml:space="preserve">登录页：输入管理员提供的账号密码</w:t>
       </w:r>
     </w:p>
     <w:p>
@@ -2261,6 +2322,67 @@
     </w:p>
     <w:p>
       <w:pPr>
+        <w:spacing w:after="40" w:before="120"/>
+        <w:jc w:val="center"/>
+      </w:pPr>
+      <w:r>
+        <w:drawing>
+          <wp:inline distT="0" distB="0" distL="0" distR="0">
+            <wp:extent cx="11715750" cy="6991350"/>
+            <wp:effectExtent t="0" r="0" b="0" l="0"/>
+            <wp:docPr id="1" name="" descr="" title=""/>
+            <wp:cNvGraphicFramePr>
+              <a:graphicFrameLocks xmlns:a="http://schemas.openxmlformats.org/drawingml/2006/main" noChangeAspect="1"/>
+            </wp:cNvGraphicFramePr>
+            <a:graphic xmlns:a="http://schemas.openxmlformats.org/drawingml/2006/main">
+              <a:graphicData uri="http://schemas.openxmlformats.org/drawingml/2006/picture">
+                <pic:pic xmlns:pic="http://schemas.openxmlformats.org/drawingml/2006/picture">
+                  <pic:nvPicPr>
+                    <pic:cNvPr id="0" name="" descr=""/>
+                    <pic:cNvPicPr>
+                      <a:picLocks noChangeAspect="1" noChangeArrowheads="1"/>
+                    </pic:cNvPicPr>
+                  </pic:nvPicPr>
+                  <pic:blipFill>
+                    <a:blip r:embed="rId11" cstate="none"/>
+                    <a:srcRect/>
+                    <a:stretch>
+                      <a:fillRect/>
+                    </a:stretch>
+                  </pic:blipFill>
+                  <pic:spPr bwMode="auto">
+                    <a:xfrm>
+                      <a:off x="0" y="0"/>
+                      <a:ext cx="11715750" cy="6991350"/>
+                    </a:xfrm>
+                    <a:prstGeom prst="rect">
+                      <a:avLst/>
+                    </a:prstGeom>
+                  </pic:spPr>
+                </pic:pic>
+              </a:graphicData>
+            </a:graphic>
+          </wp:inline>
+        </w:drawing>
+      </w:r>
+    </w:p>
+    <w:p>
+      <w:pPr>
+        <w:spacing w:after="120"/>
+        <w:jc w:val="center"/>
+      </w:pPr>
+      <w:r>
+        <w:rPr>
+          <w:rFonts w:ascii="Arial" w:eastAsia="Microsoft YaHei"/>
+          <w:color w:val="6B7280"/>
+          <w:sz w:val="18"/>
+          <w:szCs w:val="18"/>
+        </w:rPr>
+        <w:t xml:space="preserve">侧边栏菜单搜索：输入页面名实时过滤</w:t>
+      </w:r>
+    </w:p>
+    <w:p>
+      <w:pPr>
         <w:spacing w:after="80" w:line="312"/>
         <w:ind w:firstLine="480"/>
         <w:jc w:val="both"/>
@@ -3432,21 +3554,10 @@
     </w:p>
     <w:p>
       <w:pPr>
-        <w:spacing w:after="70" w:line="312"/>
-        <w:ind w:left="640" w:hanging="360"/>
+        <w:spacing w:after="80" w:line="312"/>
+        <w:ind w:firstLine="480"/>
         <w:jc w:val="both"/>
       </w:pPr>
-      <w:r>
-        <w:rPr>
-          <w:rFonts w:ascii="Arial" w:eastAsia="Microsoft YaHei"/>
-          <w:b/>
-          <w:bCs/>
-          <w:color w:val="B96F45"/>
-          <w:sz w:val="21"/>
-          <w:szCs w:val="21"/>
-        </w:rPr>
-        <w:t xml:space="preserve">第1步  </w:t>
-      </w:r>
       <w:r>
         <w:rPr>
           <w:rFonts w:ascii="Times New Roman" w:eastAsia="SimSun"/>
@@ -3456,7 +3567,7 @@
           <w:sz w:val="21"/>
           <w:szCs w:val="21"/>
         </w:rPr>
-        <w:t xml:space="preserve">进入「基础数据 → 物料」，点「新建物料」。</w:t>
+        <w:t xml:space="preserve">【截图缺失: ch3-material-form】</w:t>
       </w:r>
     </w:p>
     <w:p>
@@ -3474,7 +3585,7 @@
           <w:sz w:val="21"/>
           <w:szCs w:val="21"/>
         </w:rPr>
-        <w:t xml:space="preserve">第2步  </w:t>
+        <w:t xml:space="preserve">第1步  </w:t>
       </w:r>
       <w:r>
         <w:rPr>
@@ -3485,7 +3596,7 @@
           <w:sz w:val="21"/>
           <w:szCs w:val="21"/>
         </w:rPr>
-        <w:t xml:space="preserve">选择大类，再选择小类。选定小类后，物料编码自动生成（编码规则由编码规则表维护，全局唯一，无需也不允许手填）。</w:t>
+        <w:t xml:space="preserve">进入「基础数据 → 物料」，点「新建物料」。</w:t>
       </w:r>
     </w:p>
     <w:p>
@@ -3503,7 +3614,7 @@
           <w:sz w:val="21"/>
           <w:szCs w:val="21"/>
         </w:rPr>
-        <w:t xml:space="preserve">第3步  </w:t>
+        <w:t xml:space="preserve">第2步  </w:t>
       </w:r>
       <w:r>
         <w:rPr>
@@ -3514,7 +3625,7 @@
           <w:sz w:val="21"/>
           <w:szCs w:val="21"/>
         </w:rPr>
-        <w:t xml:space="preserve">填写名称、规格、单位等基本信息。注意：半成品/成品的物料名称要与配方名称保持一致（系统按物料名称关联配方，且配方名称不允许重复）。</w:t>
+        <w:t xml:space="preserve">选择大类，再选择小类。选定小类后，物料编码自动生成（编码规则由编码规则表维护，全局唯一，无需也不允许手填）。</w:t>
       </w:r>
     </w:p>
     <w:p>
@@ -3532,7 +3643,7 @@
           <w:sz w:val="21"/>
           <w:szCs w:val="21"/>
         </w:rPr>
-        <w:t xml:space="preserve">第4步  </w:t>
+        <w:t xml:space="preserve">第3步  </w:t>
       </w:r>
       <w:r>
         <w:rPr>
@@ -3543,7 +3654,7 @@
           <w:sz w:val="21"/>
           <w:szCs w:val="21"/>
         </w:rPr>
-        <w:t xml:space="preserve">成品（C 类）需选择主材、角色；面漆再选色系；品牌归属默认「芃远」（自产），外购成品才改成供应商名称。</w:t>
+        <w:t xml:space="preserve">填写名称、规格、单位等基本信息。注意：半成品/成品的物料名称要与配方名称保持一致（系统按物料名称关联配方，且配方名称不允许重复）。</w:t>
       </w:r>
     </w:p>
     <w:p>
@@ -3561,7 +3672,7 @@
           <w:sz w:val="21"/>
           <w:szCs w:val="21"/>
         </w:rPr>
-        <w:t xml:space="preserve">第5步  </w:t>
+        <w:t xml:space="preserve">第4步  </w:t>
       </w:r>
       <w:r>
         <w:rPr>
@@ -3572,13 +3683,13 @@
           <w:sz w:val="21"/>
           <w:szCs w:val="21"/>
         </w:rPr>
-        <w:t xml:space="preserve">保存。</w:t>
-      </w:r>
-    </w:p>
-    <w:p>
-      <w:pPr>
-        <w:spacing w:after="60" w:line="312"/>
-        <w:ind w:left="640" w:hanging="220"/>
+        <w:t xml:space="preserve">成品（C 类）需选择主材、角色；面漆再选色系；品牌归属默认「芃远」（自产），外购成品才改成供应商名称。</w:t>
+      </w:r>
+    </w:p>
+    <w:p>
+      <w:pPr>
+        <w:spacing w:after="70" w:line="312"/>
+        <w:ind w:left="640" w:hanging="360"/>
         <w:jc w:val="both"/>
       </w:pPr>
       <w:r>
@@ -3586,22 +3697,11 @@
           <w:rFonts w:ascii="Arial" w:eastAsia="Microsoft YaHei"/>
           <w:b/>
           <w:bCs/>
-          <w:color w:val="D4875A"/>
-          <w:sz w:val="21"/>
-          <w:szCs w:val="21"/>
-        </w:rPr>
-        <w:t xml:space="preserve">• </w:t>
-      </w:r>
-      <w:r>
-        <w:rPr>
-          <w:rFonts w:ascii="Arial" w:eastAsia="Microsoft YaHei"/>
-          <w:b/>
-          <w:bCs/>
-          <w:color w:val="1A2330"/>
-          <w:sz w:val="21"/>
-          <w:szCs w:val="21"/>
-        </w:rPr>
-        <w:t xml:space="preserve">编码规则：</w:t>
+          <w:color w:val="B96F45"/>
+          <w:sz w:val="21"/>
+          <w:szCs w:val="21"/>
+        </w:rPr>
+        <w:t xml:space="preserve">第5步  </w:t>
       </w:r>
       <w:r>
         <w:rPr>
@@ -3612,7 +3712,7 @@
           <w:sz w:val="21"/>
           <w:szCs w:val="21"/>
         </w:rPr>
-        <w:t xml:space="preserve">按小类规则自动生成（如 CW73001），全局唯一、编辑不可改。判断物料类别请看「大类」字段，不要看编码开头字母（半成品编码是 PJ 等开头，不是 B）。</w:t>
+        <w:t xml:space="preserve">保存。</w:t>
       </w:r>
     </w:p>
     <w:p>
@@ -3641,7 +3741,7 @@
           <w:sz w:val="21"/>
           <w:szCs w:val="21"/>
         </w:rPr>
-        <w:t xml:space="preserve">批量导入：</w:t>
+        <w:t xml:space="preserve">编码规则：</w:t>
       </w:r>
       <w:r>
         <w:rPr>
@@ -3652,33 +3752,37 @@
           <w:sz w:val="21"/>
           <w:szCs w:val="21"/>
         </w:rPr>
-        <w:t xml:space="preserve">支持 Excel 批量导入。先下载模板，按模板填写，导入时系统逐行校验，全部通过才写入；任何一行有错都会整批拒绝并列出错误原因，改好后重导即可，不会产生半截数据。</w:t>
-      </w:r>
-    </w:p>
-    <w:p>
-      <w:pPr>
-        <w:pStyle w:val="Heading2"/>
-        <w:keepNext/>
-        <w:spacing w:after="160" w:before="300" w:line="312"/>
-      </w:pPr>
-      <w:r>
-        <w:rPr>
-          <w:rFonts w:ascii="Arial" w:eastAsia="Microsoft YaHei"/>
-          <w:b/>
-          <w:bCs/>
-          <w:color w:val="B96F45"/>
-          <w:sz w:val="27"/>
-          <w:szCs w:val="27"/>
-        </w:rPr>
-        <w:t xml:space="preserve">3.2  供应商与客户档案（基础数据）</w:t>
-      </w:r>
-    </w:p>
-    <w:p>
-      <w:pPr>
-        <w:spacing w:after="80" w:line="312"/>
-        <w:ind w:firstLine="480"/>
+        <w:t xml:space="preserve">按小类规则自动生成（如 CW73001），全局唯一、编辑不可改。判断物料类别请看「大类」字段，不要看编码开头字母（半成品编码是 PJ 等开头，不是 B）。</w:t>
+      </w:r>
+    </w:p>
+    <w:p>
+      <w:pPr>
+        <w:spacing w:after="60" w:line="312"/>
+        <w:ind w:left="640" w:hanging="220"/>
         <w:jc w:val="both"/>
       </w:pPr>
+      <w:r>
+        <w:rPr>
+          <w:rFonts w:ascii="Arial" w:eastAsia="Microsoft YaHei"/>
+          <w:b/>
+          <w:bCs/>
+          <w:color w:val="D4875A"/>
+          <w:sz w:val="21"/>
+          <w:szCs w:val="21"/>
+        </w:rPr>
+        <w:t xml:space="preserve">• </w:t>
+      </w:r>
+      <w:r>
+        <w:rPr>
+          <w:rFonts w:ascii="Arial" w:eastAsia="Microsoft YaHei"/>
+          <w:b/>
+          <w:bCs/>
+          <w:color w:val="1A2330"/>
+          <w:sz w:val="21"/>
+          <w:szCs w:val="21"/>
+        </w:rPr>
+        <w:t xml:space="preserve">批量导入：</w:t>
+      </w:r>
       <w:r>
         <w:rPr>
           <w:rFonts w:ascii="Times New Roman" w:eastAsia="SimSun"/>
@@ -3688,26 +3792,33 @@
           <w:sz w:val="21"/>
           <w:szCs w:val="21"/>
         </w:rPr>
-        <w:t xml:space="preserve">供应商在「基础数据 → 供应商」，客户在「基础数据 → 客户」。操作方式类似：新建 → 填写名称、联系人、结算方式等 → 保存。支持 Excel 批量导入（下载模板 → 填写 → 导入，全量校验，同物料导入）。</w:t>
-      </w:r>
-    </w:p>
-    <w:p>
-      <w:pPr>
-        <w:spacing w:after="60" w:line="312"/>
-        <w:ind w:left="640" w:hanging="220"/>
+        <w:t xml:space="preserve">支持 Excel 批量导入。先下载模板，按模板填写，导入时系统逐行校验，全部通过才写入；任何一行有错都会整批拒绝并列出错误原因，改好后重导即可，不会产生半截数据。</w:t>
+      </w:r>
+    </w:p>
+    <w:p>
+      <w:pPr>
+        <w:pStyle w:val="Heading2"/>
+        <w:keepNext/>
+        <w:spacing w:after="160" w:before="300" w:line="312"/>
+      </w:pPr>
+      <w:r>
+        <w:rPr>
+          <w:rFonts w:ascii="Arial" w:eastAsia="Microsoft YaHei"/>
+          <w:b/>
+          <w:bCs/>
+          <w:color w:val="B96F45"/>
+          <w:sz w:val="27"/>
+          <w:szCs w:val="27"/>
+        </w:rPr>
+        <w:t xml:space="preserve">3.2  供应商与客户档案（基础数据）</w:t>
+      </w:r>
+    </w:p>
+    <w:p>
+      <w:pPr>
+        <w:spacing w:after="80" w:line="312"/>
+        <w:ind w:firstLine="480"/>
         <w:jc w:val="both"/>
       </w:pPr>
-      <w:r>
-        <w:rPr>
-          <w:rFonts w:ascii="Arial" w:eastAsia="Microsoft YaHei"/>
-          <w:b/>
-          <w:bCs/>
-          <w:color w:val="D4875A"/>
-          <w:sz w:val="21"/>
-          <w:szCs w:val="21"/>
-        </w:rPr>
-        <w:t xml:space="preserve">• </w:t>
-      </w:r>
       <w:r>
         <w:rPr>
           <w:rFonts w:ascii="Times New Roman" w:eastAsia="SimSun"/>
@@ -3717,7 +3828,7 @@
           <w:sz w:val="21"/>
           <w:szCs w:val="21"/>
         </w:rPr>
-        <w:t xml:space="preserve">客户档案里可维护信用额度。业务员发货时如超出额度，系统会弹出提醒（软拦截：提示但不阻止，由业务负责人判断是否继续）。</w:t>
+        <w:t xml:space="preserve">供应商在「基础数据 → 供应商」，客户在「基础数据 → 客户」。操作方式类似：新建 → 填写名称、联系人、结算方式等 → 保存。支持 Excel 批量导入（下载模板 → 填写 → 导入，全量校验，同物料导入）。</w:t>
       </w:r>
     </w:p>
     <w:p>
@@ -3746,6 +3857,35 @@
           <w:sz w:val="21"/>
           <w:szCs w:val="21"/>
         </w:rPr>
+        <w:t xml:space="preserve">客户档案里可维护信用额度。业务员发货时如超出额度，系统会弹出提醒（软拦截：提示但不阻止，由业务负责人判断是否继续）。</w:t>
+      </w:r>
+    </w:p>
+    <w:p>
+      <w:pPr>
+        <w:spacing w:after="60" w:line="312"/>
+        <w:ind w:left="640" w:hanging="220"/>
+        <w:jc w:val="both"/>
+      </w:pPr>
+      <w:r>
+        <w:rPr>
+          <w:rFonts w:ascii="Arial" w:eastAsia="Microsoft YaHei"/>
+          <w:b/>
+          <w:bCs/>
+          <w:color w:val="D4875A"/>
+          <w:sz w:val="21"/>
+          <w:szCs w:val="21"/>
+        </w:rPr>
+        <w:t xml:space="preserve">• </w:t>
+      </w:r>
+      <w:r>
+        <w:rPr>
+          <w:rFonts w:ascii="Times New Roman" w:eastAsia="SimSun"/>
+          <w:b w:val="false"/>
+          <w:bCs w:val="false"/>
+          <w:color w:val="2A2F36"/>
+          <w:sz w:val="21"/>
+          <w:szCs w:val="21"/>
+        </w:rPr>
         <w:t xml:space="preserve">客户档案是应收对账的依据，名称请写工商全称，与发票抬头一致，避免对账单和发票对不上。</w:t>
       </w:r>
     </w:p>
@@ -3765,6 +3905,67 @@
           <w:szCs w:val="27"/>
         </w:rPr>
         <w:t xml:space="preserve">3.3  仓库结构：仓库 → 分库 → 库位（基础数据 → 仓库）</w:t>
+      </w:r>
+    </w:p>
+    <w:p>
+      <w:pPr>
+        <w:spacing w:after="40" w:before="120"/>
+        <w:jc w:val="center"/>
+      </w:pPr>
+      <w:r>
+        <w:drawing>
+          <wp:inline distT="0" distB="0" distL="0" distR="0">
+            <wp:extent cx="11715750" cy="6991350"/>
+            <wp:effectExtent t="0" r="0" b="0" l="0"/>
+            <wp:docPr id="1" name="" descr="" title=""/>
+            <wp:cNvGraphicFramePr>
+              <a:graphicFrameLocks xmlns:a="http://schemas.openxmlformats.org/drawingml/2006/main" noChangeAspect="1"/>
+            </wp:cNvGraphicFramePr>
+            <a:graphic xmlns:a="http://schemas.openxmlformats.org/drawingml/2006/main">
+              <a:graphicData uri="http://schemas.openxmlformats.org/drawingml/2006/picture">
+                <pic:pic xmlns:pic="http://schemas.openxmlformats.org/drawingml/2006/picture">
+                  <pic:nvPicPr>
+                    <pic:cNvPr id="0" name="" descr=""/>
+                    <pic:cNvPicPr>
+                      <a:picLocks noChangeAspect="1" noChangeArrowheads="1"/>
+                    </pic:cNvPicPr>
+                  </pic:nvPicPr>
+                  <pic:blipFill>
+                    <a:blip r:embed="rId12" cstate="none"/>
+                    <a:srcRect/>
+                    <a:stretch>
+                      <a:fillRect/>
+                    </a:stretch>
+                  </pic:blipFill>
+                  <pic:spPr bwMode="auto">
+                    <a:xfrm>
+                      <a:off x="0" y="0"/>
+                      <a:ext cx="11715750" cy="6991350"/>
+                    </a:xfrm>
+                    <a:prstGeom prst="rect">
+                      <a:avLst/>
+                    </a:prstGeom>
+                  </pic:spPr>
+                </pic:pic>
+              </a:graphicData>
+            </a:graphic>
+          </wp:inline>
+        </w:drawing>
+      </w:r>
+    </w:p>
+    <w:p>
+      <w:pPr>
+        <w:spacing w:after="120"/>
+        <w:jc w:val="center"/>
+      </w:pPr>
+      <w:r>
+        <w:rPr>
+          <w:rFonts w:ascii="Arial" w:eastAsia="Microsoft YaHei"/>
+          <w:color w:val="6B7280"/>
+          <w:sz w:val="18"/>
+          <w:szCs w:val="18"/>
+        </w:rPr>
+        <w:t xml:space="preserve">仓库管理：仓库→分库→库位三级结构</w:t>
       </w:r>
     </w:p>
     <w:p>
@@ -5628,6 +5829,67 @@
     </w:p>
     <w:p>
       <w:pPr>
+        <w:spacing w:after="40" w:before="120"/>
+        <w:jc w:val="center"/>
+      </w:pPr>
+      <w:r>
+        <w:drawing>
+          <wp:inline distT="0" distB="0" distL="0" distR="0">
+            <wp:extent cx="11715750" cy="6991350"/>
+            <wp:effectExtent t="0" r="0" b="0" l="0"/>
+            <wp:docPr id="1" name="" descr="" title=""/>
+            <wp:cNvGraphicFramePr>
+              <a:graphicFrameLocks xmlns:a="http://schemas.openxmlformats.org/drawingml/2006/main" noChangeAspect="1"/>
+            </wp:cNvGraphicFramePr>
+            <a:graphic xmlns:a="http://schemas.openxmlformats.org/drawingml/2006/main">
+              <a:graphicData uri="http://schemas.openxmlformats.org/drawingml/2006/picture">
+                <pic:pic xmlns:pic="http://schemas.openxmlformats.org/drawingml/2006/picture">
+                  <pic:nvPicPr>
+                    <pic:cNvPr id="0" name="" descr=""/>
+                    <pic:cNvPicPr>
+                      <a:picLocks noChangeAspect="1" noChangeArrowheads="1"/>
+                    </pic:cNvPicPr>
+                  </pic:nvPicPr>
+                  <pic:blipFill>
+                    <a:blip r:embed="rId13" cstate="none"/>
+                    <a:srcRect/>
+                    <a:stretch>
+                      <a:fillRect/>
+                    </a:stretch>
+                  </pic:blipFill>
+                  <pic:spPr bwMode="auto">
+                    <a:xfrm>
+                      <a:off x="0" y="0"/>
+                      <a:ext cx="11715750" cy="6991350"/>
+                    </a:xfrm>
+                    <a:prstGeom prst="rect">
+                      <a:avLst/>
+                    </a:prstGeom>
+                  </pic:spPr>
+                </pic:pic>
+              </a:graphicData>
+            </a:graphic>
+          </wp:inline>
+        </w:drawing>
+      </w:r>
+    </w:p>
+    <w:p>
+      <w:pPr>
+        <w:spacing w:after="120"/>
+        <w:jc w:val="center"/>
+      </w:pPr>
+      <w:r>
+        <w:rPr>
+          <w:rFonts w:ascii="Arial" w:eastAsia="Microsoft YaHei"/>
+          <w:color w:val="6B7280"/>
+          <w:sz w:val="18"/>
+          <w:szCs w:val="18"/>
+        </w:rPr>
+        <w:t xml:space="preserve">请购单列表：MRP 生成或手工新建</w:t>
+      </w:r>
+    </w:p>
+    <w:p>
+      <w:pPr>
         <w:spacing w:after="70" w:line="312"/>
         <w:ind w:left="640" w:hanging="360"/>
         <w:jc w:val="both"/>
@@ -5816,6 +6078,67 @@
           <w:szCs w:val="27"/>
         </w:rPr>
         <w:t xml:space="preserve">4.3  采购订单（原料采购 / 成品采购）</w:t>
+      </w:r>
+    </w:p>
+    <w:p>
+      <w:pPr>
+        <w:spacing w:after="40" w:before="120"/>
+        <w:jc w:val="center"/>
+      </w:pPr>
+      <w:r>
+        <w:drawing>
+          <wp:inline distT="0" distB="0" distL="0" distR="0">
+            <wp:extent cx="11715750" cy="6991350"/>
+            <wp:effectExtent t="0" r="0" b="0" l="0"/>
+            <wp:docPr id="1" name="" descr="" title=""/>
+            <wp:cNvGraphicFramePr>
+              <a:graphicFrameLocks xmlns:a="http://schemas.openxmlformats.org/drawingml/2006/main" noChangeAspect="1"/>
+            </wp:cNvGraphicFramePr>
+            <a:graphic xmlns:a="http://schemas.openxmlformats.org/drawingml/2006/main">
+              <a:graphicData uri="http://schemas.openxmlformats.org/drawingml/2006/picture">
+                <pic:pic xmlns:pic="http://schemas.openxmlformats.org/drawingml/2006/picture">
+                  <pic:nvPicPr>
+                    <pic:cNvPr id="0" name="" descr=""/>
+                    <pic:cNvPicPr>
+                      <a:picLocks noChangeAspect="1" noChangeArrowheads="1"/>
+                    </pic:cNvPicPr>
+                  </pic:nvPicPr>
+                  <pic:blipFill>
+                    <a:blip r:embed="rId14" cstate="none"/>
+                    <a:srcRect/>
+                    <a:stretch>
+                      <a:fillRect/>
+                    </a:stretch>
+                  </pic:blipFill>
+                  <pic:spPr bwMode="auto">
+                    <a:xfrm>
+                      <a:off x="0" y="0"/>
+                      <a:ext cx="11715750" cy="6991350"/>
+                    </a:xfrm>
+                    <a:prstGeom prst="rect">
+                      <a:avLst/>
+                    </a:prstGeom>
+                  </pic:spPr>
+                </pic:pic>
+              </a:graphicData>
+            </a:graphic>
+          </wp:inline>
+        </w:drawing>
+      </w:r>
+    </w:p>
+    <w:p>
+      <w:pPr>
+        <w:spacing w:after="120"/>
+        <w:jc w:val="center"/>
+      </w:pPr>
+      <w:r>
+        <w:rPr>
+          <w:rFonts w:ascii="Arial" w:eastAsia="Microsoft YaHei"/>
+          <w:color w:val="6B7280"/>
+          <w:sz w:val="18"/>
+          <w:szCs w:val="18"/>
+        </w:rPr>
+        <w:t xml:space="preserve">原料采购列表</w:t>
       </w:r>
     </w:p>
     <w:p>
@@ -6027,6 +6350,67 @@
           <w:szCs w:val="27"/>
         </w:rPr>
         <w:t xml:space="preserve">4.4  采购到货与质检</w:t>
+      </w:r>
+    </w:p>
+    <w:p>
+      <w:pPr>
+        <w:spacing w:after="40" w:before="120"/>
+        <w:jc w:val="center"/>
+      </w:pPr>
+      <w:r>
+        <w:drawing>
+          <wp:inline distT="0" distB="0" distL="0" distR="0">
+            <wp:extent cx="11715750" cy="6991350"/>
+            <wp:effectExtent t="0" r="0" b="0" l="0"/>
+            <wp:docPr id="1" name="" descr="" title=""/>
+            <wp:cNvGraphicFramePr>
+              <a:graphicFrameLocks xmlns:a="http://schemas.openxmlformats.org/drawingml/2006/main" noChangeAspect="1"/>
+            </wp:cNvGraphicFramePr>
+            <a:graphic xmlns:a="http://schemas.openxmlformats.org/drawingml/2006/main">
+              <a:graphicData uri="http://schemas.openxmlformats.org/drawingml/2006/picture">
+                <pic:pic xmlns:pic="http://schemas.openxmlformats.org/drawingml/2006/picture">
+                  <pic:nvPicPr>
+                    <pic:cNvPr id="0" name="" descr=""/>
+                    <pic:cNvPicPr>
+                      <a:picLocks noChangeAspect="1" noChangeArrowheads="1"/>
+                    </pic:cNvPicPr>
+                  </pic:nvPicPr>
+                  <pic:blipFill>
+                    <a:blip r:embed="rId15" cstate="none"/>
+                    <a:srcRect/>
+                    <a:stretch>
+                      <a:fillRect/>
+                    </a:stretch>
+                  </pic:blipFill>
+                  <pic:spPr bwMode="auto">
+                    <a:xfrm>
+                      <a:off x="0" y="0"/>
+                      <a:ext cx="11715750" cy="6991350"/>
+                    </a:xfrm>
+                    <a:prstGeom prst="rect">
+                      <a:avLst/>
+                    </a:prstGeom>
+                  </pic:spPr>
+                </pic:pic>
+              </a:graphicData>
+            </a:graphic>
+          </wp:inline>
+        </w:drawing>
+      </w:r>
+    </w:p>
+    <w:p>
+      <w:pPr>
+        <w:spacing w:after="120"/>
+        <w:jc w:val="center"/>
+      </w:pPr>
+      <w:r>
+        <w:rPr>
+          <w:rFonts w:ascii="Arial" w:eastAsia="Microsoft YaHei"/>
+          <w:color w:val="6B7280"/>
+          <w:sz w:val="18"/>
+          <w:szCs w:val="18"/>
+        </w:rPr>
+        <w:t xml:space="preserve">采购到货列表</w:t>
       </w:r>
     </w:p>
     <w:p>
@@ -7075,6 +7459,67 @@
         <w:t xml:space="preserve">5.1  生产全流程一览</w:t>
       </w:r>
     </w:p>
+    <w:p>
+      <w:pPr>
+        <w:spacing w:after="40" w:before="120"/>
+        <w:jc w:val="center"/>
+      </w:pPr>
+      <w:r>
+        <w:drawing>
+          <wp:inline distT="0" distB="0" distL="0" distR="0">
+            <wp:extent cx="11715750" cy="6991350"/>
+            <wp:effectExtent t="0" r="0" b="0" l="0"/>
+            <wp:docPr id="1" name="" descr="" title=""/>
+            <wp:cNvGraphicFramePr>
+              <a:graphicFrameLocks xmlns:a="http://schemas.openxmlformats.org/drawingml/2006/main" noChangeAspect="1"/>
+            </wp:cNvGraphicFramePr>
+            <a:graphic xmlns:a="http://schemas.openxmlformats.org/drawingml/2006/main">
+              <a:graphicData uri="http://schemas.openxmlformats.org/drawingml/2006/picture">
+                <pic:pic xmlns:pic="http://schemas.openxmlformats.org/drawingml/2006/picture">
+                  <pic:nvPicPr>
+                    <pic:cNvPr id="0" name="" descr=""/>
+                    <pic:cNvPicPr>
+                      <a:picLocks noChangeAspect="1" noChangeArrowheads="1"/>
+                    </pic:cNvPicPr>
+                  </pic:nvPicPr>
+                  <pic:blipFill>
+                    <a:blip r:embed="rId16" cstate="none"/>
+                    <a:srcRect/>
+                    <a:stretch>
+                      <a:fillRect/>
+                    </a:stretch>
+                  </pic:blipFill>
+                  <pic:spPr bwMode="auto">
+                    <a:xfrm>
+                      <a:off x="0" y="0"/>
+                      <a:ext cx="11715750" cy="6991350"/>
+                    </a:xfrm>
+                    <a:prstGeom prst="rect">
+                      <a:avLst/>
+                    </a:prstGeom>
+                  </pic:spPr>
+                </pic:pic>
+              </a:graphicData>
+            </a:graphic>
+          </wp:inline>
+        </w:drawing>
+      </w:r>
+    </w:p>
+    <w:p>
+      <w:pPr>
+        <w:spacing w:after="120"/>
+        <w:jc w:val="center"/>
+      </w:pPr>
+      <w:r>
+        <w:rPr>
+          <w:rFonts w:ascii="Arial" w:eastAsia="Microsoft YaHei"/>
+          <w:color w:val="6B7280"/>
+          <w:sz w:val="18"/>
+          <w:szCs w:val="18"/>
+        </w:rPr>
+        <w:t xml:space="preserve">生产订单列表</w:t>
+      </w:r>
+    </w:p>
     <w:tbl>
       <w:tblPr>
         <w:tblW w:type="pct" w:w="100%"/>
@@ -7990,6 +8435,67 @@
         <w:t xml:space="preserve">5.3  领料、退料与补领</w:t>
       </w:r>
     </w:p>
+    <w:p>
+      <w:pPr>
+        <w:spacing w:after="40" w:before="120"/>
+        <w:jc w:val="center"/>
+      </w:pPr>
+      <w:r>
+        <w:drawing>
+          <wp:inline distT="0" distB="0" distL="0" distR="0">
+            <wp:extent cx="11715750" cy="6991350"/>
+            <wp:effectExtent t="0" r="0" b="0" l="0"/>
+            <wp:docPr id="1" name="" descr="" title=""/>
+            <wp:cNvGraphicFramePr>
+              <a:graphicFrameLocks xmlns:a="http://schemas.openxmlformats.org/drawingml/2006/main" noChangeAspect="1"/>
+            </wp:cNvGraphicFramePr>
+            <a:graphic xmlns:a="http://schemas.openxmlformats.org/drawingml/2006/main">
+              <a:graphicData uri="http://schemas.openxmlformats.org/drawingml/2006/picture">
+                <pic:pic xmlns:pic="http://schemas.openxmlformats.org/drawingml/2006/picture">
+                  <pic:nvPicPr>
+                    <pic:cNvPr id="0" name="" descr=""/>
+                    <pic:cNvPicPr>
+                      <a:picLocks noChangeAspect="1" noChangeArrowheads="1"/>
+                    </pic:cNvPicPr>
+                  </pic:nvPicPr>
+                  <pic:blipFill>
+                    <a:blip r:embed="rId17" cstate="none"/>
+                    <a:srcRect/>
+                    <a:stretch>
+                      <a:fillRect/>
+                    </a:stretch>
+                  </pic:blipFill>
+                  <pic:spPr bwMode="auto">
+                    <a:xfrm>
+                      <a:off x="0" y="0"/>
+                      <a:ext cx="11715750" cy="6991350"/>
+                    </a:xfrm>
+                    <a:prstGeom prst="rect">
+                      <a:avLst/>
+                    </a:prstGeom>
+                  </pic:spPr>
+                </pic:pic>
+              </a:graphicData>
+            </a:graphic>
+          </wp:inline>
+        </w:drawing>
+      </w:r>
+    </w:p>
+    <w:p>
+      <w:pPr>
+        <w:spacing w:after="120"/>
+        <w:jc w:val="center"/>
+      </w:pPr>
+      <w:r>
+        <w:rPr>
+          <w:rFonts w:ascii="Arial" w:eastAsia="Microsoft YaHei"/>
+          <w:color w:val="6B7280"/>
+          <w:sz w:val="18"/>
+          <w:szCs w:val="18"/>
+        </w:rPr>
+        <w:t xml:space="preserve">生产领料列表</w:t>
+      </w:r>
+    </w:p>
     <w:tbl>
       <w:tblPr>
         <w:tblW w:type="pct" w:w="100%"/>
@@ -8557,6 +9063,67 @@
     </w:p>
     <w:p>
       <w:pPr>
+        <w:spacing w:after="40" w:before="120"/>
+        <w:jc w:val="center"/>
+      </w:pPr>
+      <w:r>
+        <w:drawing>
+          <wp:inline distT="0" distB="0" distL="0" distR="0">
+            <wp:extent cx="11715750" cy="6991350"/>
+            <wp:effectExtent t="0" r="0" b="0" l="0"/>
+            <wp:docPr id="1" name="" descr="" title=""/>
+            <wp:cNvGraphicFramePr>
+              <a:graphicFrameLocks xmlns:a="http://schemas.openxmlformats.org/drawingml/2006/main" noChangeAspect="1"/>
+            </wp:cNvGraphicFramePr>
+            <a:graphic xmlns:a="http://schemas.openxmlformats.org/drawingml/2006/main">
+              <a:graphicData uri="http://schemas.openxmlformats.org/drawingml/2006/picture">
+                <pic:pic xmlns:pic="http://schemas.openxmlformats.org/drawingml/2006/picture">
+                  <pic:nvPicPr>
+                    <pic:cNvPr id="0" name="" descr=""/>
+                    <pic:cNvPicPr>
+                      <a:picLocks noChangeAspect="1" noChangeArrowheads="1"/>
+                    </pic:cNvPicPr>
+                  </pic:nvPicPr>
+                  <pic:blipFill>
+                    <a:blip r:embed="rId18" cstate="none"/>
+                    <a:srcRect/>
+                    <a:stretch>
+                      <a:fillRect/>
+                    </a:stretch>
+                  </pic:blipFill>
+                  <pic:spPr bwMode="auto">
+                    <a:xfrm>
+                      <a:off x="0" y="0"/>
+                      <a:ext cx="11715750" cy="6991350"/>
+                    </a:xfrm>
+                    <a:prstGeom prst="rect">
+                      <a:avLst/>
+                    </a:prstGeom>
+                  </pic:spPr>
+                </pic:pic>
+              </a:graphicData>
+            </a:graphic>
+          </wp:inline>
+        </w:drawing>
+      </w:r>
+    </w:p>
+    <w:p>
+      <w:pPr>
+        <w:spacing w:after="120"/>
+        <w:jc w:val="center"/>
+      </w:pPr>
+      <w:r>
+        <w:rPr>
+          <w:rFonts w:ascii="Arial" w:eastAsia="Microsoft YaHei"/>
+          <w:color w:val="6B7280"/>
+          <w:sz w:val="18"/>
+          <w:szCs w:val="18"/>
+        </w:rPr>
+        <w:t xml:space="preserve">生产入库列表</w:t>
+      </w:r>
+    </w:p>
+    <w:p>
+      <w:pPr>
         <w:spacing w:after="70" w:line="312"/>
         <w:ind w:left="640" w:hanging="360"/>
         <w:jc w:val="both"/>
@@ -9769,6 +10336,67 @@
     </w:p>
     <w:p>
       <w:pPr>
+        <w:spacing w:after="40" w:before="120"/>
+        <w:jc w:val="center"/>
+      </w:pPr>
+      <w:r>
+        <w:drawing>
+          <wp:inline distT="0" distB="0" distL="0" distR="0">
+            <wp:extent cx="11715750" cy="6991350"/>
+            <wp:effectExtent t="0" r="0" b="0" l="0"/>
+            <wp:docPr id="1" name="" descr="" title=""/>
+            <wp:cNvGraphicFramePr>
+              <a:graphicFrameLocks xmlns:a="http://schemas.openxmlformats.org/drawingml/2006/main" noChangeAspect="1"/>
+            </wp:cNvGraphicFramePr>
+            <a:graphic xmlns:a="http://schemas.openxmlformats.org/drawingml/2006/main">
+              <a:graphicData uri="http://schemas.openxmlformats.org/drawingml/2006/picture">
+                <pic:pic xmlns:pic="http://schemas.openxmlformats.org/drawingml/2006/picture">
+                  <pic:nvPicPr>
+                    <pic:cNvPr id="0" name="" descr=""/>
+                    <pic:cNvPicPr>
+                      <a:picLocks noChangeAspect="1" noChangeArrowheads="1"/>
+                    </pic:cNvPicPr>
+                  </pic:nvPicPr>
+                  <pic:blipFill>
+                    <a:blip r:embed="rId19" cstate="none"/>
+                    <a:srcRect/>
+                    <a:stretch>
+                      <a:fillRect/>
+                    </a:stretch>
+                  </pic:blipFill>
+                  <pic:spPr bwMode="auto">
+                    <a:xfrm>
+                      <a:off x="0" y="0"/>
+                      <a:ext cx="11715750" cy="6991350"/>
+                    </a:xfrm>
+                    <a:prstGeom prst="rect">
+                      <a:avLst/>
+                    </a:prstGeom>
+                  </pic:spPr>
+                </pic:pic>
+              </a:graphicData>
+            </a:graphic>
+          </wp:inline>
+        </w:drawing>
+      </w:r>
+    </w:p>
+    <w:p>
+      <w:pPr>
+        <w:spacing w:after="120"/>
+        <w:jc w:val="center"/>
+      </w:pPr>
+      <w:r>
+        <w:rPr>
+          <w:rFonts w:ascii="Arial" w:eastAsia="Microsoft YaHei"/>
+          <w:color w:val="6B7280"/>
+          <w:sz w:val="18"/>
+          <w:szCs w:val="18"/>
+        </w:rPr>
+        <w:t xml:space="preserve">销售订单列表</w:t>
+      </w:r>
+    </w:p>
+    <w:p>
+      <w:pPr>
         <w:spacing w:after="70" w:line="312"/>
         <w:ind w:left="640" w:hanging="360"/>
         <w:jc w:val="both"/>
@@ -10031,6 +10659,67 @@
           <w:szCs w:val="27"/>
         </w:rPr>
         <w:t xml:space="preserve">7.4  送货单与销售出库</w:t>
+      </w:r>
+    </w:p>
+    <w:p>
+      <w:pPr>
+        <w:spacing w:after="40" w:before="120"/>
+        <w:jc w:val="center"/>
+      </w:pPr>
+      <w:r>
+        <w:drawing>
+          <wp:inline distT="0" distB="0" distL="0" distR="0">
+            <wp:extent cx="11715750" cy="6991350"/>
+            <wp:effectExtent t="0" r="0" b="0" l="0"/>
+            <wp:docPr id="1" name="" descr="" title=""/>
+            <wp:cNvGraphicFramePr>
+              <a:graphicFrameLocks xmlns:a="http://schemas.openxmlformats.org/drawingml/2006/main" noChangeAspect="1"/>
+            </wp:cNvGraphicFramePr>
+            <a:graphic xmlns:a="http://schemas.openxmlformats.org/drawingml/2006/main">
+              <a:graphicData uri="http://schemas.openxmlformats.org/drawingml/2006/picture">
+                <pic:pic xmlns:pic="http://schemas.openxmlformats.org/drawingml/2006/picture">
+                  <pic:nvPicPr>
+                    <pic:cNvPr id="0" name="" descr=""/>
+                    <pic:cNvPicPr>
+                      <a:picLocks noChangeAspect="1" noChangeArrowheads="1"/>
+                    </pic:cNvPicPr>
+                  </pic:nvPicPr>
+                  <pic:blipFill>
+                    <a:blip r:embed="rId20" cstate="none"/>
+                    <a:srcRect/>
+                    <a:stretch>
+                      <a:fillRect/>
+                    </a:stretch>
+                  </pic:blipFill>
+                  <pic:spPr bwMode="auto">
+                    <a:xfrm>
+                      <a:off x="0" y="0"/>
+                      <a:ext cx="11715750" cy="6991350"/>
+                    </a:xfrm>
+                    <a:prstGeom prst="rect">
+                      <a:avLst/>
+                    </a:prstGeom>
+                  </pic:spPr>
+                </pic:pic>
+              </a:graphicData>
+            </a:graphic>
+          </wp:inline>
+        </w:drawing>
+      </w:r>
+    </w:p>
+    <w:p>
+      <w:pPr>
+        <w:spacing w:after="120"/>
+        <w:jc w:val="center"/>
+      </w:pPr>
+      <w:r>
+        <w:rPr>
+          <w:rFonts w:ascii="Arial" w:eastAsia="Microsoft YaHei"/>
+          <w:color w:val="6B7280"/>
+          <w:sz w:val="18"/>
+          <w:szCs w:val="18"/>
+        </w:rPr>
+        <w:t xml:space="preserve">销售出库列表</w:t>
       </w:r>
     </w:p>
     <w:p>
@@ -10701,6 +11390,67 @@
     </w:p>
     <w:p>
       <w:pPr>
+        <w:spacing w:after="40" w:before="120"/>
+        <w:jc w:val="center"/>
+      </w:pPr>
+      <w:r>
+        <w:drawing>
+          <wp:inline distT="0" distB="0" distL="0" distR="0">
+            <wp:extent cx="11715750" cy="6991350"/>
+            <wp:effectExtent t="0" r="0" b="0" l="0"/>
+            <wp:docPr id="1" name="" descr="" title=""/>
+            <wp:cNvGraphicFramePr>
+              <a:graphicFrameLocks xmlns:a="http://schemas.openxmlformats.org/drawingml/2006/main" noChangeAspect="1"/>
+            </wp:cNvGraphicFramePr>
+            <a:graphic xmlns:a="http://schemas.openxmlformats.org/drawingml/2006/main">
+              <a:graphicData uri="http://schemas.openxmlformats.org/drawingml/2006/picture">
+                <pic:pic xmlns:pic="http://schemas.openxmlformats.org/drawingml/2006/picture">
+                  <pic:nvPicPr>
+                    <pic:cNvPr id="0" name="" descr=""/>
+                    <pic:cNvPicPr>
+                      <a:picLocks noChangeAspect="1" noChangeArrowheads="1"/>
+                    </pic:cNvPicPr>
+                  </pic:nvPicPr>
+                  <pic:blipFill>
+                    <a:blip r:embed="rId21" cstate="none"/>
+                    <a:srcRect/>
+                    <a:stretch>
+                      <a:fillRect/>
+                    </a:stretch>
+                  </pic:blipFill>
+                  <pic:spPr bwMode="auto">
+                    <a:xfrm>
+                      <a:off x="0" y="0"/>
+                      <a:ext cx="11715750" cy="6991350"/>
+                    </a:xfrm>
+                    <a:prstGeom prst="rect">
+                      <a:avLst/>
+                    </a:prstGeom>
+                  </pic:spPr>
+                </pic:pic>
+              </a:graphicData>
+            </a:graphic>
+          </wp:inline>
+        </w:drawing>
+      </w:r>
+    </w:p>
+    <w:p>
+      <w:pPr>
+        <w:spacing w:after="120"/>
+        <w:jc w:val="center"/>
+      </w:pPr>
+      <w:r>
+        <w:rPr>
+          <w:rFonts w:ascii="Arial" w:eastAsia="Microsoft YaHei"/>
+          <w:color w:val="6B7280"/>
+          <w:sz w:val="18"/>
+          <w:szCs w:val="18"/>
+        </w:rPr>
+        <w:t xml:space="preserve">打样样品列表</w:t>
+      </w:r>
+    </w:p>
+    <w:p>
+      <w:pPr>
         <w:spacing w:after="60" w:line="312"/>
         <w:ind w:left="640" w:hanging="220"/>
         <w:jc w:val="both"/>
@@ -11984,6 +12734,67 @@
     </w:p>
     <w:p>
       <w:pPr>
+        <w:spacing w:after="40" w:before="120"/>
+        <w:jc w:val="center"/>
+      </w:pPr>
+      <w:r>
+        <w:drawing>
+          <wp:inline distT="0" distB="0" distL="0" distR="0">
+            <wp:extent cx="11715750" cy="6991350"/>
+            <wp:effectExtent t="0" r="0" b="0" l="0"/>
+            <wp:docPr id="1" name="" descr="" title=""/>
+            <wp:cNvGraphicFramePr>
+              <a:graphicFrameLocks xmlns:a="http://schemas.openxmlformats.org/drawingml/2006/main" noChangeAspect="1"/>
+            </wp:cNvGraphicFramePr>
+            <a:graphic xmlns:a="http://schemas.openxmlformats.org/drawingml/2006/main">
+              <a:graphicData uri="http://schemas.openxmlformats.org/drawingml/2006/picture">
+                <pic:pic xmlns:pic="http://schemas.openxmlformats.org/drawingml/2006/picture">
+                  <pic:nvPicPr>
+                    <pic:cNvPr id="0" name="" descr=""/>
+                    <pic:cNvPicPr>
+                      <a:picLocks noChangeAspect="1" noChangeArrowheads="1"/>
+                    </pic:cNvPicPr>
+                  </pic:nvPicPr>
+                  <pic:blipFill>
+                    <a:blip r:embed="rId22" cstate="none"/>
+                    <a:srcRect/>
+                    <a:stretch>
+                      <a:fillRect/>
+                    </a:stretch>
+                  </pic:blipFill>
+                  <pic:spPr bwMode="auto">
+                    <a:xfrm>
+                      <a:off x="0" y="0"/>
+                      <a:ext cx="11715750" cy="6991350"/>
+                    </a:xfrm>
+                    <a:prstGeom prst="rect">
+                      <a:avLst/>
+                    </a:prstGeom>
+                  </pic:spPr>
+                </pic:pic>
+              </a:graphicData>
+            </a:graphic>
+          </wp:inline>
+        </w:drawing>
+      </w:r>
+    </w:p>
+    <w:p>
+      <w:pPr>
+        <w:spacing w:after="120"/>
+        <w:jc w:val="center"/>
+      </w:pPr>
+      <w:r>
+        <w:rPr>
+          <w:rFonts w:ascii="Arial" w:eastAsia="Microsoft YaHei"/>
+          <w:color w:val="6B7280"/>
+          <w:sz w:val="18"/>
+          <w:szCs w:val="18"/>
+        </w:rPr>
+        <w:t xml:space="preserve">盘库管理</w:t>
+      </w:r>
+    </w:p>
+    <w:p>
+      <w:pPr>
         <w:spacing w:after="70" w:line="312"/>
         <w:ind w:left="640" w:hanging="360"/>
         <w:jc w:val="both"/>
@@ -12652,6 +13463,67 @@
           <w:szCs w:val="27"/>
         </w:rPr>
         <w:t xml:space="preserve">9.2  质检单操作（生产管理 → 质检管理）</w:t>
+      </w:r>
+    </w:p>
+    <w:p>
+      <w:pPr>
+        <w:spacing w:after="40" w:before="120"/>
+        <w:jc w:val="center"/>
+      </w:pPr>
+      <w:r>
+        <w:drawing>
+          <wp:inline distT="0" distB="0" distL="0" distR="0">
+            <wp:extent cx="11715750" cy="6991350"/>
+            <wp:effectExtent t="0" r="0" b="0" l="0"/>
+            <wp:docPr id="1" name="" descr="" title=""/>
+            <wp:cNvGraphicFramePr>
+              <a:graphicFrameLocks xmlns:a="http://schemas.openxmlformats.org/drawingml/2006/main" noChangeAspect="1"/>
+            </wp:cNvGraphicFramePr>
+            <a:graphic xmlns:a="http://schemas.openxmlformats.org/drawingml/2006/main">
+              <a:graphicData uri="http://schemas.openxmlformats.org/drawingml/2006/picture">
+                <pic:pic xmlns:pic="http://schemas.openxmlformats.org/drawingml/2006/picture">
+                  <pic:nvPicPr>
+                    <pic:cNvPr id="0" name="" descr=""/>
+                    <pic:cNvPicPr>
+                      <a:picLocks noChangeAspect="1" noChangeArrowheads="1"/>
+                    </pic:cNvPicPr>
+                  </pic:nvPicPr>
+                  <pic:blipFill>
+                    <a:blip r:embed="rId23" cstate="none"/>
+                    <a:srcRect/>
+                    <a:stretch>
+                      <a:fillRect/>
+                    </a:stretch>
+                  </pic:blipFill>
+                  <pic:spPr bwMode="auto">
+                    <a:xfrm>
+                      <a:off x="0" y="0"/>
+                      <a:ext cx="11715750" cy="6991350"/>
+                    </a:xfrm>
+                    <a:prstGeom prst="rect">
+                      <a:avLst/>
+                    </a:prstGeom>
+                  </pic:spPr>
+                </pic:pic>
+              </a:graphicData>
+            </a:graphic>
+          </wp:inline>
+        </w:drawing>
+      </w:r>
+    </w:p>
+    <w:p>
+      <w:pPr>
+        <w:spacing w:after="120"/>
+        <w:jc w:val="center"/>
+      </w:pPr>
+      <w:r>
+        <w:rPr>
+          <w:rFonts w:ascii="Arial" w:eastAsia="Microsoft YaHei"/>
+          <w:color w:val="6B7280"/>
+          <w:sz w:val="18"/>
+          <w:szCs w:val="18"/>
+        </w:rPr>
+        <w:t xml:space="preserve">质检管理：待检列表</w:t>
       </w:r>
     </w:p>
     <w:p>
@@ -14821,6 +15693,128 @@
     </w:p>
     <w:p>
       <w:pPr>
+        <w:spacing w:after="40" w:before="120"/>
+        <w:jc w:val="center"/>
+      </w:pPr>
+      <w:r>
+        <w:drawing>
+          <wp:inline distT="0" distB="0" distL="0" distR="0">
+            <wp:extent cx="11715750" cy="6991350"/>
+            <wp:effectExtent t="0" r="0" b="0" l="0"/>
+            <wp:docPr id="1" name="" descr="" title=""/>
+            <wp:cNvGraphicFramePr>
+              <a:graphicFrameLocks xmlns:a="http://schemas.openxmlformats.org/drawingml/2006/main" noChangeAspect="1"/>
+            </wp:cNvGraphicFramePr>
+            <a:graphic xmlns:a="http://schemas.openxmlformats.org/drawingml/2006/main">
+              <a:graphicData uri="http://schemas.openxmlformats.org/drawingml/2006/picture">
+                <pic:pic xmlns:pic="http://schemas.openxmlformats.org/drawingml/2006/picture">
+                  <pic:nvPicPr>
+                    <pic:cNvPr id="0" name="" descr=""/>
+                    <pic:cNvPicPr>
+                      <a:picLocks noChangeAspect="1" noChangeArrowheads="1"/>
+                    </pic:cNvPicPr>
+                  </pic:nvPicPr>
+                  <pic:blipFill>
+                    <a:blip r:embed="rId24" cstate="none"/>
+                    <a:srcRect/>
+                    <a:stretch>
+                      <a:fillRect/>
+                    </a:stretch>
+                  </pic:blipFill>
+                  <pic:spPr bwMode="auto">
+                    <a:xfrm>
+                      <a:off x="0" y="0"/>
+                      <a:ext cx="11715750" cy="6991350"/>
+                    </a:xfrm>
+                    <a:prstGeom prst="rect">
+                      <a:avLst/>
+                    </a:prstGeom>
+                  </pic:spPr>
+                </pic:pic>
+              </a:graphicData>
+            </a:graphic>
+          </wp:inline>
+        </w:drawing>
+      </w:r>
+    </w:p>
+    <w:p>
+      <w:pPr>
+        <w:spacing w:after="120"/>
+        <w:jc w:val="center"/>
+      </w:pPr>
+      <w:r>
+        <w:rPr>
+          <w:rFonts w:ascii="Arial" w:eastAsia="Microsoft YaHei"/>
+          <w:color w:val="6B7280"/>
+          <w:sz w:val="18"/>
+          <w:szCs w:val="18"/>
+        </w:rPr>
+        <w:t xml:space="preserve">新建收款单表单</w:t>
+      </w:r>
+    </w:p>
+    <w:p>
+      <w:pPr>
+        <w:spacing w:after="40" w:before="120"/>
+        <w:jc w:val="center"/>
+      </w:pPr>
+      <w:r>
+        <w:drawing>
+          <wp:inline distT="0" distB="0" distL="0" distR="0">
+            <wp:extent cx="11715750" cy="6991350"/>
+            <wp:effectExtent t="0" r="0" b="0" l="0"/>
+            <wp:docPr id="1" name="" descr="" title=""/>
+            <wp:cNvGraphicFramePr>
+              <a:graphicFrameLocks xmlns:a="http://schemas.openxmlformats.org/drawingml/2006/main" noChangeAspect="1"/>
+            </wp:cNvGraphicFramePr>
+            <a:graphic xmlns:a="http://schemas.openxmlformats.org/drawingml/2006/main">
+              <a:graphicData uri="http://schemas.openxmlformats.org/drawingml/2006/picture">
+                <pic:pic xmlns:pic="http://schemas.openxmlformats.org/drawingml/2006/picture">
+                  <pic:nvPicPr>
+                    <pic:cNvPr id="0" name="" descr=""/>
+                    <pic:cNvPicPr>
+                      <a:picLocks noChangeAspect="1" noChangeArrowheads="1"/>
+                    </pic:cNvPicPr>
+                  </pic:nvPicPr>
+                  <pic:blipFill>
+                    <a:blip r:embed="rId25" cstate="none"/>
+                    <a:srcRect/>
+                    <a:stretch>
+                      <a:fillRect/>
+                    </a:stretch>
+                  </pic:blipFill>
+                  <pic:spPr bwMode="auto">
+                    <a:xfrm>
+                      <a:off x="0" y="0"/>
+                      <a:ext cx="11715750" cy="6991350"/>
+                    </a:xfrm>
+                    <a:prstGeom prst="rect">
+                      <a:avLst/>
+                    </a:prstGeom>
+                  </pic:spPr>
+                </pic:pic>
+              </a:graphicData>
+            </a:graphic>
+          </wp:inline>
+        </w:drawing>
+      </w:r>
+    </w:p>
+    <w:p>
+      <w:pPr>
+        <w:spacing w:after="120"/>
+        <w:jc w:val="center"/>
+      </w:pPr>
+      <w:r>
+        <w:rPr>
+          <w:rFonts w:ascii="Arial" w:eastAsia="Microsoft YaHei"/>
+          <w:color w:val="6B7280"/>
+          <w:sz w:val="18"/>
+          <w:szCs w:val="18"/>
+        </w:rPr>
+        <w:t xml:space="preserve">收款单列表</w:t>
+      </w:r>
+    </w:p>
+    <w:p>
+      <w:pPr>
         <w:pStyle w:val="Heading3"/>
         <w:keepNext/>
         <w:spacing w:after="120" w:before="220" w:line="312"/>
@@ -15155,6 +16149,67 @@
     </w:p>
     <w:p>
       <w:pPr>
+        <w:spacing w:after="40" w:before="120"/>
+        <w:jc w:val="center"/>
+      </w:pPr>
+      <w:r>
+        <w:drawing>
+          <wp:inline distT="0" distB="0" distL="0" distR="0">
+            <wp:extent cx="11715750" cy="6991350"/>
+            <wp:effectExtent t="0" r="0" b="0" l="0"/>
+            <wp:docPr id="1" name="" descr="" title=""/>
+            <wp:cNvGraphicFramePr>
+              <a:graphicFrameLocks xmlns:a="http://schemas.openxmlformats.org/drawingml/2006/main" noChangeAspect="1"/>
+            </wp:cNvGraphicFramePr>
+            <a:graphic xmlns:a="http://schemas.openxmlformats.org/drawingml/2006/main">
+              <a:graphicData uri="http://schemas.openxmlformats.org/drawingml/2006/picture">
+                <pic:pic xmlns:pic="http://schemas.openxmlformats.org/drawingml/2006/picture">
+                  <pic:nvPicPr>
+                    <pic:cNvPr id="0" name="" descr=""/>
+                    <pic:cNvPicPr>
+                      <a:picLocks noChangeAspect="1" noChangeArrowheads="1"/>
+                    </pic:cNvPicPr>
+                  </pic:nvPicPr>
+                  <pic:blipFill>
+                    <a:blip r:embed="rId26" cstate="none"/>
+                    <a:srcRect/>
+                    <a:stretch>
+                      <a:fillRect/>
+                    </a:stretch>
+                  </pic:blipFill>
+                  <pic:spPr bwMode="auto">
+                    <a:xfrm>
+                      <a:off x="0" y="0"/>
+                      <a:ext cx="11715750" cy="6991350"/>
+                    </a:xfrm>
+                    <a:prstGeom prst="rect">
+                      <a:avLst/>
+                    </a:prstGeom>
+                  </pic:spPr>
+                </pic:pic>
+              </a:graphicData>
+            </a:graphic>
+          </wp:inline>
+        </w:drawing>
+      </w:r>
+    </w:p>
+    <w:p>
+      <w:pPr>
+        <w:spacing w:after="120"/>
+        <w:jc w:val="center"/>
+      </w:pPr>
+      <w:r>
+        <w:rPr>
+          <w:rFonts w:ascii="Arial" w:eastAsia="Microsoft YaHei"/>
+          <w:color w:val="6B7280"/>
+          <w:sz w:val="18"/>
+          <w:szCs w:val="18"/>
+        </w:rPr>
+        <w:t xml:space="preserve">银行对账：日记账、流水导入、勾对、余额调节表</w:t>
+      </w:r>
+    </w:p>
+    <w:p>
+      <w:pPr>
         <w:spacing w:after="80" w:line="312"/>
         <w:ind w:firstLine="480"/>
         <w:jc w:val="both"/>
@@ -16179,6 +17234,67 @@
           <w:szCs w:val="27"/>
         </w:rPr>
         <w:t xml:space="preserve">10.10  会计凭证</w:t>
+      </w:r>
+    </w:p>
+    <w:p>
+      <w:pPr>
+        <w:spacing w:after="40" w:before="120"/>
+        <w:jc w:val="center"/>
+      </w:pPr>
+      <w:r>
+        <w:drawing>
+          <wp:inline distT="0" distB="0" distL="0" distR="0">
+            <wp:extent cx="11715750" cy="6991350"/>
+            <wp:effectExtent t="0" r="0" b="0" l="0"/>
+            <wp:docPr id="1" name="" descr="" title=""/>
+            <wp:cNvGraphicFramePr>
+              <a:graphicFrameLocks xmlns:a="http://schemas.openxmlformats.org/drawingml/2006/main" noChangeAspect="1"/>
+            </wp:cNvGraphicFramePr>
+            <a:graphic xmlns:a="http://schemas.openxmlformats.org/drawingml/2006/main">
+              <a:graphicData uri="http://schemas.openxmlformats.org/drawingml/2006/picture">
+                <pic:pic xmlns:pic="http://schemas.openxmlformats.org/drawingml/2006/picture">
+                  <pic:nvPicPr>
+                    <pic:cNvPr id="0" name="" descr=""/>
+                    <pic:cNvPicPr>
+                      <a:picLocks noChangeAspect="1" noChangeArrowheads="1"/>
+                    </pic:cNvPicPr>
+                  </pic:nvPicPr>
+                  <pic:blipFill>
+                    <a:blip r:embed="rId27" cstate="none"/>
+                    <a:srcRect/>
+                    <a:stretch>
+                      <a:fillRect/>
+                    </a:stretch>
+                  </pic:blipFill>
+                  <pic:spPr bwMode="auto">
+                    <a:xfrm>
+                      <a:off x="0" y="0"/>
+                      <a:ext cx="11715750" cy="6991350"/>
+                    </a:xfrm>
+                    <a:prstGeom prst="rect">
+                      <a:avLst/>
+                    </a:prstGeom>
+                  </pic:spPr>
+                </pic:pic>
+              </a:graphicData>
+            </a:graphic>
+          </wp:inline>
+        </w:drawing>
+      </w:r>
+    </w:p>
+    <w:p>
+      <w:pPr>
+        <w:spacing w:after="120"/>
+        <w:jc w:val="center"/>
+      </w:pPr>
+      <w:r>
+        <w:rPr>
+          <w:rFonts w:ascii="Arial" w:eastAsia="Microsoft YaHei"/>
+          <w:color w:val="6B7280"/>
+          <w:sz w:val="18"/>
+          <w:szCs w:val="18"/>
+        </w:rPr>
+        <w:t xml:space="preserve">会计凭证列表</w:t>
       </w:r>
     </w:p>
     <w:p>
@@ -16936,6 +18052,67 @@
     </w:p>
     <w:p>
       <w:pPr>
+        <w:spacing w:after="40" w:before="120"/>
+        <w:jc w:val="center"/>
+      </w:pPr>
+      <w:r>
+        <w:drawing>
+          <wp:inline distT="0" distB="0" distL="0" distR="0">
+            <wp:extent cx="11715750" cy="6991350"/>
+            <wp:effectExtent t="0" r="0" b="0" l="0"/>
+            <wp:docPr id="1" name="" descr="" title=""/>
+            <wp:cNvGraphicFramePr>
+              <a:graphicFrameLocks xmlns:a="http://schemas.openxmlformats.org/drawingml/2006/main" noChangeAspect="1"/>
+            </wp:cNvGraphicFramePr>
+            <a:graphic xmlns:a="http://schemas.openxmlformats.org/drawingml/2006/main">
+              <a:graphicData uri="http://schemas.openxmlformats.org/drawingml/2006/picture">
+                <pic:pic xmlns:pic="http://schemas.openxmlformats.org/drawingml/2006/picture">
+                  <pic:nvPicPr>
+                    <pic:cNvPr id="0" name="" descr=""/>
+                    <pic:cNvPicPr>
+                      <a:picLocks noChangeAspect="1" noChangeArrowheads="1"/>
+                    </pic:cNvPicPr>
+                  </pic:nvPicPr>
+                  <pic:blipFill>
+                    <a:blip r:embed="rId28" cstate="none"/>
+                    <a:srcRect/>
+                    <a:stretch>
+                      <a:fillRect/>
+                    </a:stretch>
+                  </pic:blipFill>
+                  <pic:spPr bwMode="auto">
+                    <a:xfrm>
+                      <a:off x="0" y="0"/>
+                      <a:ext cx="11715750" cy="6991350"/>
+                    </a:xfrm>
+                    <a:prstGeom prst="rect">
+                      <a:avLst/>
+                    </a:prstGeom>
+                  </pic:spPr>
+                </pic:pic>
+              </a:graphicData>
+            </a:graphic>
+          </wp:inline>
+        </w:drawing>
+      </w:r>
+    </w:p>
+    <w:p>
+      <w:pPr>
+        <w:spacing w:after="120"/>
+        <w:jc w:val="center"/>
+      </w:pPr>
+      <w:r>
+        <w:rPr>
+          <w:rFonts w:ascii="Arial" w:eastAsia="Microsoft YaHei"/>
+          <w:color w:val="6B7280"/>
+          <w:sz w:val="18"/>
+          <w:szCs w:val="18"/>
+        </w:rPr>
+        <w:t xml:space="preserve">期末结账页面：结账前置校验链</w:t>
+      </w:r>
+    </w:p>
+    <w:p>
+      <w:pPr>
         <w:spacing w:after="80" w:line="312"/>
         <w:ind w:firstLine="480"/>
         <w:jc w:val="both"/>
@@ -17307,6 +18484,67 @@
           <w:szCs w:val="27"/>
         </w:rPr>
         <w:t xml:space="preserve">10.13  三大报表怎么看</w:t>
+      </w:r>
+    </w:p>
+    <w:p>
+      <w:pPr>
+        <w:spacing w:after="40" w:before="120"/>
+        <w:jc w:val="center"/>
+      </w:pPr>
+      <w:r>
+        <w:drawing>
+          <wp:inline distT="0" distB="0" distL="0" distR="0">
+            <wp:extent cx="11715750" cy="6991350"/>
+            <wp:effectExtent t="0" r="0" b="0" l="0"/>
+            <wp:docPr id="1" name="" descr="" title=""/>
+            <wp:cNvGraphicFramePr>
+              <a:graphicFrameLocks xmlns:a="http://schemas.openxmlformats.org/drawingml/2006/main" noChangeAspect="1"/>
+            </wp:cNvGraphicFramePr>
+            <a:graphic xmlns:a="http://schemas.openxmlformats.org/drawingml/2006/main">
+              <a:graphicData uri="http://schemas.openxmlformats.org/drawingml/2006/picture">
+                <pic:pic xmlns:pic="http://schemas.openxmlformats.org/drawingml/2006/picture">
+                  <pic:nvPicPr>
+                    <pic:cNvPr id="0" name="" descr=""/>
+                    <pic:cNvPicPr>
+                      <a:picLocks noChangeAspect="1" noChangeArrowheads="1"/>
+                    </pic:cNvPicPr>
+                  </pic:nvPicPr>
+                  <pic:blipFill>
+                    <a:blip r:embed="rId29" cstate="none"/>
+                    <a:srcRect/>
+                    <a:stretch>
+                      <a:fillRect/>
+                    </a:stretch>
+                  </pic:blipFill>
+                  <pic:spPr bwMode="auto">
+                    <a:xfrm>
+                      <a:off x="0" y="0"/>
+                      <a:ext cx="11715750" cy="6991350"/>
+                    </a:xfrm>
+                    <a:prstGeom prst="rect">
+                      <a:avLst/>
+                    </a:prstGeom>
+                  </pic:spPr>
+                </pic:pic>
+              </a:graphicData>
+            </a:graphic>
+          </wp:inline>
+        </w:drawing>
+      </w:r>
+    </w:p>
+    <w:p>
+      <w:pPr>
+        <w:spacing w:after="120"/>
+        <w:jc w:val="center"/>
+      </w:pPr>
+      <w:r>
+        <w:rPr>
+          <w:rFonts w:ascii="Arial" w:eastAsia="Microsoft YaHei"/>
+          <w:color w:val="6B7280"/>
+          <w:sz w:val="18"/>
+          <w:szCs w:val="18"/>
+        </w:rPr>
+        <w:t xml:space="preserve">资产负债表</w:t>
       </w:r>
     </w:p>
     <w:tbl>
@@ -20499,6 +21737,67 @@
     </w:p>
     <w:p>
       <w:pPr>
+        <w:spacing w:after="40" w:before="120"/>
+        <w:jc w:val="center"/>
+      </w:pPr>
+      <w:r>
+        <w:drawing>
+          <wp:inline distT="0" distB="0" distL="0" distR="0">
+            <wp:extent cx="11715750" cy="6991350"/>
+            <wp:effectExtent t="0" r="0" b="0" l="0"/>
+            <wp:docPr id="1" name="" descr="" title=""/>
+            <wp:cNvGraphicFramePr>
+              <a:graphicFrameLocks xmlns:a="http://schemas.openxmlformats.org/drawingml/2006/main" noChangeAspect="1"/>
+            </wp:cNvGraphicFramePr>
+            <a:graphic xmlns:a="http://schemas.openxmlformats.org/drawingml/2006/main">
+              <a:graphicData uri="http://schemas.openxmlformats.org/drawingml/2006/picture">
+                <pic:pic xmlns:pic="http://schemas.openxmlformats.org/drawingml/2006/picture">
+                  <pic:nvPicPr>
+                    <pic:cNvPr id="0" name="" descr=""/>
+                    <pic:cNvPicPr>
+                      <a:picLocks noChangeAspect="1" noChangeArrowheads="1"/>
+                    </pic:cNvPicPr>
+                  </pic:nvPicPr>
+                  <pic:blipFill>
+                    <a:blip r:embed="rId30" cstate="none"/>
+                    <a:srcRect/>
+                    <a:stretch>
+                      <a:fillRect/>
+                    </a:stretch>
+                  </pic:blipFill>
+                  <pic:spPr bwMode="auto">
+                    <a:xfrm>
+                      <a:off x="0" y="0"/>
+                      <a:ext cx="11715750" cy="6991350"/>
+                    </a:xfrm>
+                    <a:prstGeom prst="rect">
+                      <a:avLst/>
+                    </a:prstGeom>
+                  </pic:spPr>
+                </pic:pic>
+              </a:graphicData>
+            </a:graphic>
+          </wp:inline>
+        </w:drawing>
+      </w:r>
+    </w:p>
+    <w:p>
+      <w:pPr>
+        <w:spacing w:after="120"/>
+        <w:jc w:val="center"/>
+      </w:pPr>
+      <w:r>
+        <w:rPr>
+          <w:rFonts w:ascii="Arial" w:eastAsia="Microsoft YaHei"/>
+          <w:color w:val="6B7280"/>
+          <w:sz w:val="18"/>
+          <w:szCs w:val="18"/>
+        </w:rPr>
+        <w:t xml:space="preserve">经营看板（驾驶舱）</w:t>
+      </w:r>
+    </w:p>
+    <w:p>
+      <w:pPr>
         <w:spacing w:after="80" w:line="312"/>
         <w:ind w:firstLine="480"/>
         <w:jc w:val="both"/>
@@ -22416,6 +23715,67 @@
           <w:szCs w:val="27"/>
         </w:rPr>
         <w:t xml:space="preserve">12.3  AI 智能助手</w:t>
+      </w:r>
+    </w:p>
+    <w:p>
+      <w:pPr>
+        <w:spacing w:after="40" w:before="120"/>
+        <w:jc w:val="center"/>
+      </w:pPr>
+      <w:r>
+        <w:drawing>
+          <wp:inline distT="0" distB="0" distL="0" distR="0">
+            <wp:extent cx="11715750" cy="6991350"/>
+            <wp:effectExtent t="0" r="0" b="0" l="0"/>
+            <wp:docPr id="1" name="" descr="" title=""/>
+            <wp:cNvGraphicFramePr>
+              <a:graphicFrameLocks xmlns:a="http://schemas.openxmlformats.org/drawingml/2006/main" noChangeAspect="1"/>
+            </wp:cNvGraphicFramePr>
+            <a:graphic xmlns:a="http://schemas.openxmlformats.org/drawingml/2006/main">
+              <a:graphicData uri="http://schemas.openxmlformats.org/drawingml/2006/picture">
+                <pic:pic xmlns:pic="http://schemas.openxmlformats.org/drawingml/2006/picture">
+                  <pic:nvPicPr>
+                    <pic:cNvPr id="0" name="" descr=""/>
+                    <pic:cNvPicPr>
+                      <a:picLocks noChangeAspect="1" noChangeArrowheads="1"/>
+                    </pic:cNvPicPr>
+                  </pic:nvPicPr>
+                  <pic:blipFill>
+                    <a:blip r:embed="rId31" cstate="none"/>
+                    <a:srcRect/>
+                    <a:stretch>
+                      <a:fillRect/>
+                    </a:stretch>
+                  </pic:blipFill>
+                  <pic:spPr bwMode="auto">
+                    <a:xfrm>
+                      <a:off x="0" y="0"/>
+                      <a:ext cx="11715750" cy="6991350"/>
+                    </a:xfrm>
+                    <a:prstGeom prst="rect">
+                      <a:avLst/>
+                    </a:prstGeom>
+                  </pic:spPr>
+                </pic:pic>
+              </a:graphicData>
+            </a:graphic>
+          </wp:inline>
+        </w:drawing>
+      </w:r>
+    </w:p>
+    <w:p>
+      <w:pPr>
+        <w:spacing w:after="120"/>
+        <w:jc w:val="center"/>
+      </w:pPr>
+      <w:r>
+        <w:rPr>
+          <w:rFonts w:ascii="Arial" w:eastAsia="Microsoft YaHei"/>
+          <w:color w:val="6B7280"/>
+          <w:sz w:val="18"/>
+          <w:szCs w:val="18"/>
+        </w:rPr>
+        <w:t xml:space="preserve">AI 智能助手：自然语言查数</w:t>
       </w:r>
     </w:p>
     <w:p>
